--- a/downloads/workbook/ai-4-week-06.docx
+++ b/downloads/workbook/ai-4-week-06.docx
@@ -1256,6 +1256,178 @@
         <w:t>Project connection: For your Responsible Plant Classifier, save the input, procedure, observed result and limitation of this check. Label this worked example as practice; use a different, previously unreviewed case when checking independent understanding.</w:t>
       </w:r>
     </w:p>
+    <w:p>
+      <w:pPr>
+        <w:pStyle w:val="Heading1"/>
+      </w:pPr>
+      <w:r>
+        <w:t>19. Project portfolio milestone</w:t>
+      </w:r>
+    </w:p>
+    <w:p>
+      <w:r>
+        <w:t>Project: Responsible Plant Classifier</w:t>
+      </w:r>
+    </w:p>
+    <w:p>
+      <w:r>
+        <w:t>Current milestone: Frame the need. Name the user, the problem, allowed inputs and a safe simple starting method.</w:t>
+      </w:r>
+    </w:p>
+    <w:p>
+      <w:r>
+        <w:t>For your Responsible Plant Classifier, save the input, procedure, observed result and limitation of this check. Label this worked example as practice; use a different, previously unreviewed case when checking independent understanding.</w:t>
+      </w:r>
+    </w:p>
+    <w:tbl>
+      <w:tblPr>
+        <w:tblStyle w:val="LightShading-Accent1"/>
+        <w:tblW w:type="auto" w:w="0"/>
+        <w:tblLook w:firstColumn="1" w:firstRow="1" w:lastColumn="0" w:lastRow="0" w:noHBand="0" w:noVBand="1" w:val="04A0"/>
+      </w:tblPr>
+      <w:tblGrid>
+        <w:gridCol w:w="5112"/>
+        <w:gridCol w:w="5112"/>
+      </w:tblGrid>
+      <w:tr>
+        <w:trPr>
+          <w:tblHeader/>
+        </w:trPr>
+        <w:tc>
+          <w:tcPr>
+            <w:tcW w:type="dxa" w:w="5112"/>
+          </w:tcPr>
+          <w:p>
+            <w:r>
+              <w:t>Evidence to keep</w:t>
+            </w:r>
+          </w:p>
+        </w:tc>
+        <w:tc>
+          <w:tcPr>
+            <w:tcW w:type="dxa" w:w="5112"/>
+          </w:tcPr>
+          <w:p>
+            <w:r>
+              <w:t>My record</w:t>
+            </w:r>
+          </w:p>
+        </w:tc>
+      </w:tr>
+      <w:tr>
+        <w:tc>
+          <w:tcPr>
+            <w:tcW w:type="dxa" w:w="5112"/>
+          </w:tcPr>
+          <w:p>
+            <w:r>
+              <w:t>This week’s input and deciding step</w:t>
+            </w:r>
+          </w:p>
+        </w:tc>
+        <w:tc>
+          <w:tcPr>
+            <w:tcW w:type="dxa" w:w="5112"/>
+          </w:tcPr>
+          <w:p>
+            <w:r/>
+          </w:p>
+        </w:tc>
+      </w:tr>
+      <w:tr>
+        <w:tc>
+          <w:tcPr>
+            <w:tcW w:type="dxa" w:w="5112"/>
+          </w:tcPr>
+          <w:p>
+            <w:r>
+              <w:t>Prediction and actual result (or labelled paper trace)</w:t>
+            </w:r>
+          </w:p>
+        </w:tc>
+        <w:tc>
+          <w:tcPr>
+            <w:tcW w:type="dxa" w:w="5112"/>
+          </w:tcPr>
+          <w:p>
+            <w:r/>
+          </w:p>
+        </w:tc>
+      </w:tr>
+      <w:tr>
+        <w:tc>
+          <w:tcPr>
+            <w:tcW w:type="dxa" w:w="5112"/>
+          </w:tcPr>
+          <w:p>
+            <w:r>
+              <w:t>One change since the previous checkpoint and why</w:t>
+            </w:r>
+          </w:p>
+        </w:tc>
+        <w:tc>
+          <w:tcPr>
+            <w:tcW w:type="dxa" w:w="5112"/>
+          </w:tcPr>
+          <w:p>
+            <w:r/>
+          </w:p>
+        </w:tc>
+      </w:tr>
+      <w:tr>
+        <w:tc>
+          <w:tcPr>
+            <w:tcW w:type="dxa" w:w="5112"/>
+          </w:tcPr>
+          <w:p>
+            <w:r>
+              <w:t>One error or limit and the next test</w:t>
+            </w:r>
+          </w:p>
+        </w:tc>
+        <w:tc>
+          <w:tcPr>
+            <w:tcW w:type="dxa" w:w="5112"/>
+          </w:tcPr>
+          <w:p>
+            <w:r/>
+          </w:p>
+        </w:tc>
+      </w:tr>
+    </w:tbl>
+    <w:p>
+      <w:pPr>
+        <w:pStyle w:val="Heading3"/>
+      </w:pPr>
+      <w:r>
+        <w:t>Explain what this week adds to your project. Reuse last week’s record rather than starting again.</w:t>
+      </w:r>
+    </w:p>
+    <w:p>
+      <w:r>
+        <w:t>________________________________________________________________</w:t>
+      </w:r>
+    </w:p>
+    <w:p>
+      <w:r>
+        <w:t>________________________________________________________________</w:t>
+      </w:r>
+    </w:p>
+    <w:p>
+      <w:r>
+        <w:t>________________________________________________________________</w:t>
+      </w:r>
+    </w:p>
+    <w:p>
+      <w:r>
+        <w:t>________________________________________________________________</w:t>
+      </w:r>
+    </w:p>
+    <w:p>
+      <w:r>
+        <w:t>________________________________________________________________</w:t>
+      </w:r>
+    </w:p>
     <w:sectPr>
       <w:pgSz w:w="12240" w:h="15840"/>
       <w:pgMar w:top="936" w:right="1008" w:bottom="936" w:left="1008" w:header="720" w:footer="720" w:gutter="0"/>

--- a/downloads/workbook/ai-4-week-06.docx
+++ b/downloads/workbook/ai-4-week-06.docx
@@ -1428,6 +1428,243 @@
         <w:t>________________________________________________________________</w:t>
       </w:r>
     </w:p>
+    <w:p>
+      <w:pPr>
+        <w:pStyle w:val="Heading1"/>
+      </w:pPr>
+      <w:r>
+        <w:t>20. Supported practice and learning evidence</w:t>
+      </w:r>
+    </w:p>
+    <w:p>
+      <w:r>
+        <w:t>Use this supported practice once, in the browser or on paper. Keep the reserved independent assessment for a separate first attempt before teacher feedback.</w:t>
+      </w:r>
+    </w:p>
+    <w:p>
+      <w:r>
+        <w:t>Write a label rule that resolves the visible boundary case.</w:t>
+      </w:r>
+    </w:p>
+    <w:p>
+      <w:pPr>
+        <w:pStyle w:val="Heading3"/>
+      </w:pPr>
+      <w:r>
+        <w:t>Practice 1: explain the deciding evidence</w:t>
+      </w:r>
+    </w:p>
+    <w:p>
+      <w:r>
+        <w:t>Which labelled step matches this detail? If an annotator labels X healthy, compare the image and declared spot rule before changing the label.</w:t>
+      </w:r>
+    </w:p>
+    <w:p>
+      <w:r>
+        <w:t>1. Apply visible rule</w:t>
+      </w:r>
+    </w:p>
+    <w:p>
+      <w:r>
+        <w:t>2. Review disagreement</w:t>
+      </w:r>
+    </w:p>
+    <w:p>
+      <w:r>
+        <w:t>3. Handle uncertainty</w:t>
+      </w:r>
+    </w:p>
+    <w:p>
+      <w:pPr>
+        <w:pStyle w:val="Heading3"/>
+      </w:pPr>
+      <w:r>
+        <w:t>My selected conclusion, deciding fact and explanation</w:t>
+      </w:r>
+    </w:p>
+    <w:p>
+      <w:r>
+        <w:t>________________________________________________________________</w:t>
+      </w:r>
+    </w:p>
+    <w:p>
+      <w:r>
+        <w:t>________________________________________________________________</w:t>
+      </w:r>
+    </w:p>
+    <w:p>
+      <w:r>
+        <w:t>________________________________________________________________</w:t>
+      </w:r>
+    </w:p>
+    <w:p>
+      <w:r>
+        <w:t>________________________________________________________________</w:t>
+      </w:r>
+    </w:p>
+    <w:p>
+      <w:r>
+        <w:t>________________________________________________________________</w:t>
+      </w:r>
+    </w:p>
+    <w:p>
+      <w:r>
+        <w:t>Hint if needed: Read the steps in the pictorial case. Match the supplied detail to the stage that performs or records it.</w:t>
+      </w:r>
+    </w:p>
+    <w:p>
+      <w:r>
+        <w:t>After your attempt, compare with the supported explanation: Review disagreement If an annotator labels X healthy, compare the image and declared spot rule before changing the label. Read the picture in order. If an annotator labels X healthy, compare the image and declared spot rule before changing the label. The arrows show which recorded input or intermediate result each decision uses. Explain the deciding step aloud before checking the changed case; pointing to the final answer alone does not show how it follows.</w:t>
+      </w:r>
+    </w:p>
+    <w:p>
+      <w:pPr>
+        <w:pStyle w:val="Heading3"/>
+      </w:pPr>
+      <w:r>
+        <w:t>Practice 2: explain the deciding evidence</w:t>
+      </w:r>
+    </w:p>
+    <w:p>
+      <w:r>
+        <w:t>Changed-case practice: Z receives a new fully visible image with no brown spots. Which conclusion is supported by the supplied facts?</w:t>
+      </w:r>
+    </w:p>
+    <w:p>
+      <w:r>
+        <w:t>1. Label the new observation healthy under the toy rule.</w:t>
+      </w:r>
+    </w:p>
+    <w:p>
+      <w:r>
+        <w:t>2. This one example guarantees correct results for every future input.</w:t>
+      </w:r>
+    </w:p>
+    <w:p>
+      <w:r>
+        <w:t>3. We can decide the result without examining the changed input or the procedure.</w:t>
+      </w:r>
+    </w:p>
+    <w:p>
+      <w:pPr>
+        <w:pStyle w:val="Heading3"/>
+      </w:pPr>
+      <w:r>
+        <w:t>My selected conclusion, deciding fact and explanation</w:t>
+      </w:r>
+    </w:p>
+    <w:p>
+      <w:r>
+        <w:t>________________________________________________________________</w:t>
+      </w:r>
+    </w:p>
+    <w:p>
+      <w:r>
+        <w:t>________________________________________________________________</w:t>
+      </w:r>
+    </w:p>
+    <w:p>
+      <w:r>
+        <w:t>________________________________________________________________</w:t>
+      </w:r>
+    </w:p>
+    <w:p>
+      <w:r>
+        <w:t>________________________________________________________________</w:t>
+      </w:r>
+    </w:p>
+    <w:p>
+      <w:r>
+        <w:t>________________________________________________________________</w:t>
+      </w:r>
+    </w:p>
+    <w:p>
+      <w:r>
+        <w:t>Hint if needed: Use the changed condition and the deciding step in the pictorial trace. The answer must say what follows from those facts.</w:t>
+      </w:r>
+    </w:p>
+    <w:p>
+      <w:r>
+        <w:t>After your attempt, compare with the supported explanation: Label the new observation healthy under the toy rule. The missing visual evidence is now supplied; the earlier uncertain image was not proof of health.</w:t>
+      </w:r>
+    </w:p>
+    <w:p>
+      <w:pPr>
+        <w:pStyle w:val="Heading3"/>
+      </w:pPr>
+      <w:r>
+        <w:t>Repair a missing building block</w:t>
+      </w:r>
+    </w:p>
+    <w:p>
+      <w:r>
+        <w:t>Review Inspect Before Modeling (ai-4/5). Goal: Inspect row meaning missing values and repeated records. Short practice: Which original information should the inspection log preserve? Point to the relevant step in the picture, then write the changed result and the rule or evidence that supports it.. Return to this week and explain what you changed.</w:t>
+      </w:r>
+    </w:p>
+    <w:p>
+      <w:r>
+        <w:t>Review Classification or Regression? (ai-4/3). Goal: Identify a task from the meaning of its target. Short practice: Did regression MAE improve when the boundary changed? Point to the relevant step in the picture, then write the changed result and the rule or evidence that supports it.. Return to this week and explain what you changed.</w:t>
+      </w:r>
+    </w:p>
+    <w:p>
+      <w:pPr>
+        <w:pStyle w:val="Heading3"/>
+      </w:pPr>
+      <w:r>
+        <w:t>Predict, run and debug</w:t>
+      </w:r>
+    </w:p>
+    <w:p>
+      <w:r>
+        <w:t>The browser lab lets you edit the supported Python examples already included in this lesson. Predict first, run, inspect the actual output or error, change one input, then run again. Keep code, predictions, actual results and a reasoned revision together. On paper, label your result as a trace rather than an execution.</w:t>
+      </w:r>
+    </w:p>
+    <w:p>
+      <w:pPr>
+        <w:pStyle w:val="Heading3"/>
+      </w:pPr>
+      <w:r>
+        <w:t>Keep your completed work</w:t>
+      </w:r>
+    </w:p>
+    <w:p>
+      <w:r>
+        <w:t>Use Download completed work in the hosted lesson to export your answers, reflections, practice feedback and code-run evidence. Open the HTML copy to read or print it. Drafts stay in this browser when storage is available; clear drafts on a shared device.</w:t>
+      </w:r>
+    </w:p>
+    <w:p>
+      <w:pPr>
+        <w:pStyle w:val="Heading3"/>
+      </w:pPr>
+      <w:r>
+        <w:t>What I repaired, the evidence I kept and the next test</w:t>
+      </w:r>
+    </w:p>
+    <w:p>
+      <w:r>
+        <w:t>________________________________________________________________</w:t>
+      </w:r>
+    </w:p>
+    <w:p>
+      <w:r>
+        <w:t>________________________________________________________________</w:t>
+      </w:r>
+    </w:p>
+    <w:p>
+      <w:r>
+        <w:t>________________________________________________________________</w:t>
+      </w:r>
+    </w:p>
+    <w:p>
+      <w:r>
+        <w:t>________________________________________________________________</w:t>
+      </w:r>
+    </w:p>
+    <w:p>
+      <w:r>
+        <w:t>________________________________________________________________</w:t>
+      </w:r>
+    </w:p>
     <w:sectPr>
       <w:pgSz w:w="12240" w:h="15840"/>
       <w:pgMar w:top="936" w:right="1008" w:bottom="936" w:left="1008" w:header="720" w:footer="720" w:gutter="0"/>

--- a/downloads/workbook/ai-4-week-06.docx
+++ b/downloads/workbook/ai-4-week-06.docx
@@ -30,6 +30,17 @@
     </w:p>
     <w:p>
       <w:r>
+        <w:t>Record your starting explanation for Label Quality before opening notes. Show any later correction separately.</w:t>
+      </w:r>
+    </w:p>
+    <w:p>
+      <w:pPr>
+        <w:spacing w:line="336" w:lineRule="auto" w:after="180"/>
+      </w:pPr>
+      <w:r>
+        <w:rPr>
+          <w:b w:val="0"/>
+        </w:rPr>
         <w:t>Try the recall before opening notes. Then use a different colour or a labelled second line to correct your explanation.</w:t>
       </w:r>
     </w:p>
@@ -42,7 +53,13 @@
       </w:r>
     </w:p>
     <w:p>
-      <w:r>
+      <w:pPr>
+        <w:spacing w:line="336" w:lineRule="auto" w:after="180"/>
+      </w:pPr>
+      <w:r>
+        <w:rPr>
+          <w:b w:val="0"/>
+        </w:rPr>
         <w:t>Without opening the old lesson, explain one key idea from Inspect Before Modeling. Give an example and a mistake that the idea helps you avoid.</w:t>
       </w:r>
     </w:p>
@@ -78,7 +95,13 @@
       </w:r>
     </w:p>
     <w:p>
-      <w:r>
+      <w:pPr>
+        <w:spacing w:line="336" w:lineRule="auto" w:after="180"/>
+      </w:pPr>
+      <w:r>
+        <w:rPr>
+          <w:b w:val="0"/>
+        </w:rPr>
         <w:t>Without opening the old lesson, explain one key idea from Classification or Regression?. Give an example and a mistake that the idea helps you avoid.</w:t>
       </w:r>
     </w:p>
@@ -115,7 +138,42 @@
     </w:p>
     <w:p>
       <w:r>
-        <w:t>Use W2: Interpret agreement for Label definitions and disagreement. Record the answer once; the lesson and workbook refer to the same attempt.</w:t>
+        <w:t>Complete the supported Label Quality trace and record the first step you can explain without help.</w:t>
+      </w:r>
+    </w:p>
+    <w:p>
+      <w:pPr>
+        <w:spacing w:line="336" w:lineRule="auto" w:after="180"/>
+      </w:pPr>
+      <w:r>
+        <w:rPr>
+          <w:b w:val="0"/>
+        </w:rPr>
+        <w:t xml:space="preserve">Use W2: Interpret </w:t>
+      </w:r>
+      <w:r>
+        <w:rPr>
+          <w:b/>
+        </w:rPr>
+        <w:t>agreement</w:t>
+      </w:r>
+      <w:r>
+        <w:rPr>
+          <w:b w:val="0"/>
+        </w:rPr>
+        <w:t xml:space="preserve"> for Label definitions and dis</w:t>
+      </w:r>
+      <w:r>
+        <w:rPr>
+          <w:b/>
+        </w:rPr>
+        <w:t>agreement</w:t>
+      </w:r>
+      <w:r>
+        <w:rPr>
+          <w:b w:val="0"/>
+        </w:rPr>
+        <w:t>. Record the answer once; the lesson and workbook refer to the same attempt.</w:t>
       </w:r>
     </w:p>
     <w:tbl>
@@ -243,7 +301,53 @@
     </w:p>
     <w:p>
       <w:r>
-        <w:t>Use the worked case for Label definitions and disagreement. Proposed explanation: “Agreement is accuracy”. Decide whether this explanation is supported. Point to the step or supplied fact that decides; explain your repair if needed.</w:t>
+        <w:t>Check the proposed Label Quality explanation against the supplied facts before discussing it.</w:t>
+      </w:r>
+    </w:p>
+    <w:p>
+      <w:pPr>
+        <w:spacing w:line="336" w:lineRule="auto" w:after="180"/>
+      </w:pPr>
+      <w:r>
+        <w:rPr>
+          <w:b w:val="0"/>
+        </w:rPr>
+        <w:t>Use the worked case for Label definitions and dis</w:t>
+      </w:r>
+      <w:r>
+        <w:rPr>
+          <w:b/>
+        </w:rPr>
+        <w:t>agreement</w:t>
+      </w:r>
+      <w:r>
+        <w:rPr>
+          <w:b w:val="0"/>
+        </w:rPr>
+        <w:t>. Proposed explanation: “</w:t>
+      </w:r>
+      <w:r>
+        <w:rPr>
+          <w:b/>
+        </w:rPr>
+        <w:t>Agreement</w:t>
+      </w:r>
+      <w:r>
+        <w:rPr>
+          <w:b w:val="0"/>
+        </w:rPr>
+        <w:t xml:space="preserve"> is accuracy”. Decide whether this explanation is supported.</w:t>
+      </w:r>
+    </w:p>
+    <w:p>
+      <w:pPr>
+        <w:spacing w:line="336" w:lineRule="auto" w:after="180"/>
+      </w:pPr>
+      <w:r>
+        <w:rPr>
+          <w:b w:val="0"/>
+        </w:rPr>
+        <w:t>Point to the step or supplied fact that decides; explain your repair if needed.</w:t>
       </w:r>
     </w:p>
     <w:p>
@@ -283,6 +387,11 @@
       </w:r>
     </w:p>
     <w:p>
+      <w:r>
+        <w:t>Write one first attempt at the reserved independent case before feedback. Repeated copies of that case refer to the same recorded attempt.</w:t>
+      </w:r>
+    </w:p>
+    <w:p>
       <w:pPr>
         <w:pStyle w:val="Heading3"/>
       </w:pPr>
@@ -291,8 +400,60 @@
       </w:r>
     </w:p>
     <w:p>
-      <w:r>
-        <w:t>New pairs are P blocked/blocked, Q clear/blocked, R review/review, S clear/clear, T blocked/clear. P has an object inside; Q touches the line; R is partly hidden; S has all objects outside a fully visible lane; T has an object inside. Count agreement including review. Apply v1 to all five. Then report agreement on the original pairs excluding any review status, with its denominator and limitation.</w:t>
+      <w:pPr>
+        <w:spacing w:line="336" w:lineRule="auto" w:after="180"/>
+      </w:pPr>
+      <w:r>
+        <w:rPr>
+          <w:b w:val="0"/>
+        </w:rPr>
+        <w:t>New pairs are P blocked/blocked, Q clear/blocked, R review/review, S clear/clear, T blocked/clear.</w:t>
+      </w:r>
+    </w:p>
+    <w:p>
+      <w:pPr>
+        <w:spacing w:line="336" w:lineRule="auto" w:after="180"/>
+      </w:pPr>
+      <w:r>
+        <w:rPr>
+          <w:b w:val="0"/>
+        </w:rPr>
+        <w:t xml:space="preserve">P has an object inside; Q touches the line; R is partly hidden; S has all objects outside a fully visible lane; T has an object inside. Count </w:t>
+      </w:r>
+      <w:r>
+        <w:rPr>
+          <w:b/>
+        </w:rPr>
+        <w:t>agreement</w:t>
+      </w:r>
+      <w:r>
+        <w:rPr>
+          <w:b w:val="0"/>
+        </w:rPr>
+        <w:t xml:space="preserve"> including review. Apply v1 to all five.</w:t>
+      </w:r>
+    </w:p>
+    <w:p>
+      <w:pPr>
+        <w:spacing w:line="336" w:lineRule="auto" w:after="180"/>
+      </w:pPr>
+      <w:r>
+        <w:rPr>
+          <w:b w:val="0"/>
+        </w:rPr>
+        <w:t xml:space="preserve">Then report </w:t>
+      </w:r>
+      <w:r>
+        <w:rPr>
+          <w:b/>
+        </w:rPr>
+        <w:t>agreement</w:t>
+      </w:r>
+      <w:r>
+        <w:rPr>
+          <w:b w:val="0"/>
+        </w:rPr>
+        <w:t xml:space="preserve"> on the original pairs excluding any review status, with its denominator and limitation.</w:t>
       </w:r>
     </w:p>
     <w:p>
@@ -339,7 +500,13 @@
       </w:r>
     </w:p>
     <w:p>
-      <w:r>
+      <w:pPr>
+        <w:spacing w:line="336" w:lineRule="auto" w:after="180"/>
+      </w:pPr>
+      <w:r>
+        <w:rPr>
+          <w:b w:val="0"/>
+        </w:rPr>
         <w:t>Attempt this case before feedback. Record any help. Earlier examples below are further practice; a case already practised with feedback cannot establish fresh transfer.</w:t>
       </w:r>
     </w:p>
@@ -353,7 +520,30 @@
     </w:p>
     <w:p>
       <w:r>
-        <w:t>Two labelers agree on 16 of 20 leaves. Both used a rule that mistakenly calls shadows 'spots'. Compute agreement and explain why it does not establish correct labels.</w:t>
+        <w:t>Connect the Label Quality target to a trace and a justified conclusion.</w:t>
+      </w:r>
+    </w:p>
+    <w:p>
+      <w:pPr>
+        <w:spacing w:line="336" w:lineRule="auto" w:after="180"/>
+      </w:pPr>
+      <w:r>
+        <w:rPr>
+          <w:b w:val="0"/>
+        </w:rPr>
+        <w:t xml:space="preserve">Two labelers agree on 16 of 20 leaves. Both used a rule that mistakenly calls shadows 'spots'. Compute </w:t>
+      </w:r>
+      <w:r>
+        <w:rPr>
+          <w:b/>
+        </w:rPr>
+        <w:t>agreement</w:t>
+      </w:r>
+      <w:r>
+        <w:rPr>
+          <w:b w:val="0"/>
+        </w:rPr>
+        <w:t xml:space="preserve"> and explain why it does not establish correct labels.</w:t>
       </w:r>
     </w:p>
     <w:p>
@@ -366,17 +556,58 @@
     </w:p>
     <w:p>
       <w:r>
-        <w:t>Two annotators disagree on three of ten leaves, especially mild spotting.</w:t>
-      </w:r>
-    </w:p>
-    <w:p>
-      <w:r>
+        <w:t>Solve the supplied Label Quality case and show the deciding evidence.</w:t>
+      </w:r>
+    </w:p>
+    <w:p>
+      <w:pPr>
+        <w:spacing w:line="336" w:lineRule="auto" w:after="180"/>
+      </w:pPr>
+      <w:r>
+        <w:rPr>
+          <w:b w:val="0"/>
+        </w:rPr>
+        <w:t xml:space="preserve">Two </w:t>
+      </w:r>
+      <w:r>
+        <w:rPr>
+          <w:b/>
+        </w:rPr>
+        <w:t>annotator</w:t>
+      </w:r>
+      <w:r>
+        <w:rPr>
+          <w:b w:val="0"/>
+        </w:rPr>
+        <w:t>s disagree on three of ten leaves, especially mild spotting.</w:t>
+      </w:r>
+    </w:p>
+    <w:p>
+      <w:pPr>
+        <w:spacing w:line="336" w:lineRule="auto" w:after="180"/>
+      </w:pPr>
+      <w:r>
+        <w:rPr>
+          <w:b w:val="0"/>
+        </w:rPr>
         <w:t>Improve label quality.</w:t>
       </w:r>
     </w:p>
     <w:p>
-      <w:r>
-        <w:t>Show your trace, calculation or evidence</w:t>
+      <w:pPr>
+        <w:spacing w:line="336" w:lineRule="auto" w:after="180"/>
+      </w:pPr>
+      <w:r>
+        <w:rPr>
+          <w:b w:val="0"/>
+        </w:rPr>
+        <w:t xml:space="preserve">Show your trace, calculation or </w:t>
+      </w:r>
+      <w:r>
+        <w:rPr>
+          <w:b/>
+        </w:rPr>
+        <w:t>evidence</w:t>
       </w:r>
     </w:p>
     <w:p>
@@ -422,11 +653,40 @@
     </w:p>
     <w:p>
       <w:r>
-        <w:t>Two labelers assign different species to the same image. Should you silently pick the label that helps the model score? Describe a better process.</w:t>
-      </w:r>
-    </w:p>
-    <w:p>
-      <w:r>
+        <w:t>Apply the procedure to the changed case and record why the conclusion follows.</w:t>
+      </w:r>
+    </w:p>
+    <w:p>
+      <w:pPr>
+        <w:spacing w:line="336" w:lineRule="auto" w:after="180"/>
+      </w:pPr>
+      <w:r>
+        <w:rPr>
+          <w:b w:val="0"/>
+        </w:rPr>
+        <w:t xml:space="preserve">Two labelers assign different species to the same image. Should you silently pick the label that helps the model score? Describe a better </w:t>
+      </w:r>
+      <w:r>
+        <w:rPr>
+          <w:b/>
+        </w:rPr>
+        <w:t>process</w:t>
+      </w:r>
+      <w:r>
+        <w:rPr>
+          <w:b w:val="0"/>
+        </w:rPr>
+        <w:t>.</w:t>
+      </w:r>
+    </w:p>
+    <w:p>
+      <w:pPr>
+        <w:spacing w:line="336" w:lineRule="auto" w:after="180"/>
+      </w:pPr>
+      <w:r>
+        <w:rPr>
+          <w:b w:val="0"/>
+        </w:rPr>
         <w:t>My independent answer and reason</w:t>
       </w:r>
     </w:p>
@@ -481,7 +741,30 @@
     </w:p>
     <w:p>
       <w:r>
-        <w:t>Create a changed input, boundary case or missing-information case. Write the expected answer or safe response before testing.</w:t>
+        <w:t>Specify a changed input, expected result and observation separately.</w:t>
+      </w:r>
+    </w:p>
+    <w:p>
+      <w:pPr>
+        <w:spacing w:line="336" w:lineRule="auto" w:after="180"/>
+      </w:pPr>
+      <w:r>
+        <w:rPr>
+          <w:b w:val="0"/>
+        </w:rPr>
+        <w:t xml:space="preserve">Create a changed </w:t>
+      </w:r>
+      <w:r>
+        <w:rPr>
+          <w:b/>
+        </w:rPr>
+        <w:t>input</w:t>
+      </w:r>
+      <w:r>
+        <w:rPr>
+          <w:b w:val="0"/>
+        </w:rPr>
+        <w:t>, boundary case or missing-information case. Write the expected answer or safe response before testing.</w:t>
       </w:r>
     </w:p>
     <w:tbl>
@@ -610,12 +893,41 @@
     </w:p>
     <w:p>
       <w:r>
+        <w:t>Justify what Label Quality adds to Responsible Plant Classifier and keep the evidence.</w:t>
+      </w:r>
+    </w:p>
+    <w:p>
+      <w:pPr>
+        <w:spacing w:line="336" w:lineRule="auto" w:after="180"/>
+      </w:pPr>
+      <w:r>
+        <w:rPr>
+          <w:b w:val="0"/>
+        </w:rPr>
         <w:t>Write the Plant Classifier label guide with positive, negative, borderline, and not-labelable examples.</w:t>
       </w:r>
     </w:p>
     <w:p>
-      <w:r>
-        <w:t>The project change and evidence I will keep</w:t>
+      <w:pPr>
+        <w:spacing w:line="336" w:lineRule="auto" w:after="180"/>
+      </w:pPr>
+      <w:r>
+        <w:rPr>
+          <w:b w:val="0"/>
+        </w:rPr>
+        <w:t xml:space="preserve">The project change and </w:t>
+      </w:r>
+      <w:r>
+        <w:rPr>
+          <w:b/>
+        </w:rPr>
+        <w:t>evidence</w:t>
+      </w:r>
+      <w:r>
+        <w:rPr>
+          <w:b w:val="0"/>
+        </w:rPr>
+        <w:t xml:space="preserve"> I will keep</w:t>
       </w:r>
     </w:p>
     <w:p>
@@ -661,11 +973,54 @@
     </w:p>
     <w:p>
       <w:r>
-        <w:t>I can explain the mechanism. I can show evidence. I can handle a changed case. I can name a limit. Mark each as not yet, with help or independently, and attach supporting work.</w:t>
-      </w:r>
-    </w:p>
-    <w:p>
-      <w:r>
+        <w:t>Judge explanation, evidence, transfer and limits separately; attach the work behind your judgement.</w:t>
+      </w:r>
+    </w:p>
+    <w:p>
+      <w:pPr>
+        <w:pStyle w:val="ListBullet"/>
+      </w:pPr>
+      <w:r>
+        <w:t>I can explain the mechanism.</w:t>
+      </w:r>
+    </w:p>
+    <w:p>
+      <w:pPr>
+        <w:pStyle w:val="ListBullet"/>
+      </w:pPr>
+      <w:r>
+        <w:t>I can show evidence.</w:t>
+      </w:r>
+    </w:p>
+    <w:p>
+      <w:pPr>
+        <w:pStyle w:val="ListBullet"/>
+      </w:pPr>
+      <w:r>
+        <w:t>I can handle a changed case.</w:t>
+      </w:r>
+    </w:p>
+    <w:p>
+      <w:pPr>
+        <w:pStyle w:val="ListBullet"/>
+      </w:pPr>
+      <w:r>
+        <w:t>I can name a limit.</w:t>
+      </w:r>
+    </w:p>
+    <w:p>
+      <w:r>
+        <w:t>Mark each as not yet, with help or independently, and attach supporting work.</w:t>
+      </w:r>
+    </w:p>
+    <w:p>
+      <w:pPr>
+        <w:spacing w:line="336" w:lineRule="auto" w:after="180"/>
+      </w:pPr>
+      <w:r>
+        <w:rPr>
+          <w:b w:val="0"/>
+        </w:rPr>
         <w:t>Teacher review ____________________  Next step ____________________</w:t>
       </w:r>
     </w:p>
@@ -679,7 +1034,30 @@
     </w:p>
     <w:p>
       <w:r>
-        <w:t>Two labelers agree on 16 of 20 leaves. Both used a rule that mistakenly calls shadows 'spots'. Compute agreement and explain why it does not establish correct labels.</w:t>
+        <w:t>Use this earlier case as transfer practice. A case already discussed with feedback is not fresh assessment evidence.</w:t>
+      </w:r>
+    </w:p>
+    <w:p>
+      <w:pPr>
+        <w:spacing w:line="336" w:lineRule="auto" w:after="180"/>
+      </w:pPr>
+      <w:r>
+        <w:rPr>
+          <w:b w:val="0"/>
+        </w:rPr>
+        <w:t xml:space="preserve">Two labelers agree on 16 of 20 leaves. Both used a rule that mistakenly calls shadows 'spots'. Compute </w:t>
+      </w:r>
+      <w:r>
+        <w:rPr>
+          <w:b/>
+        </w:rPr>
+        <w:t>agreement</w:t>
+      </w:r>
+      <w:r>
+        <w:rPr>
+          <w:b w:val="0"/>
+        </w:rPr>
+        <w:t xml:space="preserve"> and explain why it does not establish correct labels.</w:t>
       </w:r>
     </w:p>
     <w:p>
@@ -726,7 +1104,13 @@
       </w:r>
     </w:p>
     <w:p>
-      <w:r>
+      <w:pPr>
+        <w:spacing w:line="336" w:lineRule="auto" w:after="180"/>
+      </w:pPr>
+      <w:r>
+        <w:rPr>
+          <w:b w:val="0"/>
+        </w:rPr>
         <w:t>Record support used: none, hint or teacher explanation.</w:t>
       </w:r>
     </w:p>
@@ -740,7 +1124,30 @@
     </w:p>
     <w:p>
       <w:r>
-        <w:t>Under rule v1, label a wheel touching the boundary, an object entirely outside a fully visible lane, and a partly hidden lane. Explain the evidence for each.</w:t>
+        <w:t>Use the boundary and review rules. Apply the supplied Label Quality facts and keep your reasoning.</w:t>
+      </w:r>
+    </w:p>
+    <w:p>
+      <w:pPr>
+        <w:spacing w:line="336" w:lineRule="auto" w:after="180"/>
+      </w:pPr>
+      <w:r>
+        <w:rPr>
+          <w:b w:val="0"/>
+        </w:rPr>
+        <w:t xml:space="preserve">Under rule v1, label a wheel touching the boundary, an object entirely outside a fully visible lane, and a partly hidden lane. Explain the </w:t>
+      </w:r>
+      <w:r>
+        <w:rPr>
+          <w:b/>
+        </w:rPr>
+        <w:t>evidence</w:t>
+      </w:r>
+      <w:r>
+        <w:rPr>
+          <w:b w:val="0"/>
+        </w:rPr>
+        <w:t xml:space="preserve"> for each.</w:t>
       </w:r>
     </w:p>
     <w:p>
@@ -791,7 +1198,30 @@
     </w:p>
     <w:p>
       <w:r>
-        <w:t>Explain the output 2 4 for A through D. State the fraction and percent, whether review is included, and why this is not model accuracy.</w:t>
+        <w:t>Interpret agreement. Apply the supplied Label Quality facts and keep your reasoning.</w:t>
+      </w:r>
+    </w:p>
+    <w:p>
+      <w:pPr>
+        <w:spacing w:line="336" w:lineRule="auto" w:after="180"/>
+      </w:pPr>
+      <w:r>
+        <w:rPr>
+          <w:b w:val="0"/>
+        </w:rPr>
+        <w:t xml:space="preserve">Explain the </w:t>
+      </w:r>
+      <w:r>
+        <w:rPr>
+          <w:b/>
+        </w:rPr>
+        <w:t>output</w:t>
+      </w:r>
+      <w:r>
+        <w:rPr>
+          <w:b w:val="0"/>
+        </w:rPr>
+        <w:t xml:space="preserve"> 2 4 for A through D. State the fraction and percent, whether review is included, and why this is not model accuracy.</w:t>
       </w:r>
     </w:p>
     <w:p>
@@ -842,7 +1272,30 @@
     </w:p>
     <w:p>
       <w:r>
-        <w:t>For B and C, record original labels, visible evidence, rule version and reviewed decision. Explain why the original labels should remain available.</w:t>
+        <w:t>Write a decision log. Apply the supplied Label Quality facts and keep your reasoning.</w:t>
+      </w:r>
+    </w:p>
+    <w:p>
+      <w:pPr>
+        <w:spacing w:line="336" w:lineRule="auto" w:after="180"/>
+      </w:pPr>
+      <w:r>
+        <w:rPr>
+          <w:b w:val="0"/>
+        </w:rPr>
+        <w:t xml:space="preserve">For B and C, record original labels, visible </w:t>
+      </w:r>
+      <w:r>
+        <w:rPr>
+          <w:b/>
+        </w:rPr>
+        <w:t>evidence</w:t>
+      </w:r>
+      <w:r>
+        <w:rPr>
+          <w:b w:val="0"/>
+        </w:rPr>
+        <w:t>, rule version and reviewed decision. Explain why the original labels should remain available.</w:t>
       </w:r>
     </w:p>
     <w:p>
@@ -893,7 +1346,64 @@
     </w:p>
     <w:p>
       <w:r>
-        <w:t>New pairs are P blocked/blocked, Q clear/blocked, R review/review, S clear/clear, T blocked/clear. P has an object inside; Q touches the line; R is partly hidden; S has all objects outside a fully visible lane; T has an object inside. Count agreement including review. Apply v1 to all five. Then report agreement on the original pairs excluding any review status, with its denominator and limitation.</w:t>
+        <w:t>Attempt before feedback. If this repeats the selected independent case, reuse that first attempt; otherwise keep a separate record. Apply the process independently. Apply the supplied Label Quality facts and keep your reasoning.</w:t>
+      </w:r>
+    </w:p>
+    <w:p>
+      <w:pPr>
+        <w:spacing w:line="336" w:lineRule="auto" w:after="180"/>
+      </w:pPr>
+      <w:r>
+        <w:rPr>
+          <w:b w:val="0"/>
+        </w:rPr>
+        <w:t>New pairs are P blocked/blocked, Q clear/blocked, R review/review, S clear/clear, T blocked/clear.</w:t>
+      </w:r>
+    </w:p>
+    <w:p>
+      <w:pPr>
+        <w:spacing w:line="336" w:lineRule="auto" w:after="180"/>
+      </w:pPr>
+      <w:r>
+        <w:rPr>
+          <w:b w:val="0"/>
+        </w:rPr>
+        <w:t xml:space="preserve">P has an object inside; Q touches the line; R is partly hidden; S has all objects outside a fully visible lane; T has an object inside. Count </w:t>
+      </w:r>
+      <w:r>
+        <w:rPr>
+          <w:b/>
+        </w:rPr>
+        <w:t>agreement</w:t>
+      </w:r>
+      <w:r>
+        <w:rPr>
+          <w:b w:val="0"/>
+        </w:rPr>
+        <w:t xml:space="preserve"> including review. Apply v1 to all five.</w:t>
+      </w:r>
+    </w:p>
+    <w:p>
+      <w:pPr>
+        <w:spacing w:line="336" w:lineRule="auto" w:after="180"/>
+      </w:pPr>
+      <w:r>
+        <w:rPr>
+          <w:b w:val="0"/>
+        </w:rPr>
+        <w:t xml:space="preserve">Then report </w:t>
+      </w:r>
+      <w:r>
+        <w:rPr>
+          <w:b/>
+        </w:rPr>
+        <w:t>agreement</w:t>
+      </w:r>
+      <w:r>
+        <w:rPr>
+          <w:b w:val="0"/>
+        </w:rPr>
+        <w:t xml:space="preserve"> on the original pairs excluding any review status, with its denominator and limitation.</w:t>
       </w:r>
     </w:p>
     <w:p>
@@ -954,6 +1464,17 @@
     </w:p>
     <w:p>
       <w:r>
+        <w:t>Draft and test a label rule. Apply the supplied Label Quality facts and keep your reasoning.</w:t>
+      </w:r>
+    </w:p>
+    <w:p>
+      <w:pPr>
+        <w:spacing w:line="336" w:lineRule="auto" w:after="180"/>
+      </w:pPr>
+      <w:r>
+        <w:rPr>
+          <w:b w:val="0"/>
+        </w:rPr>
         <w:t>Write a short v1 labeling instruction covering blocked, clear, the touching boundary and review. Add one boundary example. Explain why three people voting clear cannot settle a hidden lane.</w:t>
       </w:r>
     </w:p>
@@ -1001,6 +1522,11 @@
       </w:pPr>
       <w:r>
         <w:t>17. Feedback, return check and learning record</w:t>
+      </w:r>
+    </w:p>
+    <w:p>
+      <w:r>
+        <w:t>Record the first repaired step and a different case to revisit after a delay.</w:t>
       </w:r>
     </w:p>
     <w:tbl>
@@ -1140,7 +1666,13 @@
       </w:tr>
     </w:tbl>
     <w:p>
-      <w:r>
+      <w:pPr>
+        <w:spacing w:line="336" w:lineRule="auto" w:after="180"/>
+      </w:pPr>
+      <w:r>
+        <w:rPr>
+          <w:b w:val="0"/>
+        </w:rPr>
         <w:t>Revisit this idea with your teacher after a delay. Familiarity is different from explaining and using it on a changed case.</w:t>
       </w:r>
     </w:p>
@@ -1154,17 +1686,64 @@
     </w:p>
     <w:p>
       <w:r>
-        <w:t>Write a label rule that resolves the visible boundary case.</w:t>
-      </w:r>
-    </w:p>
-    <w:p>
-      <w:r>
+        <w:t>Write a label rule that resolves the visible boundary case. Explain the labelled step before checking the changed condition.</w:t>
+      </w:r>
+    </w:p>
+    <w:p>
+      <w:pPr>
+        <w:spacing w:line="336" w:lineRule="auto" w:after="180"/>
+      </w:pPr>
+      <w:r>
+        <w:rPr>
+          <w:b w:val="0"/>
+        </w:rPr>
+        <w:t xml:space="preserve">Write a </w:t>
+      </w:r>
+      <w:r>
+        <w:rPr>
+          <w:b/>
+        </w:rPr>
+        <w:t>label rule</w:t>
+      </w:r>
+      <w:r>
+        <w:rPr>
+          <w:b w:val="0"/>
+        </w:rPr>
+        <w:t xml:space="preserve"> that resolves the visible boundary case.</w:t>
+      </w:r>
+    </w:p>
+    <w:p>
+      <w:pPr>
+        <w:spacing w:line="336" w:lineRule="auto" w:after="180"/>
+      </w:pPr>
+      <w:r>
+        <w:rPr>
+          <w:b w:val="0"/>
+        </w:rPr>
         <w:t>Toy spotted-leaf rule: at least one fully visible brown spot means spotted; occluded leaves require review. X has one visible spot; Y has none; Z is half hidden.</w:t>
       </w:r>
     </w:p>
     <w:p>
-      <w:r>
-        <w:t>All inputs and outcomes in this worked example are invented classroom data; no real model run is claimed.</w:t>
+      <w:pPr>
+        <w:spacing w:line="336" w:lineRule="auto" w:after="180"/>
+      </w:pPr>
+      <w:r>
+        <w:rPr>
+          <w:b w:val="0"/>
+        </w:rPr>
+        <w:t xml:space="preserve">All </w:t>
+      </w:r>
+      <w:r>
+        <w:rPr>
+          <w:b/>
+        </w:rPr>
+        <w:t>input</w:t>
+      </w:r>
+      <w:r>
+        <w:rPr>
+          <w:b w:val="0"/>
+        </w:rPr>
+        <w:t>s and outcomes in this worked example are invented classroom data; no real model run is claimed.</w:t>
       </w:r>
     </w:p>
     <w:p>
@@ -1204,8 +1783,50 @@
       </w:r>
     </w:p>
     <w:p>
-      <w:r>
-        <w:t>Why should two annotators not vote away Z’s missing evidence? Point to the relevant step in the picture, then write the changed result and the rule or evidence that supports it.</w:t>
+      <w:pPr>
+        <w:spacing w:line="336" w:lineRule="auto" w:after="180"/>
+      </w:pPr>
+      <w:r>
+        <w:rPr>
+          <w:b w:val="0"/>
+        </w:rPr>
+        <w:t xml:space="preserve">Why should two </w:t>
+      </w:r>
+      <w:r>
+        <w:rPr>
+          <w:b/>
+        </w:rPr>
+        <w:t>annotator</w:t>
+      </w:r>
+      <w:r>
+        <w:rPr>
+          <w:b w:val="0"/>
+        </w:rPr>
+        <w:t xml:space="preserve">s not vote away Z’s missing </w:t>
+      </w:r>
+      <w:r>
+        <w:rPr>
+          <w:b/>
+        </w:rPr>
+        <w:t>evidence</w:t>
+      </w:r>
+      <w:r>
+        <w:rPr>
+          <w:b w:val="0"/>
+        </w:rPr>
+        <w:t xml:space="preserve">? Point to the relevant step in the picture, then write the changed result and the rule or </w:t>
+      </w:r>
+      <w:r>
+        <w:rPr>
+          <w:b/>
+        </w:rPr>
+        <w:t>evidence</w:t>
+      </w:r>
+      <w:r>
+        <w:rPr>
+          <w:b w:val="0"/>
+        </w:rPr>
+        <w:t xml:space="preserve"> that supports it.</w:t>
       </w:r>
     </w:p>
     <w:p>
@@ -1247,13 +1868,69 @@
       </w:r>
     </w:p>
     <w:p>
-      <w:r>
-        <w:t>Support used: alone / hint / worked example. This record is practice evidence.</w:t>
-      </w:r>
-    </w:p>
-    <w:p>
-      <w:r>
-        <w:t>Project connection: For your Responsible Plant Classifier, save the input, procedure, observed result and limitation of this check. Label this worked example as practice; use a different, previously unreviewed case when checking independent understanding.</w:t>
+      <w:pPr>
+        <w:pStyle w:val="Heading3"/>
+      </w:pPr>
+      <w:r>
+        <w:t>Record the help used</w:t>
+      </w:r>
+    </w:p>
+    <w:p>
+      <w:pPr>
+        <w:spacing w:line="336" w:lineRule="auto" w:after="180"/>
+        <w:shd w:fill="F1F6F8"/>
+      </w:pPr>
+      <w:r>
+        <w:rPr>
+          <w:b w:val="0"/>
+        </w:rPr>
+        <w:t xml:space="preserve">Support used: alone / hint / worked example. This record is practice </w:t>
+      </w:r>
+      <w:r>
+        <w:rPr>
+          <w:b/>
+        </w:rPr>
+        <w:t>evidence</w:t>
+      </w:r>
+      <w:r>
+        <w:rPr>
+          <w:b w:val="0"/>
+        </w:rPr>
+        <w:t>.</w:t>
+      </w:r>
+    </w:p>
+    <w:p>
+      <w:pPr>
+        <w:spacing w:line="336" w:lineRule="auto" w:after="180"/>
+      </w:pPr>
+      <w:r>
+        <w:rPr>
+          <w:b w:val="0"/>
+        </w:rPr>
+        <w:t xml:space="preserve">Project connection: For your Responsible Plant Classifier, save the </w:t>
+      </w:r>
+      <w:r>
+        <w:rPr>
+          <w:b/>
+        </w:rPr>
+        <w:t>input</w:t>
+      </w:r>
+      <w:r>
+        <w:rPr>
+          <w:b w:val="0"/>
+        </w:rPr>
+        <w:t>, procedure, observed result and limitation of this check.</w:t>
+      </w:r>
+    </w:p>
+    <w:p>
+      <w:pPr>
+        <w:spacing w:line="336" w:lineRule="auto" w:after="180"/>
+      </w:pPr>
+      <w:r>
+        <w:rPr>
+          <w:b w:val="0"/>
+        </w:rPr>
+        <w:t>Label this worked example as practice; use a different, previously unreviewed case when checking independent understanding.</w:t>
       </w:r>
     </w:p>
     <w:p>
@@ -1266,17 +1943,75 @@
     </w:p>
     <w:p>
       <w:r>
+        <w:t>Keep this week’s input, deciding step, result and limit together in the Responsible Plant Classifier record.</w:t>
+      </w:r>
+    </w:p>
+    <w:p>
+      <w:pPr>
+        <w:spacing w:line="336" w:lineRule="auto" w:after="180"/>
+      </w:pPr>
+      <w:r>
+        <w:rPr>
+          <w:b w:val="0"/>
+        </w:rPr>
         <w:t>Project: Responsible Plant Classifier</w:t>
       </w:r>
     </w:p>
     <w:p>
-      <w:r>
-        <w:t>Current milestone: Frame the need. Name the user, the problem, allowed inputs and a safe simple starting method.</w:t>
-      </w:r>
-    </w:p>
-    <w:p>
-      <w:r>
-        <w:t>For your Responsible Plant Classifier, save the input, procedure, observed result and limitation of this check. Label this worked example as practice; use a different, previously unreviewed case when checking independent understanding.</w:t>
+      <w:pPr>
+        <w:spacing w:line="336" w:lineRule="auto" w:after="180"/>
+      </w:pPr>
+      <w:r>
+        <w:rPr>
+          <w:b w:val="0"/>
+        </w:rPr>
+        <w:t xml:space="preserve">Current milestone: Frame the need. Name the user, the problem, allowed </w:t>
+      </w:r>
+      <w:r>
+        <w:rPr>
+          <w:b/>
+        </w:rPr>
+        <w:t>input</w:t>
+      </w:r>
+      <w:r>
+        <w:rPr>
+          <w:b w:val="0"/>
+        </w:rPr>
+        <w:t>s and a safe simple starting method.</w:t>
+      </w:r>
+    </w:p>
+    <w:p>
+      <w:pPr>
+        <w:spacing w:line="336" w:lineRule="auto" w:after="180"/>
+      </w:pPr>
+      <w:r>
+        <w:rPr>
+          <w:b w:val="0"/>
+        </w:rPr>
+        <w:t xml:space="preserve">For your Responsible Plant Classifier, save the </w:t>
+      </w:r>
+      <w:r>
+        <w:rPr>
+          <w:b/>
+        </w:rPr>
+        <w:t>input</w:t>
+      </w:r>
+      <w:r>
+        <w:rPr>
+          <w:b w:val="0"/>
+        </w:rPr>
+        <w:t>, procedure, observed result and limitation of this check.</w:t>
+      </w:r>
+    </w:p>
+    <w:p>
+      <w:pPr>
+        <w:spacing w:line="336" w:lineRule="auto" w:after="180"/>
+      </w:pPr>
+      <w:r>
+        <w:rPr>
+          <w:b w:val="0"/>
+        </w:rPr>
+        <w:t>Label this worked example as practice; use a different, previously unreviewed case when checking independent understanding.</w:t>
       </w:r>
     </w:p>
     <w:tbl>
@@ -1438,12 +2173,41 @@
     </w:p>
     <w:p>
       <w:r>
+        <w:t>Try the supported questions before comparing with hints and feedback. Record what you repaired and the evidence you retained.</w:t>
+      </w:r>
+    </w:p>
+    <w:p>
+      <w:pPr>
+        <w:spacing w:line="336" w:lineRule="auto" w:after="180"/>
+      </w:pPr>
+      <w:r>
+        <w:rPr>
+          <w:b w:val="0"/>
+        </w:rPr>
         <w:t>Use this supported practice once, in the browser or on paper. Keep the reserved independent assessment for a separate first attempt before teacher feedback.</w:t>
       </w:r>
     </w:p>
     <w:p>
-      <w:r>
-        <w:t>Write a label rule that resolves the visible boundary case.</w:t>
+      <w:pPr>
+        <w:spacing w:line="336" w:lineRule="auto" w:after="180"/>
+      </w:pPr>
+      <w:r>
+        <w:rPr>
+          <w:b w:val="0"/>
+        </w:rPr>
+        <w:t xml:space="preserve">Write a </w:t>
+      </w:r>
+      <w:r>
+        <w:rPr>
+          <w:b/>
+        </w:rPr>
+        <w:t>label rule</w:t>
+      </w:r>
+      <w:r>
+        <w:rPr>
+          <w:b w:val="0"/>
+        </w:rPr>
+        <w:t xml:space="preserve"> that resolves the visible boundary case.</w:t>
       </w:r>
     </w:p>
     <w:p>
@@ -1455,22 +2219,67 @@
       </w:r>
     </w:p>
     <w:p>
-      <w:r>
-        <w:t>Which labelled step matches this detail? If an annotator labels X healthy, compare the image and declared spot rule before changing the label.</w:t>
-      </w:r>
-    </w:p>
-    <w:p>
-      <w:r>
+      <w:pPr>
+        <w:spacing w:line="336" w:lineRule="auto" w:after="180"/>
+      </w:pPr>
+      <w:r>
+        <w:rPr>
+          <w:b w:val="0"/>
+        </w:rPr>
+        <w:t xml:space="preserve">Which labelled step matches this detail? If an </w:t>
+      </w:r>
+      <w:r>
+        <w:rPr>
+          <w:b/>
+        </w:rPr>
+        <w:t>annotator</w:t>
+      </w:r>
+      <w:r>
+        <w:rPr>
+          <w:b w:val="0"/>
+        </w:rPr>
+        <w:t xml:space="preserve"> labels X healthy, compare the image and declared spot rule before changing the label.</w:t>
+      </w:r>
+    </w:p>
+    <w:p>
+      <w:pPr>
+        <w:spacing w:line="336" w:lineRule="auto" w:after="180"/>
+        <w:shd w:fill="F4F9FC"/>
+      </w:pPr>
+      <w:r>
+        <w:rPr>
+          <w:b w:val="0"/>
+        </w:rPr>
         <w:t>1. Apply visible rule</w:t>
       </w:r>
     </w:p>
     <w:p>
-      <w:r>
-        <w:t>2. Review disagreement</w:t>
-      </w:r>
-    </w:p>
-    <w:p>
-      <w:r>
+      <w:pPr>
+        <w:spacing w:line="336" w:lineRule="auto" w:after="180"/>
+        <w:shd w:fill="F4F9FC"/>
+      </w:pPr>
+      <w:r>
+        <w:rPr>
+          <w:b w:val="0"/>
+        </w:rPr>
+        <w:t>2. Review dis</w:t>
+      </w:r>
+      <w:r>
+        <w:rPr>
+          <w:b/>
+        </w:rPr>
+        <w:t>agreement</w:t>
+      </w:r>
+    </w:p>
+    <w:p>
+      <w:pPr>
+        <w:spacing w:line="336" w:lineRule="auto" w:after="180"/>
+        <w:shd w:fill="F4F9FC"/>
+      </w:pPr>
+      <w:r>
+        <w:rPr>
+          <w:b w:val="0"/>
+        </w:rPr>
         <w:t>3. Handle uncertainty</w:t>
       </w:r>
     </w:p>
@@ -1508,41 +2317,215 @@
       </w:r>
     </w:p>
     <w:p>
-      <w:r>
+      <w:pPr>
+        <w:pStyle w:val="Heading3"/>
+      </w:pPr>
+      <w:r>
+        <w:t>Hint · try first</w:t>
+      </w:r>
+    </w:p>
+    <w:p>
+      <w:pPr>
+        <w:spacing w:line="336" w:lineRule="auto" w:after="180"/>
+        <w:shd w:fill="F1F6F8"/>
+      </w:pPr>
+      <w:r>
+        <w:rPr>
+          <w:b w:val="0"/>
+        </w:rPr>
         <w:t>Hint if needed: Read the steps in the pictorial case. Match the supplied detail to the stage that performs or records it.</w:t>
       </w:r>
     </w:p>
     <w:p>
-      <w:r>
-        <w:t>After your attempt, compare with the supported explanation: Review disagreement If an annotator labels X healthy, compare the image and declared spot rule before changing the label. Read the picture in order. If an annotator labels X healthy, compare the image and declared spot rule before changing the label. The arrows show which recorded input or intermediate result each decision uses. Explain the deciding step aloud before checking the changed case; pointing to the final answer alone does not show how it follows.</w:t>
-      </w:r>
-    </w:p>
-    <w:p>
       <w:pPr>
         <w:pStyle w:val="Heading3"/>
       </w:pPr>
       <w:r>
+        <w:t>Feedback · compare after trying</w:t>
+      </w:r>
+    </w:p>
+    <w:p>
+      <w:pPr>
+        <w:spacing w:line="336" w:lineRule="auto" w:after="180"/>
+        <w:shd w:fill="F1F6FC"/>
+      </w:pPr>
+      <w:r>
+        <w:rPr>
+          <w:b w:val="0"/>
+        </w:rPr>
+        <w:t>After your attempt, compare with the supported explanation: Review dis</w:t>
+      </w:r>
+      <w:r>
+        <w:rPr>
+          <w:b/>
+        </w:rPr>
+        <w:t>agreement</w:t>
+      </w:r>
+      <w:r>
+        <w:rPr>
+          <w:b w:val="0"/>
+        </w:rPr>
+        <w:t xml:space="preserve"> If an </w:t>
+      </w:r>
+      <w:r>
+        <w:rPr>
+          <w:b/>
+        </w:rPr>
+        <w:t>annotator</w:t>
+      </w:r>
+      <w:r>
+        <w:rPr>
+          <w:b w:val="0"/>
+        </w:rPr>
+        <w:t xml:space="preserve"> labels X healthy, compare the image and declared spot rule before changing the label. Read the picture in order.</w:t>
+      </w:r>
+    </w:p>
+    <w:p>
+      <w:pPr>
+        <w:spacing w:line="336" w:lineRule="auto" w:after="180"/>
+        <w:shd w:fill="F1F6FC"/>
+      </w:pPr>
+      <w:r>
+        <w:rPr>
+          <w:b w:val="0"/>
+        </w:rPr>
+        <w:t xml:space="preserve">If an </w:t>
+      </w:r>
+      <w:r>
+        <w:rPr>
+          <w:b/>
+        </w:rPr>
+        <w:t>annotator</w:t>
+      </w:r>
+      <w:r>
+        <w:rPr>
+          <w:b w:val="0"/>
+        </w:rPr>
+        <w:t xml:space="preserve"> labels X healthy, compare the image and declared spot rule before changing the label. The arrows show which recorded </w:t>
+      </w:r>
+      <w:r>
+        <w:rPr>
+          <w:b/>
+        </w:rPr>
+        <w:t>input</w:t>
+      </w:r>
+      <w:r>
+        <w:rPr>
+          <w:b w:val="0"/>
+        </w:rPr>
+        <w:t xml:space="preserve"> or intermediate result each decision uses.</w:t>
+      </w:r>
+    </w:p>
+    <w:p>
+      <w:pPr>
+        <w:spacing w:line="336" w:lineRule="auto" w:after="180"/>
+        <w:shd w:fill="F1F6FC"/>
+      </w:pPr>
+      <w:r>
+        <w:rPr>
+          <w:b w:val="0"/>
+        </w:rPr>
+        <w:t>Explain the deciding step aloud before checking the changed case; pointing to the final answer alone does not show how it follows.</w:t>
+      </w:r>
+    </w:p>
+    <w:p>
+      <w:pPr>
+        <w:pStyle w:val="Heading3"/>
+      </w:pPr>
+      <w:r>
         <w:t>Practice 2: explain the deciding evidence</w:t>
       </w:r>
     </w:p>
     <w:p>
-      <w:r>
+      <w:pPr>
+        <w:pStyle w:val="Heading3"/>
+      </w:pPr>
+      <w:r>
+        <w:t>Changed case · predict first</w:t>
+      </w:r>
+    </w:p>
+    <w:p>
+      <w:pPr>
+        <w:spacing w:line="336" w:lineRule="auto" w:after="180"/>
+        <w:shd w:fill="F5F1FB"/>
+      </w:pPr>
+      <w:r>
+        <w:rPr>
+          <w:b w:val="0"/>
+        </w:rPr>
         <w:t>Changed-case practice: Z receives a new fully visible image with no brown spots. Which conclusion is supported by the supplied facts?</w:t>
       </w:r>
     </w:p>
     <w:p>
-      <w:r>
-        <w:t>1. Label the new observation healthy under the toy rule.</w:t>
-      </w:r>
-    </w:p>
-    <w:p>
-      <w:r>
-        <w:t>2. This one example guarantees correct results for every future input.</w:t>
-      </w:r>
-    </w:p>
-    <w:p>
-      <w:r>
-        <w:t>3. We can decide the result without examining the changed input or the procedure.</w:t>
+      <w:pPr>
+        <w:spacing w:line="336" w:lineRule="auto" w:after="180"/>
+        <w:shd w:fill="F4F9FC"/>
+      </w:pPr>
+      <w:r>
+        <w:rPr>
+          <w:b w:val="0"/>
+        </w:rPr>
+        <w:t xml:space="preserve">1. Label the new </w:t>
+      </w:r>
+      <w:r>
+        <w:rPr>
+          <w:b/>
+        </w:rPr>
+        <w:t>observation</w:t>
+      </w:r>
+      <w:r>
+        <w:rPr>
+          <w:b w:val="0"/>
+        </w:rPr>
+        <w:t xml:space="preserve"> healthy under the toy rule.</w:t>
+      </w:r>
+    </w:p>
+    <w:p>
+      <w:pPr>
+        <w:spacing w:line="336" w:lineRule="auto" w:after="180"/>
+        <w:shd w:fill="F4F9FC"/>
+      </w:pPr>
+      <w:r>
+        <w:rPr>
+          <w:b w:val="0"/>
+        </w:rPr>
+        <w:t xml:space="preserve">2. This one example guarantees correct results for every future </w:t>
+      </w:r>
+      <w:r>
+        <w:rPr>
+          <w:b/>
+        </w:rPr>
+        <w:t>input</w:t>
+      </w:r>
+      <w:r>
+        <w:rPr>
+          <w:b w:val="0"/>
+        </w:rPr>
+        <w:t>.</w:t>
+      </w:r>
+    </w:p>
+    <w:p>
+      <w:pPr>
+        <w:spacing w:line="336" w:lineRule="auto" w:after="180"/>
+        <w:shd w:fill="F4F9FC"/>
+      </w:pPr>
+      <w:r>
+        <w:rPr>
+          <w:b w:val="0"/>
+        </w:rPr>
+        <w:t xml:space="preserve">3. We can decide the result without examining the changed </w:t>
+      </w:r>
+      <w:r>
+        <w:rPr>
+          <w:b/>
+        </w:rPr>
+        <w:t>input</w:t>
+      </w:r>
+      <w:r>
+        <w:rPr>
+          <w:b w:val="0"/>
+        </w:rPr>
+        <w:t xml:space="preserve"> or the procedure.</w:t>
       </w:r>
     </w:p>
     <w:p>
@@ -1579,31 +2562,143 @@
       </w:r>
     </w:p>
     <w:p>
-      <w:r>
+      <w:pPr>
+        <w:pStyle w:val="Heading3"/>
+      </w:pPr>
+      <w:r>
+        <w:t>Hint · try first</w:t>
+      </w:r>
+    </w:p>
+    <w:p>
+      <w:pPr>
+        <w:spacing w:line="336" w:lineRule="auto" w:after="180"/>
+        <w:shd w:fill="F1F6F8"/>
+      </w:pPr>
+      <w:r>
+        <w:rPr>
+          <w:b w:val="0"/>
+        </w:rPr>
         <w:t>Hint if needed: Use the changed condition and the deciding step in the pictorial trace. The answer must say what follows from those facts.</w:t>
       </w:r>
     </w:p>
     <w:p>
-      <w:r>
-        <w:t>After your attempt, compare with the supported explanation: Label the new observation healthy under the toy rule. The missing visual evidence is now supplied; the earlier uncertain image was not proof of health.</w:t>
-      </w:r>
-    </w:p>
-    <w:p>
       <w:pPr>
         <w:pStyle w:val="Heading3"/>
       </w:pPr>
       <w:r>
+        <w:t>Feedback · compare after trying</w:t>
+      </w:r>
+    </w:p>
+    <w:p>
+      <w:pPr>
+        <w:spacing w:line="336" w:lineRule="auto" w:after="180"/>
+        <w:shd w:fill="F1F6FC"/>
+      </w:pPr>
+      <w:r>
+        <w:rPr>
+          <w:b w:val="0"/>
+        </w:rPr>
+        <w:t xml:space="preserve">After your attempt, compare with the supported explanation: Label the new </w:t>
+      </w:r>
+      <w:r>
+        <w:rPr>
+          <w:b/>
+        </w:rPr>
+        <w:t>observation</w:t>
+      </w:r>
+      <w:r>
+        <w:rPr>
+          <w:b w:val="0"/>
+        </w:rPr>
+        <w:t xml:space="preserve"> healthy under the toy rule. The missing visual </w:t>
+      </w:r>
+      <w:r>
+        <w:rPr>
+          <w:b/>
+        </w:rPr>
+        <w:t>evidence</w:t>
+      </w:r>
+      <w:r>
+        <w:rPr>
+          <w:b w:val="0"/>
+        </w:rPr>
+        <w:t xml:space="preserve"> is now supplied; the earlier uncertain image was not proof of health.</w:t>
+      </w:r>
+    </w:p>
+    <w:p>
+      <w:pPr>
+        <w:pStyle w:val="Heading3"/>
+      </w:pPr>
+      <w:r>
         <w:t>Repair a missing building block</w:t>
       </w:r>
     </w:p>
     <w:p>
-      <w:r>
-        <w:t>Review Inspect Before Modeling (ai-4/5). Goal: Inspect row meaning missing values and repeated records. Short practice: Which original information should the inspection log preserve? Point to the relevant step in the picture, then write the changed result and the rule or evidence that supports it.. Return to this week and explain what you changed.</w:t>
-      </w:r>
-    </w:p>
-    <w:p>
-      <w:r>
-        <w:t>Review Classification or Regression? (ai-4/3). Goal: Identify a task from the meaning of its target. Short practice: Did regression MAE improve when the boundary changed? Point to the relevant step in the picture, then write the changed result and the rule or evidence that supports it.. Return to this week and explain what you changed.</w:t>
+      <w:pPr>
+        <w:spacing w:line="336" w:lineRule="auto" w:after="180"/>
+      </w:pPr>
+      <w:r>
+        <w:rPr>
+          <w:b w:val="0"/>
+        </w:rPr>
+        <w:t>Review Inspect Before Modeling (ai-4/5). Goal: Inspect row meaning missing values and repeated records. Short practice: Which original information should the inspection log preserve?</w:t>
+      </w:r>
+    </w:p>
+    <w:p>
+      <w:pPr>
+        <w:spacing w:line="336" w:lineRule="auto" w:after="180"/>
+      </w:pPr>
+      <w:r>
+        <w:rPr>
+          <w:b w:val="0"/>
+        </w:rPr>
+        <w:t xml:space="preserve">Point to the relevant step in the picture, then write the changed result and the rule or </w:t>
+      </w:r>
+      <w:r>
+        <w:rPr>
+          <w:b/>
+        </w:rPr>
+        <w:t>evidence</w:t>
+      </w:r>
+      <w:r>
+        <w:rPr>
+          <w:b w:val="0"/>
+        </w:rPr>
+        <w:t xml:space="preserve"> that supports it.. Return to this week and explain what you changed.</w:t>
+      </w:r>
+    </w:p>
+    <w:p>
+      <w:pPr>
+        <w:spacing w:line="336" w:lineRule="auto" w:after="180"/>
+      </w:pPr>
+      <w:r>
+        <w:rPr>
+          <w:b w:val="0"/>
+        </w:rPr>
+        <w:t>Review Classification or Regression? (ai-4/3). Goal: Identify a task from the meaning of its target. Short practice: Did regression MAE improve when the boundary changed?</w:t>
+      </w:r>
+    </w:p>
+    <w:p>
+      <w:pPr>
+        <w:spacing w:line="336" w:lineRule="auto" w:after="180"/>
+      </w:pPr>
+      <w:r>
+        <w:rPr>
+          <w:b w:val="0"/>
+        </w:rPr>
+        <w:t xml:space="preserve">Point to the relevant step in the picture, then write the changed result and the rule or </w:t>
+      </w:r>
+      <w:r>
+        <w:rPr>
+          <w:b/>
+        </w:rPr>
+        <w:t>evidence</w:t>
+      </w:r>
+      <w:r>
+        <w:rPr>
+          <w:b w:val="0"/>
+        </w:rPr>
+        <w:t xml:space="preserve"> that supports it.. Return to this week and explain what you changed.</w:t>
       </w:r>
     </w:p>
     <w:p>
@@ -1615,8 +2710,61 @@
       </w:r>
     </w:p>
     <w:p>
-      <w:r>
-        <w:t>The browser lab lets you edit the supported Python examples already included in this lesson. Predict first, run, inspect the actual output or error, change one input, then run again. Keep code, predictions, actual results and a reasoned revision together. On paper, label your result as a trace rather than an execution.</w:t>
+      <w:pPr>
+        <w:spacing w:line="336" w:lineRule="auto" w:after="180"/>
+      </w:pPr>
+      <w:r>
+        <w:rPr>
+          <w:b w:val="0"/>
+        </w:rPr>
+        <w:t xml:space="preserve">The browser lab lets you edit the supported Python examples already included in this lesson. Predict first, run, inspect the actual </w:t>
+      </w:r>
+      <w:r>
+        <w:rPr>
+          <w:b/>
+        </w:rPr>
+        <w:t>output</w:t>
+      </w:r>
+      <w:r>
+        <w:rPr>
+          <w:b w:val="0"/>
+        </w:rPr>
+        <w:t xml:space="preserve"> or error, change one </w:t>
+      </w:r>
+      <w:r>
+        <w:rPr>
+          <w:b/>
+        </w:rPr>
+        <w:t>input</w:t>
+      </w:r>
+      <w:r>
+        <w:rPr>
+          <w:b w:val="0"/>
+        </w:rPr>
+        <w:t>, then run again.</w:t>
+      </w:r>
+    </w:p>
+    <w:p>
+      <w:pPr>
+        <w:spacing w:line="336" w:lineRule="auto" w:after="180"/>
+      </w:pPr>
+      <w:r>
+        <w:rPr>
+          <w:b w:val="0"/>
+        </w:rPr>
+        <w:t xml:space="preserve">Keep code, </w:t>
+      </w:r>
+      <w:r>
+        <w:rPr>
+          <w:b/>
+        </w:rPr>
+        <w:t>prediction</w:t>
+      </w:r>
+      <w:r>
+        <w:rPr>
+          <w:b w:val="0"/>
+        </w:rPr>
+        <w:t>s, actual results and a reasoned revision together. On paper, label your result as a trace rather than an execution.</w:t>
       </w:r>
     </w:p>
     <w:p>
@@ -1628,8 +2776,37 @@
       </w:r>
     </w:p>
     <w:p>
-      <w:r>
-        <w:t>Use Download completed work in the hosted lesson to export your answers, reflections, practice feedback and code-run evidence. Open the HTML copy to read or print it. Drafts stay in this browser when storage is available; clear drafts on a shared device.</w:t>
+      <w:pPr>
+        <w:spacing w:line="336" w:lineRule="auto" w:after="180"/>
+      </w:pPr>
+      <w:r>
+        <w:rPr>
+          <w:b w:val="0"/>
+        </w:rPr>
+        <w:t xml:space="preserve">Use Download completed work in the hosted lesson to export your answers, reflections, practice feedback and code-run </w:t>
+      </w:r>
+      <w:r>
+        <w:rPr>
+          <w:b/>
+        </w:rPr>
+        <w:t>evidence</w:t>
+      </w:r>
+      <w:r>
+        <w:rPr>
+          <w:b w:val="0"/>
+        </w:rPr>
+        <w:t>. Open the HTML copy to read or print it.</w:t>
+      </w:r>
+    </w:p>
+    <w:p>
+      <w:pPr>
+        <w:spacing w:line="336" w:lineRule="auto" w:after="180"/>
+      </w:pPr>
+      <w:r>
+        <w:rPr>
+          <w:b w:val="0"/>
+        </w:rPr>
+        <w:t>Drafts stay in this browser when storage is available; clear drafts on a shared device.</w:t>
       </w:r>
     </w:p>
     <w:p>
@@ -1643,6 +2820,895 @@
     <w:p>
       <w:r>
         <w:t>________________________________________________________________</w:t>
+      </w:r>
+    </w:p>
+    <w:p>
+      <w:r>
+        <w:t>________________________________________________________________</w:t>
+      </w:r>
+    </w:p>
+    <w:p>
+      <w:r>
+        <w:t>________________________________________________________________</w:t>
+      </w:r>
+    </w:p>
+    <w:p>
+      <w:r>
+        <w:t>________________________________________________________________</w:t>
+      </w:r>
+    </w:p>
+    <w:p>
+      <w:r>
+        <w:t>________________________________________________________________</w:t>
+      </w:r>
+    </w:p>
+    <w:p>
+      <w:pPr>
+        <w:pStyle w:val="Heading1"/>
+      </w:pPr>
+      <w:r>
+        <w:t>21. Visual concept journey</w:t>
+      </w:r>
+    </w:p>
+    <w:p>
+      <w:r>
+        <w:t>Explain each Label Quality picture from its labels, then record a relevant limit.</w:t>
+      </w:r>
+    </w:p>
+    <w:p>
+      <w:pPr>
+        <w:pStyle w:val="Heading3"/>
+      </w:pPr>
+      <w:r>
+        <w:t>01. Label Quality: the case</w:t>
+      </w:r>
+    </w:p>
+    <w:p>
+      <w:r>
+        <w:drawing>
+          <wp:inline xmlns:a="http://schemas.openxmlformats.org/drawingml/2006/main" xmlns:pic="http://schemas.openxmlformats.org/drawingml/2006/picture">
+            <wp:extent cx="5486400" cy="3142488"/>
+            <wp:docPr id="2" name="Picture 2" descr="Write a label rule that resolves the visible boundary case. Supplied facts: Toy spotted-leaf rule: at least one fully visible brown spot means spotted; occluded leaves require review. X has one visible spot; Y has none; Z is half hidden. All inputs and outcomes in this worked example are invented classroom data; no real model run is claimed."/>
+            <wp:cNvGraphicFramePr>
+              <a:graphicFrameLocks noChangeAspect="1"/>
+            </wp:cNvGraphicFramePr>
+            <a:graphic>
+              <a:graphicData uri="http://schemas.openxmlformats.org/drawingml/2006/picture">
+                <pic:pic>
+                  <pic:nvPicPr>
+                    <pic:cNvPr id="0" name="academy-story-ai-4-6-01.png"/>
+                    <pic:cNvPicPr/>
+                  </pic:nvPicPr>
+                  <pic:blipFill>
+                    <a:blip r:embed="rId10"/>
+                    <a:stretch>
+                      <a:fillRect/>
+                    </a:stretch>
+                  </pic:blipFill>
+                  <pic:spPr>
+                    <a:xfrm>
+                      <a:off x="0" y="0"/>
+                      <a:ext cx="5486400" cy="3142488"/>
+                    </a:xfrm>
+                    <a:prstGeom prst="rect"/>
+                  </pic:spPr>
+                </pic:pic>
+              </a:graphicData>
+            </a:graphic>
+          </wp:inline>
+        </w:drawing>
+      </w:r>
+    </w:p>
+    <w:p>
+      <w:pPr>
+        <w:spacing w:line="336" w:lineRule="auto" w:after="180"/>
+      </w:pPr>
+      <w:r>
+        <w:rPr>
+          <w:b w:val="0"/>
+        </w:rPr>
+        <w:t xml:space="preserve">Write a </w:t>
+      </w:r>
+      <w:r>
+        <w:rPr>
+          <w:b/>
+        </w:rPr>
+        <w:t>label rule</w:t>
+      </w:r>
+      <w:r>
+        <w:rPr>
+          <w:b w:val="0"/>
+        </w:rPr>
+        <w:t xml:space="preserve"> that resolves the visible boundary case. Supplied facts: Toy spotted-leaf rule: at least one fully visible brown spot means spotted; occluded leaves require review.</w:t>
+      </w:r>
+    </w:p>
+    <w:p>
+      <w:pPr>
+        <w:spacing w:line="336" w:lineRule="auto" w:after="180"/>
+      </w:pPr>
+      <w:r>
+        <w:rPr>
+          <w:b w:val="0"/>
+        </w:rPr>
+        <w:t xml:space="preserve">X has one visible spot; Y has none; Z is half hidden. All </w:t>
+      </w:r>
+      <w:r>
+        <w:rPr>
+          <w:b/>
+        </w:rPr>
+        <w:t>input</w:t>
+      </w:r>
+      <w:r>
+        <w:rPr>
+          <w:b w:val="0"/>
+        </w:rPr>
+        <w:t>s and outcomes in this worked example are invented classroom data; no real model run is claimed.</w:t>
+      </w:r>
+    </w:p>
+    <w:p>
+      <w:pPr>
+        <w:spacing w:line="336" w:lineRule="auto" w:after="180"/>
+        <w:shd w:fill="F5F1FB"/>
+      </w:pPr>
+      <w:r>
+        <w:rPr>
+          <w:b w:val="0"/>
+        </w:rPr>
+        <w:t>Point to the given fact that matters most. Explain why it matters.</w:t>
+      </w:r>
+    </w:p>
+    <w:p>
+      <w:pPr>
+        <w:pStyle w:val="Heading3"/>
+      </w:pPr>
+      <w:r>
+        <w:t>My picture explanation, deciding evidence and one limit</w:t>
+      </w:r>
+    </w:p>
+    <w:p>
+      <w:r>
+        <w:t>________________________________________________________________</w:t>
+      </w:r>
+    </w:p>
+    <w:p>
+      <w:r>
+        <w:t>________________________________________________________________</w:t>
+      </w:r>
+    </w:p>
+    <w:p>
+      <w:r>
+        <w:t>________________________________________________________________</w:t>
+      </w:r>
+    </w:p>
+    <w:p>
+      <w:r>
+        <w:t>________________________________________________________________</w:t>
+      </w:r>
+    </w:p>
+    <w:p>
+      <w:pPr>
+        <w:pStyle w:val="Heading3"/>
+      </w:pPr>
+      <w:r>
+        <w:t>02. Follow the deciding steps</w:t>
+      </w:r>
+    </w:p>
+    <w:p>
+      <w:r>
+        <w:drawing>
+          <wp:inline xmlns:a="http://schemas.openxmlformats.org/drawingml/2006/main" xmlns:pic="http://schemas.openxmlformats.org/drawingml/2006/picture">
+            <wp:extent cx="5486400" cy="3337560"/>
+            <wp:docPr id="3" name="Picture 3" descr="Apply visible rule: X is spotted; Y is healthy under this exercise’s definition. → Handle uncertainty: Z requires review; hidden tissue cannot be treated as visibly spot-free. → Review disagreement: If an annotator labels X healthy, compare the image and declared spot rule before changing the label."/>
+            <wp:cNvGraphicFramePr>
+              <a:graphicFrameLocks noChangeAspect="1"/>
+            </wp:cNvGraphicFramePr>
+            <a:graphic>
+              <a:graphicData uri="http://schemas.openxmlformats.org/drawingml/2006/picture">
+                <pic:pic>
+                  <pic:nvPicPr>
+                    <pic:cNvPr id="0" name="academy-story-ai-4-6-02.png"/>
+                    <pic:cNvPicPr/>
+                  </pic:nvPicPr>
+                  <pic:blipFill>
+                    <a:blip r:embed="rId11"/>
+                    <a:stretch>
+                      <a:fillRect/>
+                    </a:stretch>
+                  </pic:blipFill>
+                  <pic:spPr>
+                    <a:xfrm>
+                      <a:off x="0" y="0"/>
+                      <a:ext cx="5486400" cy="3337560"/>
+                    </a:xfrm>
+                    <a:prstGeom prst="rect"/>
+                  </pic:spPr>
+                </pic:pic>
+              </a:graphicData>
+            </a:graphic>
+          </wp:inline>
+        </w:drawing>
+      </w:r>
+    </w:p>
+    <w:p>
+      <w:pPr>
+        <w:spacing w:line="336" w:lineRule="auto" w:after="180"/>
+      </w:pPr>
+      <w:r>
+        <w:rPr>
+          <w:b w:val="0"/>
+        </w:rPr>
+        <w:t>Apply visible rule: X is spotted; Y is healthy under this exercise’s definition. → Handle uncertainty: Z requires review; hidden tissue cannot be treated as visibly spot-free. → Review dis</w:t>
+      </w:r>
+      <w:r>
+        <w:rPr>
+          <w:b/>
+        </w:rPr>
+        <w:t>agreement</w:t>
+      </w:r>
+      <w:r>
+        <w:rPr>
+          <w:b w:val="0"/>
+        </w:rPr>
+        <w:t xml:space="preserve">: If an </w:t>
+      </w:r>
+      <w:r>
+        <w:rPr>
+          <w:b/>
+        </w:rPr>
+        <w:t>annotator</w:t>
+      </w:r>
+      <w:r>
+        <w:rPr>
+          <w:b w:val="0"/>
+        </w:rPr>
+        <w:t xml:space="preserve"> labels X healthy, compare the image and declared spot rule before changing the label.</w:t>
+      </w:r>
+    </w:p>
+    <w:p>
+      <w:pPr>
+        <w:spacing w:line="336" w:lineRule="auto" w:after="180"/>
+        <w:shd w:fill="F5F1FB"/>
+      </w:pPr>
+      <w:r>
+        <w:rPr>
+          <w:b w:val="0"/>
+        </w:rPr>
+        <w:t xml:space="preserve">Point to each numbered stage and explain which recorded </w:t>
+      </w:r>
+      <w:r>
+        <w:rPr>
+          <w:b/>
+        </w:rPr>
+        <w:t>input</w:t>
+      </w:r>
+      <w:r>
+        <w:rPr>
+          <w:b w:val="0"/>
+        </w:rPr>
+        <w:t xml:space="preserve"> it uses.</w:t>
+      </w:r>
+    </w:p>
+    <w:p>
+      <w:pPr>
+        <w:pStyle w:val="Heading3"/>
+      </w:pPr>
+      <w:r>
+        <w:t>My picture explanation, deciding evidence and one limit</w:t>
+      </w:r>
+    </w:p>
+    <w:p>
+      <w:r>
+        <w:t>________________________________________________________________</w:t>
+      </w:r>
+    </w:p>
+    <w:p>
+      <w:r>
+        <w:t>________________________________________________________________</w:t>
+      </w:r>
+    </w:p>
+    <w:p>
+      <w:r>
+        <w:t>________________________________________________________________</w:t>
+      </w:r>
+    </w:p>
+    <w:p>
+      <w:r>
+        <w:t>________________________________________________________________</w:t>
+      </w:r>
+    </w:p>
+    <w:p>
+      <w:pPr>
+        <w:pStyle w:val="Heading3"/>
+      </w:pPr>
+      <w:r>
+        <w:t>03. Follow a disagreement back to evidence</w:t>
+      </w:r>
+    </w:p>
+    <w:p>
+      <w:r>
+        <w:drawing>
+          <wp:inline xmlns:a="http://schemas.openxmlformats.org/drawingml/2006/main" xmlns:pic="http://schemas.openxmlformats.org/drawingml/2006/picture">
+            <wp:extent cx="5486400" cy="2834640"/>
+            <wp:docPr id="4" name="Picture 4" descr="Follow a disagreement back to evidence. B has two labels | Read boundary rule | Keep labels and reason. C includes review | Check visible evidence | Retain uncertainty if needed. A and D match | Check rule as well | Agreement is not proof"/>
+            <wp:cNvGraphicFramePr>
+              <a:graphicFrameLocks noChangeAspect="1"/>
+            </wp:cNvGraphicFramePr>
+            <a:graphic>
+              <a:graphicData uri="http://schemas.openxmlformats.org/drawingml/2006/picture">
+                <pic:pic>
+                  <pic:nvPicPr>
+                    <pic:cNvPr id="0" name="academy-story-ai-4-6-03.png"/>
+                    <pic:cNvPicPr/>
+                  </pic:nvPicPr>
+                  <pic:blipFill>
+                    <a:blip r:embed="rId12"/>
+                    <a:stretch>
+                      <a:fillRect/>
+                    </a:stretch>
+                  </pic:blipFill>
+                  <pic:spPr>
+                    <a:xfrm>
+                      <a:off x="0" y="0"/>
+                      <a:ext cx="5486400" cy="2834640"/>
+                    </a:xfrm>
+                    <a:prstGeom prst="rect"/>
+                  </pic:spPr>
+                </pic:pic>
+              </a:graphicData>
+            </a:graphic>
+          </wp:inline>
+        </w:drawing>
+      </w:r>
+    </w:p>
+    <w:p>
+      <w:pPr>
+        <w:spacing w:line="336" w:lineRule="auto" w:after="180"/>
+      </w:pPr>
+      <w:r>
+        <w:rPr>
+          <w:b w:val="0"/>
+        </w:rPr>
+        <w:t>Follow a dis</w:t>
+      </w:r>
+      <w:r>
+        <w:rPr>
+          <w:b/>
+        </w:rPr>
+        <w:t>agreement</w:t>
+      </w:r>
+      <w:r>
+        <w:rPr>
+          <w:b w:val="0"/>
+        </w:rPr>
+        <w:t xml:space="preserve"> back to </w:t>
+      </w:r>
+      <w:r>
+        <w:rPr>
+          <w:b/>
+        </w:rPr>
+        <w:t>evidence</w:t>
+      </w:r>
+      <w:r>
+        <w:rPr>
+          <w:b w:val="0"/>
+        </w:rPr>
+        <w:t xml:space="preserve">. B has two labels | Read boundary rule | Keep labels and reason. C includes review | Check visible </w:t>
+      </w:r>
+      <w:r>
+        <w:rPr>
+          <w:b/>
+        </w:rPr>
+        <w:t>evidence</w:t>
+      </w:r>
+      <w:r>
+        <w:rPr>
+          <w:b w:val="0"/>
+        </w:rPr>
+        <w:t xml:space="preserve"> | Retain uncertainty if needed.</w:t>
+      </w:r>
+    </w:p>
+    <w:p>
+      <w:pPr>
+        <w:spacing w:line="336" w:lineRule="auto" w:after="180"/>
+      </w:pPr>
+      <w:r>
+        <w:rPr>
+          <w:b w:val="0"/>
+        </w:rPr>
+        <w:t xml:space="preserve">A and D match | Check rule as well | </w:t>
+      </w:r>
+      <w:r>
+        <w:rPr>
+          <w:b/>
+        </w:rPr>
+        <w:t>Agreement</w:t>
+      </w:r>
+      <w:r>
+        <w:rPr>
+          <w:b w:val="0"/>
+        </w:rPr>
+        <w:t xml:space="preserve"> is not proof</w:t>
+      </w:r>
+    </w:p>
+    <w:p>
+      <w:pPr>
+        <w:spacing w:line="336" w:lineRule="auto" w:after="180"/>
+        <w:shd w:fill="F5F1FB"/>
+      </w:pPr>
+      <w:r>
+        <w:rPr>
+          <w:b w:val="0"/>
+        </w:rPr>
+        <w:t>Read the labels and values. Explain the relationship the model shows.</w:t>
+      </w:r>
+    </w:p>
+    <w:p>
+      <w:pPr>
+        <w:pStyle w:val="Heading3"/>
+      </w:pPr>
+      <w:r>
+        <w:t>My picture explanation, deciding evidence and one limit</w:t>
+      </w:r>
+    </w:p>
+    <w:p>
+      <w:r>
+        <w:t>________________________________________________________________</w:t>
+      </w:r>
+    </w:p>
+    <w:p>
+      <w:r>
+        <w:t>________________________________________________________________</w:t>
+      </w:r>
+    </w:p>
+    <w:p>
+      <w:r>
+        <w:t>________________________________________________________________</w:t>
+      </w:r>
+    </w:p>
+    <w:p>
+      <w:r>
+        <w:t>________________________________________________________________</w:t>
+      </w:r>
+    </w:p>
+    <w:p>
+      <w:pPr>
+        <w:pStyle w:val="Heading3"/>
+      </w:pPr>
+      <w:r>
+        <w:t>04. Change one thing. Trace what follows.</w:t>
+      </w:r>
+    </w:p>
+    <w:p>
+      <w:r>
+        <w:drawing>
+          <wp:inline xmlns:a="http://schemas.openxmlformats.org/drawingml/2006/main" xmlns:pic="http://schemas.openxmlformats.org/drawingml/2006/picture">
+            <wp:extent cx="5486400" cy="3191256"/>
+            <wp:docPr id="5" name="Picture 5" descr="Original case: If an annotator labels X healthy, compare the image and declared spot rule before changing the label. Changed condition: Z receives a new fully visible image with no brown spots. Expected result: Label the new observation healthy under the toy rule. Reason: The missing visual evidence is now supplied; the earlier uncertain image was not proof of health."/>
+            <wp:cNvGraphicFramePr>
+              <a:graphicFrameLocks noChangeAspect="1"/>
+            </wp:cNvGraphicFramePr>
+            <a:graphic>
+              <a:graphicData uri="http://schemas.openxmlformats.org/drawingml/2006/picture">
+                <pic:pic>
+                  <pic:nvPicPr>
+                    <pic:cNvPr id="0" name="academy-story-ai-4-6-04.png"/>
+                    <pic:cNvPicPr/>
+                  </pic:nvPicPr>
+                  <pic:blipFill>
+                    <a:blip r:embed="rId13"/>
+                    <a:stretch>
+                      <a:fillRect/>
+                    </a:stretch>
+                  </pic:blipFill>
+                  <pic:spPr>
+                    <a:xfrm>
+                      <a:off x="0" y="0"/>
+                      <a:ext cx="5486400" cy="3191256"/>
+                    </a:xfrm>
+                    <a:prstGeom prst="rect"/>
+                  </pic:spPr>
+                </pic:pic>
+              </a:graphicData>
+            </a:graphic>
+          </wp:inline>
+        </w:drawing>
+      </w:r>
+    </w:p>
+    <w:p>
+      <w:pPr>
+        <w:spacing w:line="336" w:lineRule="auto" w:after="180"/>
+      </w:pPr>
+      <w:r>
+        <w:rPr>
+          <w:b w:val="0"/>
+        </w:rPr>
+        <w:t xml:space="preserve">Original case: If an </w:t>
+      </w:r>
+      <w:r>
+        <w:rPr>
+          <w:b/>
+        </w:rPr>
+        <w:t>annotator</w:t>
+      </w:r>
+      <w:r>
+        <w:rPr>
+          <w:b w:val="0"/>
+        </w:rPr>
+        <w:t xml:space="preserve"> labels X healthy, compare the image and declared spot rule before changing the label. Changed condition: Z receives a new fully visible image with no brown spots.</w:t>
+      </w:r>
+    </w:p>
+    <w:p>
+      <w:pPr>
+        <w:spacing w:line="336" w:lineRule="auto" w:after="180"/>
+      </w:pPr>
+      <w:r>
+        <w:rPr>
+          <w:b w:val="0"/>
+        </w:rPr>
+        <w:t xml:space="preserve">Expected result: Label the new </w:t>
+      </w:r>
+      <w:r>
+        <w:rPr>
+          <w:b/>
+        </w:rPr>
+        <w:t>observation</w:t>
+      </w:r>
+      <w:r>
+        <w:rPr>
+          <w:b w:val="0"/>
+        </w:rPr>
+        <w:t xml:space="preserve"> healthy under the toy rule. Reason: The missing visual </w:t>
+      </w:r>
+      <w:r>
+        <w:rPr>
+          <w:b/>
+        </w:rPr>
+        <w:t>evidence</w:t>
+      </w:r>
+      <w:r>
+        <w:rPr>
+          <w:b w:val="0"/>
+        </w:rPr>
+        <w:t xml:space="preserve"> is now supplied; the earlier uncertain image was not proof of health.</w:t>
+      </w:r>
+    </w:p>
+    <w:p>
+      <w:pPr>
+        <w:spacing w:line="336" w:lineRule="auto" w:after="180"/>
+        <w:shd w:fill="F5F1FB"/>
+      </w:pPr>
+      <w:r>
+        <w:rPr>
+          <w:b w:val="0"/>
+        </w:rPr>
+        <w:t>Predict before checking the worked changed-case result. Name what changed and what the supplied facts allow you to conclude.</w:t>
+      </w:r>
+    </w:p>
+    <w:p>
+      <w:pPr>
+        <w:pStyle w:val="Heading3"/>
+      </w:pPr>
+      <w:r>
+        <w:t>My picture explanation, deciding evidence and one limit</w:t>
+      </w:r>
+    </w:p>
+    <w:p>
+      <w:r>
+        <w:t>________________________________________________________________</w:t>
+      </w:r>
+    </w:p>
+    <w:p>
+      <w:r>
+        <w:t>________________________________________________________________</w:t>
+      </w:r>
+    </w:p>
+    <w:p>
+      <w:r>
+        <w:t>________________________________________________________________</w:t>
+      </w:r>
+    </w:p>
+    <w:p>
+      <w:r>
+        <w:t>________________________________________________________________</w:t>
+      </w:r>
+    </w:p>
+    <w:p>
+      <w:pPr>
+        <w:pStyle w:val="Heading3"/>
+      </w:pPr>
+      <w:r>
+        <w:t>05. Connect the explanation to its limit</w:t>
+      </w:r>
+    </w:p>
+    <w:p>
+      <w:r>
+        <w:drawing>
+          <wp:inline xmlns:a="http://schemas.openxmlformats.org/drawingml/2006/main" xmlns:pic="http://schemas.openxmlformats.org/drawingml/2006/picture">
+            <wp:extent cx="5486400" cy="2834640"/>
+            <wp:docPr id="6" name="Picture 6" descr="Read the picture in order. If an annotator labels X healthy, compare the image and declared spot rule before changing the label. The arrows show which recorded input or intermediate result each decision uses. Explain the deciding step aloud before checking the changed case; pointing to the final answer alone does not show how it follows. Limit: Visible brown spots are a simplified classroom target, not a diagnosis of plant disease."/>
+            <wp:cNvGraphicFramePr>
+              <a:graphicFrameLocks noChangeAspect="1"/>
+            </wp:cNvGraphicFramePr>
+            <a:graphic>
+              <a:graphicData uri="http://schemas.openxmlformats.org/drawingml/2006/picture">
+                <pic:pic>
+                  <pic:nvPicPr>
+                    <pic:cNvPr id="0" name="academy-story-ai-4-6-05.png"/>
+                    <pic:cNvPicPr/>
+                  </pic:nvPicPr>
+                  <pic:blipFill>
+                    <a:blip r:embed="rId14"/>
+                    <a:stretch>
+                      <a:fillRect/>
+                    </a:stretch>
+                  </pic:blipFill>
+                  <pic:spPr>
+                    <a:xfrm>
+                      <a:off x="0" y="0"/>
+                      <a:ext cx="5486400" cy="2834640"/>
+                    </a:xfrm>
+                    <a:prstGeom prst="rect"/>
+                  </pic:spPr>
+                </pic:pic>
+              </a:graphicData>
+            </a:graphic>
+          </wp:inline>
+        </w:drawing>
+      </w:r>
+    </w:p>
+    <w:p>
+      <w:pPr>
+        <w:spacing w:line="336" w:lineRule="auto" w:after="180"/>
+      </w:pPr>
+      <w:r>
+        <w:rPr>
+          <w:b w:val="0"/>
+        </w:rPr>
+        <w:t xml:space="preserve">Read the picture in order. If an </w:t>
+      </w:r>
+      <w:r>
+        <w:rPr>
+          <w:b/>
+        </w:rPr>
+        <w:t>annotator</w:t>
+      </w:r>
+      <w:r>
+        <w:rPr>
+          <w:b w:val="0"/>
+        </w:rPr>
+        <w:t xml:space="preserve"> labels X healthy, compare the image and declared spot rule before changing the label. The arrows show which recorded </w:t>
+      </w:r>
+      <w:r>
+        <w:rPr>
+          <w:b/>
+        </w:rPr>
+        <w:t>input</w:t>
+      </w:r>
+      <w:r>
+        <w:rPr>
+          <w:b w:val="0"/>
+        </w:rPr>
+        <w:t xml:space="preserve"> or intermediate result each decision uses.</w:t>
+      </w:r>
+    </w:p>
+    <w:p>
+      <w:pPr>
+        <w:spacing w:line="336" w:lineRule="auto" w:after="180"/>
+      </w:pPr>
+      <w:r>
+        <w:rPr>
+          <w:b w:val="0"/>
+        </w:rPr>
+        <w:t>Explain the deciding step aloud before checking the changed case; pointing to the final answer alone does not show how it follows. Limit: Visible brown spots are a simplified classroom target, not a diagnosis of plant disease.</w:t>
+      </w:r>
+    </w:p>
+    <w:p>
+      <w:pPr>
+        <w:spacing w:line="336" w:lineRule="auto" w:after="180"/>
+        <w:shd w:fill="F5F1FB"/>
+      </w:pPr>
+      <w:r>
+        <w:rPr>
+          <w:b w:val="0"/>
+        </w:rPr>
+        <w:t>Explain the case, then point to a limit on the claim.</w:t>
+      </w:r>
+    </w:p>
+    <w:p>
+      <w:pPr>
+        <w:pStyle w:val="Heading3"/>
+      </w:pPr>
+      <w:r>
+        <w:t>My picture explanation, deciding evidence and one limit</w:t>
+      </w:r>
+    </w:p>
+    <w:p>
+      <w:r>
+        <w:t>________________________________________________________________</w:t>
+      </w:r>
+    </w:p>
+    <w:p>
+      <w:r>
+        <w:t>________________________________________________________________</w:t>
+      </w:r>
+    </w:p>
+    <w:p>
+      <w:r>
+        <w:t>________________________________________________________________</w:t>
+      </w:r>
+    </w:p>
+    <w:p>
+      <w:r>
+        <w:t>________________________________________________________________</w:t>
+      </w:r>
+    </w:p>
+    <w:p>
+      <w:pPr>
+        <w:pStyle w:val="Heading3"/>
+      </w:pPr>
+      <w:r>
+        <w:t>06. Make the idea visible in your project</w:t>
+      </w:r>
+    </w:p>
+    <w:p>
+      <w:r>
+        <w:drawing>
+          <wp:inline xmlns:a="http://schemas.openxmlformats.org/drawingml/2006/main" xmlns:pic="http://schemas.openxmlformats.org/drawingml/2006/picture">
+            <wp:extent cx="5486400" cy="3681984"/>
+            <wp:docPr id="7" name="Picture 7" descr="For your Responsible Plant Classifier, save the input, procedure, observed result and limitation of this check. Label this worked example as practice; use a different, previously unreviewed case when checking independent understanding. Draw your input, deciding step, result and limit. Supported question: Why should two annotators not vote away Z’s missing evidence? Point to the relevant step in the picture, then write the changed result and the rule or evidence that supports it."/>
+            <wp:cNvGraphicFramePr>
+              <a:graphicFrameLocks noChangeAspect="1"/>
+            </wp:cNvGraphicFramePr>
+            <a:graphic>
+              <a:graphicData uri="http://schemas.openxmlformats.org/drawingml/2006/picture">
+                <pic:pic>
+                  <pic:nvPicPr>
+                    <pic:cNvPr id="0" name="academy-story-ai-4-6-06.png"/>
+                    <pic:cNvPicPr/>
+                  </pic:nvPicPr>
+                  <pic:blipFill>
+                    <a:blip r:embed="rId15"/>
+                    <a:stretch>
+                      <a:fillRect/>
+                    </a:stretch>
+                  </pic:blipFill>
+                  <pic:spPr>
+                    <a:xfrm>
+                      <a:off x="0" y="0"/>
+                      <a:ext cx="5486400" cy="3681984"/>
+                    </a:xfrm>
+                    <a:prstGeom prst="rect"/>
+                  </pic:spPr>
+                </pic:pic>
+              </a:graphicData>
+            </a:graphic>
+          </wp:inline>
+        </w:drawing>
+      </w:r>
+    </w:p>
+    <w:p>
+      <w:pPr>
+        <w:spacing w:line="336" w:lineRule="auto" w:after="180"/>
+      </w:pPr>
+      <w:r>
+        <w:rPr>
+          <w:b w:val="0"/>
+        </w:rPr>
+        <w:t xml:space="preserve">For your Responsible Plant Classifier, save the </w:t>
+      </w:r>
+      <w:r>
+        <w:rPr>
+          <w:b/>
+        </w:rPr>
+        <w:t>input</w:t>
+      </w:r>
+      <w:r>
+        <w:rPr>
+          <w:b w:val="0"/>
+        </w:rPr>
+        <w:t>, procedure, observed result and limitation of this check.</w:t>
+      </w:r>
+    </w:p>
+    <w:p>
+      <w:pPr>
+        <w:spacing w:line="336" w:lineRule="auto" w:after="180"/>
+      </w:pPr>
+      <w:r>
+        <w:rPr>
+          <w:b w:val="0"/>
+        </w:rPr>
+        <w:t xml:space="preserve">Label this worked example as practice; use a different, previously unreviewed case when checking independent understanding. Draw your </w:t>
+      </w:r>
+      <w:r>
+        <w:rPr>
+          <w:b/>
+        </w:rPr>
+        <w:t>input</w:t>
+      </w:r>
+      <w:r>
+        <w:rPr>
+          <w:b w:val="0"/>
+        </w:rPr>
+        <w:t>, deciding step, result and limit.</w:t>
+      </w:r>
+    </w:p>
+    <w:p>
+      <w:pPr>
+        <w:spacing w:line="336" w:lineRule="auto" w:after="180"/>
+      </w:pPr>
+      <w:r>
+        <w:rPr>
+          <w:b w:val="0"/>
+        </w:rPr>
+        <w:t xml:space="preserve">Supported question: Why should two </w:t>
+      </w:r>
+      <w:r>
+        <w:rPr>
+          <w:b/>
+        </w:rPr>
+        <w:t>annotator</w:t>
+      </w:r>
+      <w:r>
+        <w:rPr>
+          <w:b w:val="0"/>
+        </w:rPr>
+        <w:t xml:space="preserve">s not vote away Z’s missing </w:t>
+      </w:r>
+      <w:r>
+        <w:rPr>
+          <w:b/>
+        </w:rPr>
+        <w:t>evidence</w:t>
+      </w:r>
+      <w:r>
+        <w:rPr>
+          <w:b w:val="0"/>
+        </w:rPr>
+        <w:t xml:space="preserve">? Point to the relevant step in the picture, then write the changed result and the rule or </w:t>
+      </w:r>
+      <w:r>
+        <w:rPr>
+          <w:b/>
+        </w:rPr>
+        <w:t>evidence</w:t>
+      </w:r>
+      <w:r>
+        <w:rPr>
+          <w:b w:val="0"/>
+        </w:rPr>
+        <w:t xml:space="preserve"> that supports it.</w:t>
+      </w:r>
+    </w:p>
+    <w:p>
+      <w:pPr>
+        <w:spacing w:line="336" w:lineRule="auto" w:after="180"/>
+        <w:shd w:fill="F5F1FB"/>
+      </w:pPr>
+      <w:r>
+        <w:rPr>
+          <w:b w:val="0"/>
+        </w:rPr>
+        <w:t xml:space="preserve">Draw your project trace and justify the deciding step using </w:t>
+      </w:r>
+      <w:r>
+        <w:rPr>
+          <w:b/>
+        </w:rPr>
+        <w:t>evidence</w:t>
+      </w:r>
+      <w:r>
+        <w:rPr>
+          <w:b w:val="0"/>
+        </w:rPr>
+        <w:t>.</w:t>
+      </w:r>
+    </w:p>
+    <w:p>
+      <w:pPr>
+        <w:pStyle w:val="Heading3"/>
+      </w:pPr>
+      <w:r>
+        <w:t>My picture explanation, deciding evidence and one limit</w:t>
       </w:r>
     </w:p>
     <w:p>

--- a/downloads/workbook/ai-4-week-06.docx
+++ b/downloads/workbook/ai-4-week-06.docx
@@ -1273,6 +1273,26 @@
     <w:p>
       <w:r>
         <w:t>Write a decision log. Apply the supplied Label Quality facts and keep your reasoning.</w:t>
+      </w:r>
+    </w:p>
+    <w:p>
+      <w:pPr>
+        <w:pStyle w:val="Heading3"/>
+      </w:pPr>
+      <w:r>
+        <w:t>Where to find the supplied example</w:t>
+      </w:r>
+    </w:p>
+    <w:p>
+      <w:pPr>
+        <w:spacing w:line="336" w:lineRule="auto" w:after="180"/>
+        <w:shd w:fill="F1F6F8"/>
+      </w:pPr>
+      <w:r>
+        <w:rPr>
+          <w:b w:val="0"/>
+        </w:rPr>
+        <w:t>Reference for this exercise: open this week’s student lesson, “Label Quality”, at “See how it works” and “Follow a worked example”. Use the original worked values or code named in the question; the later pictorial case is a separate example. Keep this reference beside your workbook while practising.</w:t>
       </w:r>
     </w:p>
     <w:p>

--- a/downloads/workbook/ai-4-week-06.docx
+++ b/downloads/workbook/ai-4-week-06.docx
@@ -25,22 +25,45 @@
         <w:pStyle w:val="Heading1"/>
       </w:pPr>
       <w:r>
-        <w:t>01. Recall and choose your starting point</w:t>
-      </w:r>
-    </w:p>
-    <w:p>
-      <w:r>
-        <w:t>Record your starting explanation for Label Quality before opening notes. Show any later correction separately.</w:t>
-      </w:r>
-    </w:p>
-    <w:p>
-      <w:pPr>
-        <w:spacing w:line="336" w:lineRule="auto" w:after="180"/>
-      </w:pPr>
-      <w:r>
-        <w:rPr>
-          <w:b w:val="0"/>
-        </w:rPr>
+        <w:t>One coherent labeling and review record.</w:t>
+      </w:r>
+    </w:p>
+    <w:p>
+      <w:r>
+        <w:t>Trace boundary decisions, agreement counts and retained uncertainty.</w:t>
+      </w:r>
+    </w:p>
+    <w:p>
+      <w:r>
+        <w:t>W1–W3/W5 → independent paired task → project guide → delayed changed-case check.</w:t>
+      </w:r>
+    </w:p>
+    <w:p>
+      <w:pPr>
+        <w:pStyle w:val="Heading1"/>
+      </w:pPr>
+      <w:r>
+        <w:t>01. Recall · Retrieve before notes</w:t>
+      </w:r>
+    </w:p>
+    <w:p>
+      <w:r>
+        <w:t>Keep this task’s complete inputs, stated rule and support record together.</w:t>
+      </w:r>
+    </w:p>
+    <w:p>
+      <w:pPr>
+        <w:pStyle w:val="Heading2"/>
+      </w:pPr>
+      <w:r>
+        <w:t>Task and evidence record</w:t>
+      </w:r>
+    </w:p>
+    <w:p>
+      <w:pPr>
+        <w:pStyle w:val="ListBullet"/>
+      </w:pPr>
+      <w:r>
         <w:t>Try the recall before opening notes. Then use a different colour or a labelled second line to correct your explanation.</w:t>
       </w:r>
     </w:p>
@@ -54,12 +77,9 @@
     </w:p>
     <w:p>
       <w:pPr>
-        <w:spacing w:line="336" w:lineRule="auto" w:after="180"/>
-      </w:pPr>
-      <w:r>
-        <w:rPr>
-          <w:b w:val="0"/>
-        </w:rPr>
+        <w:pStyle w:val="ListBullet"/>
+      </w:pPr>
+      <w:r>
         <w:t>Without opening the old lesson, explain one key idea from Inspect Before Modeling. Give an example and a mistake that the idea helps you avoid.</w:t>
       </w:r>
     </w:p>
@@ -96,12 +116,9 @@
     </w:p>
     <w:p>
       <w:pPr>
-        <w:spacing w:line="336" w:lineRule="auto" w:after="180"/>
-      </w:pPr>
-      <w:r>
-        <w:rPr>
-          <w:b w:val="0"/>
-        </w:rPr>
+        <w:pStyle w:val="ListBullet"/>
+      </w:pPr>
+      <w:r>
         <w:t>Without opening the old lesson, explain one key idea from Classification or Regression?. Give an example and a mistake that the idea helps you avoid.</w:t>
       </w:r>
     </w:p>
@@ -133,147 +150,44 @@
         <w:pStyle w:val="Heading1"/>
       </w:pPr>
       <w:r>
-        <w:t>02. Practise with fading help</w:t>
-      </w:r>
-    </w:p>
-    <w:p>
-      <w:r>
-        <w:t>Complete the supported Label Quality trace and record the first step you can explain without help.</w:t>
-      </w:r>
-    </w:p>
-    <w:p>
-      <w:pPr>
-        <w:spacing w:line="336" w:lineRule="auto" w:after="180"/>
-      </w:pPr>
-      <w:r>
-        <w:rPr>
-          <w:b w:val="0"/>
-        </w:rPr>
-        <w:t xml:space="preserve">Use W2: Interpret </w:t>
-      </w:r>
-      <w:r>
-        <w:rPr>
-          <w:b/>
-        </w:rPr>
-        <w:t>agreement</w:t>
-      </w:r>
-      <w:r>
-        <w:rPr>
-          <w:b w:val="0"/>
-        </w:rPr>
-        <w:t xml:space="preserve"> for Label definitions and dis</w:t>
-      </w:r>
-      <w:r>
-        <w:rPr>
-          <w:b/>
-        </w:rPr>
-        <w:t>agreement</w:t>
-      </w:r>
-      <w:r>
-        <w:rPr>
-          <w:b w:val="0"/>
-        </w:rPr>
-        <w:t>. Record the answer once; the lesson and workbook refer to the same attempt.</w:t>
-      </w:r>
-    </w:p>
-    <w:tbl>
-      <w:tblPr>
-        <w:tblStyle w:val="LightShading-Accent1"/>
-        <w:tblW w:type="auto" w:w="0"/>
-        <w:tblLook w:firstColumn="1" w:firstRow="1" w:lastColumn="0" w:lastRow="0" w:noHBand="0" w:noVBand="1" w:val="04A0"/>
-      </w:tblPr>
-      <w:tblGrid>
-        <w:gridCol w:w="2556"/>
-        <w:gridCol w:w="2556"/>
-        <w:gridCol w:w="2556"/>
-        <w:gridCol w:w="2556"/>
-      </w:tblGrid>
-      <w:tr>
-        <w:trPr>
-          <w:tblHeader/>
-        </w:trPr>
-        <w:tc>
-          <w:tcPr>
-            <w:tcW w:type="dxa" w:w="2556"/>
-          </w:tcPr>
-          <w:p>
-            <w:r>
-              <w:t>Given inputs</w:t>
-            </w:r>
-          </w:p>
-        </w:tc>
-        <w:tc>
-          <w:tcPr>
-            <w:tcW w:type="dxa" w:w="2556"/>
-          </w:tcPr>
-          <w:p>
-            <w:r>
-              <w:t>Procedure I chose</w:t>
-            </w:r>
-          </w:p>
-        </w:tc>
-        <w:tc>
-          <w:tcPr>
-            <w:tcW w:type="dxa" w:w="2556"/>
-          </w:tcPr>
-          <w:p>
-            <w:r>
-              <w:t>Middle steps</w:t>
-            </w:r>
-          </w:p>
-        </w:tc>
-        <w:tc>
-          <w:tcPr>
-            <w:tcW w:type="dxa" w:w="2556"/>
-          </w:tcPr>
-          <w:p>
-            <w:r>
-              <w:t>Result and check</w:t>
-            </w:r>
-          </w:p>
-        </w:tc>
-      </w:tr>
-      <w:tr>
-        <w:tc>
-          <w:tcPr>
-            <w:tcW w:type="dxa" w:w="2556"/>
-          </w:tcPr>
-          <w:p>
-            <w:r/>
-          </w:p>
-        </w:tc>
-        <w:tc>
-          <w:tcPr>
-            <w:tcW w:type="dxa" w:w="2556"/>
-          </w:tcPr>
-          <w:p>
-            <w:r/>
-          </w:p>
-        </w:tc>
-        <w:tc>
-          <w:tcPr>
-            <w:tcW w:type="dxa" w:w="2556"/>
-          </w:tcPr>
-          <w:p>
-            <w:r/>
-          </w:p>
-        </w:tc>
-        <w:tc>
-          <w:tcPr>
-            <w:tcW w:type="dxa" w:w="2556"/>
-          </w:tcPr>
-          <w:p>
-            <w:r/>
-          </w:p>
-        </w:tc>
-      </w:tr>
-    </w:tbl>
+        <w:t>12. W1 · Explain the mechanism</w:t>
+      </w:r>
+    </w:p>
+    <w:p>
+      <w:r>
+        <w:t>Keep this task’s complete inputs, stated rule and support record together.</w:t>
+      </w:r>
+    </w:p>
+    <w:p>
+      <w:pPr>
+        <w:pStyle w:val="Heading2"/>
+      </w:pPr>
+      <w:r>
+        <w:t>Task and evidence record</w:t>
+      </w:r>
+    </w:p>
+    <w:p>
+      <w:pPr>
+        <w:pStyle w:val="ListBullet"/>
+      </w:pPr>
+      <w:r>
+        <w:t>Rule v1: inside or touching either lane boundary means blocked; all objects outside plus full visibility means clear; insufficient position/visibility means review. Original A blocked/blocked,B clear/blocked,C review/clear,D clear/clear give2/4=50% exact agreement including review. Excluding C gives2/3, but that is a selected subset. B’s touching wheel means blocked; C’s hidden region remains review. Preserve original labels, evidence, version, reviewer and decision. Matching labels do not establish correctness or model accuracy.</w:t>
+      </w:r>
+    </w:p>
+    <w:p>
+      <w:pPr>
+        <w:pStyle w:val="ListBullet"/>
+      </w:pPr>
+      <w:r>
+        <w:t>Under rule v1, label a wheel touching the boundary, an object entirely outside a fully visible lane, and a partly hidden lane. Explain the evidence for each.</w:t>
+      </w:r>
+    </w:p>
     <w:p>
       <w:pPr>
         <w:pStyle w:val="Heading3"/>
       </w:pPr>
       <w:r>
-        <w:t>The step I completed without help, and the hint I needed</w:t>
+        <w:t>My reasoning and evidence</w:t>
       </w:r>
     </w:p>
     <w:p>
@@ -292,62 +206,55 @@
       </w:r>
     </w:p>
     <w:p>
+      <w:r>
+        <w:t>________________________________________________________________</w:t>
+      </w:r>
+    </w:p>
+    <w:p>
+      <w:r>
+        <w:t>________________________________________________________________</w:t>
+      </w:r>
+    </w:p>
+    <w:p>
+      <w:r>
+        <w:t>________________________________________________________________</w:t>
+      </w:r>
+    </w:p>
+    <w:p>
       <w:pPr>
         <w:pStyle w:val="Heading1"/>
       </w:pPr>
       <w:r>
-        <w:t>03. Individual reasoning check</w:t>
-      </w:r>
-    </w:p>
-    <w:p>
-      <w:r>
-        <w:t>Check the proposed Label Quality explanation against the supplied facts before discussing it.</w:t>
-      </w:r>
-    </w:p>
-    <w:p>
-      <w:pPr>
-        <w:spacing w:line="336" w:lineRule="auto" w:after="180"/>
-      </w:pPr>
-      <w:r>
-        <w:rPr>
-          <w:b w:val="0"/>
-        </w:rPr>
-        <w:t>Use the worked case for Label definitions and dis</w:t>
-      </w:r>
-      <w:r>
-        <w:rPr>
-          <w:b/>
-        </w:rPr>
-        <w:t>agreement</w:t>
-      </w:r>
-      <w:r>
-        <w:rPr>
-          <w:b w:val="0"/>
-        </w:rPr>
-        <w:t>. Proposed explanation: “</w:t>
-      </w:r>
-      <w:r>
-        <w:rPr>
-          <w:b/>
-        </w:rPr>
-        <w:t>Agreement</w:t>
-      </w:r>
-      <w:r>
-        <w:rPr>
-          <w:b w:val="0"/>
-        </w:rPr>
-        <w:t xml:space="preserve"> is accuracy”. Decide whether this explanation is supported.</w:t>
-      </w:r>
-    </w:p>
-    <w:p>
-      <w:pPr>
-        <w:spacing w:line="336" w:lineRule="auto" w:after="180"/>
-      </w:pPr>
-      <w:r>
-        <w:rPr>
-          <w:b w:val="0"/>
-        </w:rPr>
-        <w:t>Point to the step or supplied fact that decides; explain your repair if needed.</w:t>
+        <w:t>13. W2 · Trace the current experiment</w:t>
+      </w:r>
+    </w:p>
+    <w:p>
+      <w:r>
+        <w:t>Keep this task’s complete inputs, stated rule and support record together.</w:t>
+      </w:r>
+    </w:p>
+    <w:p>
+      <w:pPr>
+        <w:pStyle w:val="Heading2"/>
+      </w:pPr>
+      <w:r>
+        <w:t>Task and evidence record</w:t>
+      </w:r>
+    </w:p>
+    <w:p>
+      <w:pPr>
+        <w:pStyle w:val="ListBullet"/>
+      </w:pPr>
+      <w:r>
+        <w:t>Rule v1: inside or touching either lane boundary means blocked; all objects outside plus full visibility means clear; insufficient position/visibility means review. Original A blocked/blocked,B clear/blocked,C review/clear,D clear/clear give2/4=50% exact agreement including review. Excluding C gives2/3, but that is a selected subset. B’s touching wheel means blocked; C’s hidden region remains review. Preserve original labels, evidence, version, reviewer and decision. Matching labels do not establish correctness or model accuracy.</w:t>
+      </w:r>
+    </w:p>
+    <w:p>
+      <w:pPr>
+        <w:pStyle w:val="ListBullet"/>
+      </w:pPr>
+      <w:r>
+        <w:t>Explain the output 2 4 for A through D. State the fraction and percent, whether review is included, and why this is not model accuracy.</w:t>
       </w:r>
     </w:p>
     <w:p>
@@ -355,7 +262,7 @@
         <w:pStyle w:val="Heading3"/>
       </w:pPr>
       <w:r>
-        <w:t>My explanation before partner discussion</w:t>
+        <w:t>My reasoning and evidence</w:t>
       </w:r>
     </w:p>
     <w:p>
@@ -379,16 +286,58 @@
       </w:r>
     </w:p>
     <w:p>
+      <w:r>
+        <w:t>________________________________________________________________</w:t>
+      </w:r>
+    </w:p>
+    <w:p>
+      <w:r>
+        <w:t>________________________________________________________________</w:t>
+      </w:r>
+    </w:p>
+    <w:p>
       <w:pPr>
         <w:pStyle w:val="Heading1"/>
       </w:pPr>
       <w:r>
-        <w:t>04. Independent transfer case</w:t>
-      </w:r>
-    </w:p>
-    <w:p>
-      <w:r>
-        <w:t>Write one first attempt at the reserved independent case before feedback. Repeated copies of that case refer to the same recorded attempt.</w:t>
+        <w:t>14. W3 · Repair the reasoning</w:t>
+      </w:r>
+    </w:p>
+    <w:p>
+      <w:r>
+        <w:t>Keep this task’s complete inputs, stated rule and support record together.</w:t>
+      </w:r>
+    </w:p>
+    <w:p>
+      <w:pPr>
+        <w:pStyle w:val="Heading2"/>
+      </w:pPr>
+      <w:r>
+        <w:t>Task and evidence record</w:t>
+      </w:r>
+    </w:p>
+    <w:p>
+      <w:pPr>
+        <w:pStyle w:val="ListBullet"/>
+      </w:pPr>
+      <w:r>
+        <w:t>Rule v1: inside or touching either lane boundary means blocked; all objects outside plus full visibility means clear; insufficient position/visibility means review. Original A blocked/blocked,B clear/blocked,C review/clear,D clear/clear give2/4=50% exact agreement including review. Excluding C gives2/3, but that is a selected subset. B’s touching wheel means blocked; C’s hidden region remains review. Preserve original labels, evidence, version, reviewer and decision. Matching labels do not establish correctness or model accuracy.</w:t>
+      </w:r>
+    </w:p>
+    <w:p>
+      <w:pPr>
+        <w:pStyle w:val="ListBullet"/>
+      </w:pPr>
+      <w:r>
+        <w:t>Reference for this exercise: open this week’s student lesson, “Label Quality”, at “See how it works” and “Follow a worked example”. Use the original worked values or code named in the question; the later pictorial case is a separate example. Keep this reference beside your workbook while practising.</w:t>
+      </w:r>
+    </w:p>
+    <w:p>
+      <w:pPr>
+        <w:pStyle w:val="ListBullet"/>
+      </w:pPr>
+      <w:r>
+        <w:t>For B and C, record original labels, visible evidence, rule version and reviewed decision. Explain why the original labels should remain available.</w:t>
       </w:r>
     </w:p>
     <w:p>
@@ -396,64 +345,157 @@
         <w:pStyle w:val="Heading3"/>
       </w:pPr>
       <w:r>
+        <w:t>My reasoning and evidence</w:t>
+      </w:r>
+    </w:p>
+    <w:p>
+      <w:r>
+        <w:t>________________________________________________________________</w:t>
+      </w:r>
+    </w:p>
+    <w:p>
+      <w:r>
+        <w:t>________________________________________________________________</w:t>
+      </w:r>
+    </w:p>
+    <w:p>
+      <w:r>
+        <w:t>________________________________________________________________</w:t>
+      </w:r>
+    </w:p>
+    <w:p>
+      <w:r>
+        <w:t>________________________________________________________________</w:t>
+      </w:r>
+    </w:p>
+    <w:p>
+      <w:r>
+        <w:t>________________________________________________________________</w:t>
+      </w:r>
+    </w:p>
+    <w:p>
+      <w:r>
+        <w:t>________________________________________________________________</w:t>
+      </w:r>
+    </w:p>
+    <w:p>
+      <w:pPr>
+        <w:pStyle w:val="Heading1"/>
+      </w:pPr>
+      <w:r>
+        <w:t>16. W5 · Plan the next check</w:t>
+      </w:r>
+    </w:p>
+    <w:p>
+      <w:r>
+        <w:t>Keep this task’s complete inputs, stated rule and support record together.</w:t>
+      </w:r>
+    </w:p>
+    <w:p>
+      <w:pPr>
+        <w:pStyle w:val="Heading2"/>
+      </w:pPr>
+      <w:r>
+        <w:t>Task and evidence record</w:t>
+      </w:r>
+    </w:p>
+    <w:p>
+      <w:pPr>
+        <w:pStyle w:val="ListBullet"/>
+      </w:pPr>
+      <w:r>
+        <w:t>Rule v1: inside or touching either lane boundary means blocked; all objects outside plus full visibility means clear; insufficient position/visibility means review. Original A blocked/blocked,B clear/blocked,C review/clear,D clear/clear give2/4=50% exact agreement including review. Excluding C gives2/3, but that is a selected subset. B’s touching wheel means blocked; C’s hidden region remains review. Preserve original labels, evidence, version, reviewer and decision. Matching labels do not establish correctness or model accuracy.</w:t>
+      </w:r>
+    </w:p>
+    <w:p>
+      <w:pPr>
+        <w:pStyle w:val="ListBullet"/>
+      </w:pPr>
+      <w:r>
+        <w:t>Write a short v1 labeling instruction covering blocked, clear, the touching boundary and review. Add one boundary example. Explain why three people voting clear cannot settle a hidden lane.</w:t>
+      </w:r>
+    </w:p>
+    <w:p>
+      <w:pPr>
+        <w:pStyle w:val="Heading3"/>
+      </w:pPr>
+      <w:r>
+        <w:t>My reasoning and evidence</w:t>
+      </w:r>
+    </w:p>
+    <w:p>
+      <w:r>
+        <w:t>________________________________________________________________</w:t>
+      </w:r>
+    </w:p>
+    <w:p>
+      <w:r>
+        <w:t>________________________________________________________________</w:t>
+      </w:r>
+    </w:p>
+    <w:p>
+      <w:r>
+        <w:t>________________________________________________________________</w:t>
+      </w:r>
+    </w:p>
+    <w:p>
+      <w:r>
+        <w:t>________________________________________________________________</w:t>
+      </w:r>
+    </w:p>
+    <w:p>
+      <w:r>
+        <w:t>________________________________________________________________</w:t>
+      </w:r>
+    </w:p>
+    <w:p>
+      <w:r>
+        <w:t>________________________________________________________________</w:t>
+      </w:r>
+    </w:p>
+    <w:p>
+      <w:pPr>
+        <w:pStyle w:val="Heading1"/>
+      </w:pPr>
+      <w:r>
+        <w:t>04. Try alone · Selected experiment task</w:t>
+      </w:r>
+    </w:p>
+    <w:p>
+      <w:r>
+        <w:t>Keep this task’s complete inputs, stated rule and support record together.</w:t>
+      </w:r>
+    </w:p>
+    <w:p>
+      <w:pPr>
+        <w:pStyle w:val="Heading2"/>
+      </w:pPr>
+      <w:r>
+        <w:t>Task and evidence record</w:t>
+      </w:r>
+    </w:p>
+    <w:p>
+      <w:pPr>
+        <w:pStyle w:val="ListBullet"/>
+      </w:pPr>
+      <w:r>
+        <w:t>For this task, “original pairs” means the supplied P–T annotation pairs, not A–D from the worked example. Use v1: inside or touching either boundary means blocked; fully visible with all objects outside means clear; insufficient evidence means review. Compare the original annotations for agreement; keep your reviewed v1 decisions in a separate column. When excluding review, omit pairs where either original annotation is review, and state the remaining denominator.</w:t>
+      </w:r>
+    </w:p>
+    <w:p>
+      <w:pPr>
+        <w:pStyle w:val="Heading3"/>
+      </w:pPr>
+      <w:r>
         <w:t>Independent case: Apply the process independently</w:t>
       </w:r>
     </w:p>
     <w:p>
       <w:pPr>
-        <w:spacing w:line="336" w:lineRule="auto" w:after="180"/>
-      </w:pPr>
-      <w:r>
-        <w:rPr>
-          <w:b w:val="0"/>
-        </w:rPr>
-        <w:t>New pairs are P blocked/blocked, Q clear/blocked, R review/review, S clear/clear, T blocked/clear.</w:t>
-      </w:r>
-    </w:p>
-    <w:p>
-      <w:pPr>
-        <w:spacing w:line="336" w:lineRule="auto" w:after="180"/>
-      </w:pPr>
-      <w:r>
-        <w:rPr>
-          <w:b w:val="0"/>
-        </w:rPr>
-        <w:t xml:space="preserve">P has an object inside; Q touches the line; R is partly hidden; S has all objects outside a fully visible lane; T has an object inside. Count </w:t>
-      </w:r>
-      <w:r>
-        <w:rPr>
-          <w:b/>
-        </w:rPr>
-        <w:t>agreement</w:t>
-      </w:r>
-      <w:r>
-        <w:rPr>
-          <w:b w:val="0"/>
-        </w:rPr>
-        <w:t xml:space="preserve"> including review. Apply v1 to all five.</w:t>
-      </w:r>
-    </w:p>
-    <w:p>
-      <w:pPr>
-        <w:spacing w:line="336" w:lineRule="auto" w:after="180"/>
-      </w:pPr>
-      <w:r>
-        <w:rPr>
-          <w:b w:val="0"/>
-        </w:rPr>
-        <w:t xml:space="preserve">Then report </w:t>
-      </w:r>
-      <w:r>
-        <w:rPr>
-          <w:b/>
-        </w:rPr>
-        <w:t>agreement</w:t>
-      </w:r>
-      <w:r>
-        <w:rPr>
-          <w:b w:val="0"/>
-        </w:rPr>
-        <w:t xml:space="preserve"> on the original pairs excluding any review status, with its denominator and limitation.</w:t>
+        <w:pStyle w:val="ListBullet"/>
+      </w:pPr>
+      <w:r>
+        <w:t>New pairs are P blocked/blocked, Q clear/blocked, R review/review, S clear/clear, T blocked/clear. P has an object inside; Q touches the line; R is partly hidden; S has all objects outside a fully visible lane; T has an object inside. Count agreement including review. Apply v1 to all five. Then report agreement on the original pairs excluding any review status, with its denominator and limitation.</w:t>
       </w:r>
     </w:p>
     <w:p>
@@ -501,12 +543,9 @@
     </w:p>
     <w:p>
       <w:pPr>
-        <w:spacing w:line="336" w:lineRule="auto" w:after="180"/>
-      </w:pPr>
-      <w:r>
-        <w:rPr>
-          <w:b w:val="0"/>
-        </w:rPr>
+        <w:pStyle w:val="ListBullet"/>
+      </w:pPr>
+      <w:r>
         <w:t>Attempt this case before feedback. Record any help. Earlier examples below are further practice; a case already practised with feedback cannot establish fresh transfer.</w:t>
       </w:r>
     </w:p>
@@ -515,35 +554,69 @@
         <w:pStyle w:val="Heading1"/>
       </w:pPr>
       <w:r>
-        <w:t>05. Your learning target</w:t>
-      </w:r>
-    </w:p>
-    <w:p>
-      <w:r>
-        <w:t>Connect the Label Quality target to a trace and a justified conclusion.</w:t>
-      </w:r>
-    </w:p>
-    <w:p>
-      <w:pPr>
-        <w:spacing w:line="336" w:lineRule="auto" w:after="180"/>
-      </w:pPr>
-      <w:r>
-        <w:rPr>
-          <w:b w:val="0"/>
-        </w:rPr>
-        <w:t xml:space="preserve">Two labelers agree on 16 of 20 leaves. Both used a rule that mistakenly calls shadows 'spots'. Compute </w:t>
-      </w:r>
-      <w:r>
-        <w:rPr>
-          <w:b/>
-        </w:rPr>
-        <w:t>agreement</w:t>
-      </w:r>
-      <w:r>
-        <w:rPr>
-          <w:b w:val="0"/>
-        </w:rPr>
-        <w:t xml:space="preserve"> and explain why it does not establish correct labels.</w:t>
+        <w:t>09. Project · Keep the experiment evidence</w:t>
+      </w:r>
+    </w:p>
+    <w:p>
+      <w:r>
+        <w:t>Keep this task’s complete inputs, stated rule and support record together.</w:t>
+      </w:r>
+    </w:p>
+    <w:p>
+      <w:pPr>
+        <w:pStyle w:val="Heading2"/>
+      </w:pPr>
+      <w:r>
+        <w:t>Task and evidence record</w:t>
+      </w:r>
+    </w:p>
+    <w:p>
+      <w:pPr>
+        <w:pStyle w:val="ListBullet"/>
+      </w:pPr>
+      <w:r>
+        <w:t>Write the Plant Classifier label guide with positive, negative, borderline, and not-labelable examples.</w:t>
+      </w:r>
+    </w:p>
+    <w:p>
+      <w:pPr>
+        <w:pStyle w:val="ListBullet"/>
+      </w:pPr>
+      <w:r>
+        <w:t>The project change and evidence I will keep</w:t>
+      </w:r>
+    </w:p>
+    <w:p>
+      <w:pPr>
+        <w:pStyle w:val="Heading3"/>
+      </w:pPr>
+      <w:r>
+        <w:t>Write or draw your reasoning and evidence.</w:t>
+      </w:r>
+    </w:p>
+    <w:p>
+      <w:r>
+        <w:t>________________________________________________________________</w:t>
+      </w:r>
+    </w:p>
+    <w:p>
+      <w:r>
+        <w:t>________________________________________________________________</w:t>
+      </w:r>
+    </w:p>
+    <w:p>
+      <w:r>
+        <w:t>________________________________________________________________</w:t>
+      </w:r>
+    </w:p>
+    <w:p>
+      <w:r>
+        <w:t>________________________________________________________________</w:t>
+      </w:r>
+    </w:p>
+    <w:p>
+      <w:r>
+        <w:t>________________________________________________________________</w:t>
       </w:r>
     </w:p>
     <w:p>
@@ -551,1002 +624,20 @@
         <w:pStyle w:val="Heading1"/>
       </w:pPr>
       <w:r>
-        <w:t>06. Solve the given case</w:t>
-      </w:r>
-    </w:p>
-    <w:p>
-      <w:r>
-        <w:t>Solve the supplied Label Quality case and show the deciding evidence.</w:t>
-      </w:r>
-    </w:p>
-    <w:p>
-      <w:pPr>
-        <w:spacing w:line="336" w:lineRule="auto" w:after="180"/>
-      </w:pPr>
-      <w:r>
-        <w:rPr>
-          <w:b w:val="0"/>
-        </w:rPr>
-        <w:t xml:space="preserve">Two </w:t>
-      </w:r>
-      <w:r>
-        <w:rPr>
-          <w:b/>
-        </w:rPr>
-        <w:t>annotator</w:t>
-      </w:r>
-      <w:r>
-        <w:rPr>
-          <w:b w:val="0"/>
-        </w:rPr>
-        <w:t>s disagree on three of ten leaves, especially mild spotting.</w:t>
-      </w:r>
-    </w:p>
-    <w:p>
-      <w:pPr>
-        <w:spacing w:line="336" w:lineRule="auto" w:after="180"/>
-      </w:pPr>
-      <w:r>
-        <w:rPr>
-          <w:b w:val="0"/>
-        </w:rPr>
-        <w:t>Improve label quality.</w:t>
-      </w:r>
-    </w:p>
-    <w:p>
-      <w:pPr>
-        <w:spacing w:line="336" w:lineRule="auto" w:after="180"/>
-      </w:pPr>
-      <w:r>
-        <w:rPr>
-          <w:b w:val="0"/>
-        </w:rPr>
-        <w:t xml:space="preserve">Show your trace, calculation or </w:t>
-      </w:r>
-      <w:r>
-        <w:rPr>
-          <w:b/>
-        </w:rPr>
-        <w:t>evidence</w:t>
-      </w:r>
-    </w:p>
-    <w:p>
-      <w:pPr>
-        <w:pStyle w:val="Heading3"/>
-      </w:pPr>
-      <w:r>
-        <w:t>Write or draw your reasoning and evidence.</w:t>
-      </w:r>
-    </w:p>
-    <w:p>
-      <w:r>
-        <w:t>________________________________________________________________</w:t>
-      </w:r>
-    </w:p>
-    <w:p>
-      <w:r>
-        <w:t>________________________________________________________________</w:t>
-      </w:r>
-    </w:p>
-    <w:p>
-      <w:r>
-        <w:t>________________________________________________________________</w:t>
-      </w:r>
-    </w:p>
-    <w:p>
-      <w:r>
-        <w:t>________________________________________________________________</w:t>
-      </w:r>
-    </w:p>
-    <w:p>
-      <w:r>
-        <w:t>________________________________________________________________</w:t>
-      </w:r>
-    </w:p>
-    <w:p>
-      <w:pPr>
-        <w:pStyle w:val="Heading1"/>
-      </w:pPr>
-      <w:r>
-        <w:t>07. Check a changed case</w:t>
-      </w:r>
-    </w:p>
-    <w:p>
-      <w:r>
-        <w:t>Apply the procedure to the changed case and record why the conclusion follows.</w:t>
-      </w:r>
-    </w:p>
-    <w:p>
-      <w:pPr>
-        <w:spacing w:line="336" w:lineRule="auto" w:after="180"/>
-      </w:pPr>
-      <w:r>
-        <w:rPr>
-          <w:b w:val="0"/>
-        </w:rPr>
-        <w:t xml:space="preserve">Two labelers assign different species to the same image. Should you silently pick the label that helps the model score? Describe a better </w:t>
-      </w:r>
-      <w:r>
-        <w:rPr>
-          <w:b/>
-        </w:rPr>
-        <w:t>process</w:t>
-      </w:r>
-      <w:r>
-        <w:rPr>
-          <w:b w:val="0"/>
-        </w:rPr>
-        <w:t>.</w:t>
-      </w:r>
-    </w:p>
-    <w:p>
-      <w:pPr>
-        <w:spacing w:line="336" w:lineRule="auto" w:after="180"/>
-      </w:pPr>
-      <w:r>
-        <w:rPr>
-          <w:b w:val="0"/>
-        </w:rPr>
-        <w:t>My independent answer and reason</w:t>
-      </w:r>
-    </w:p>
-    <w:p>
-      <w:pPr>
-        <w:pStyle w:val="Heading3"/>
-      </w:pPr>
-      <w:r>
-        <w:t>Write or draw your reasoning and evidence.</w:t>
-      </w:r>
-    </w:p>
-    <w:p>
-      <w:r>
-        <w:t>________________________________________________________________</w:t>
-      </w:r>
-    </w:p>
-    <w:p>
-      <w:r>
-        <w:t>________________________________________________________________</w:t>
-      </w:r>
-    </w:p>
-    <w:p>
-      <w:r>
-        <w:t>________________________________________________________________</w:t>
-      </w:r>
-    </w:p>
-    <w:p>
-      <w:r>
-        <w:t>________________________________________________________________</w:t>
-      </w:r>
-    </w:p>
-    <w:p>
-      <w:r>
-        <w:t>________________________________________________________________</w:t>
-      </w:r>
-    </w:p>
-    <w:p>
-      <w:pPr>
-        <w:pStyle w:val="Heading3"/>
-      </w:pPr>
-      <w:r>
-        <w:t>Week 6 Test and reflect</w:t>
-      </w:r>
-    </w:p>
-    <w:p>
-      <w:pPr>
-        <w:pStyle w:val="Heading1"/>
-      </w:pPr>
-      <w:r>
-        <w:t>08. Design a revealing test</w:t>
-      </w:r>
-    </w:p>
-    <w:p>
-      <w:r>
-        <w:t>Specify a changed input, expected result and observation separately.</w:t>
-      </w:r>
-    </w:p>
-    <w:p>
-      <w:pPr>
-        <w:spacing w:line="336" w:lineRule="auto" w:after="180"/>
-      </w:pPr>
-      <w:r>
-        <w:rPr>
-          <w:b w:val="0"/>
-        </w:rPr>
-        <w:t xml:space="preserve">Create a changed </w:t>
-      </w:r>
-      <w:r>
-        <w:rPr>
-          <w:b/>
-        </w:rPr>
-        <w:t>input</w:t>
-      </w:r>
-      <w:r>
-        <w:rPr>
-          <w:b w:val="0"/>
-        </w:rPr>
-        <w:t>, boundary case or missing-information case. Write the expected answer or safe response before testing.</w:t>
-      </w:r>
-    </w:p>
-    <w:tbl>
-      <w:tblPr>
-        <w:tblStyle w:val="LightShading-Accent1"/>
-        <w:tblW w:type="auto" w:w="0"/>
-        <w:tblLook w:firstColumn="1" w:firstRow="1" w:lastColumn="0" w:lastRow="0" w:noHBand="0" w:noVBand="1" w:val="04A0"/>
-      </w:tblPr>
-      <w:tblGrid>
-        <w:gridCol w:w="5112"/>
-        <w:gridCol w:w="5112"/>
-      </w:tblGrid>
-      <w:tr>
-        <w:trPr>
-          <w:tblHeader/>
-        </w:trPr>
-        <w:tc>
-          <w:tcPr>
-            <w:tcW w:type="dxa" w:w="5112"/>
-          </w:tcPr>
-          <w:p>
-            <w:r>
-              <w:t>Test record</w:t>
-            </w:r>
-          </w:p>
-        </w:tc>
-        <w:tc>
-          <w:tcPr>
-            <w:tcW w:type="dxa" w:w="5112"/>
-          </w:tcPr>
-          <w:p>
-            <w:r>
-              <w:t>My evidence</w:t>
-            </w:r>
-          </w:p>
-        </w:tc>
-      </w:tr>
-      <w:tr>
-        <w:tc>
-          <w:tcPr>
-            <w:tcW w:type="dxa" w:w="5112"/>
-          </w:tcPr>
-          <w:p>
-            <w:r>
-              <w:t>Changed input or condition</w:t>
-            </w:r>
-          </w:p>
-        </w:tc>
-        <w:tc>
-          <w:tcPr>
-            <w:tcW w:type="dxa" w:w="5112"/>
-          </w:tcPr>
-          <w:p>
-            <w:r/>
-          </w:p>
-        </w:tc>
-      </w:tr>
-      <w:tr>
-        <w:tc>
-          <w:tcPr>
-            <w:tcW w:type="dxa" w:w="5112"/>
-          </w:tcPr>
-          <w:p>
-            <w:r>
-              <w:t>Expected answer or fallback</w:t>
-            </w:r>
-          </w:p>
-        </w:tc>
-        <w:tc>
-          <w:tcPr>
-            <w:tcW w:type="dxa" w:w="5112"/>
-          </w:tcPr>
-          <w:p>
-            <w:r/>
-          </w:p>
-        </w:tc>
-      </w:tr>
-      <w:tr>
-        <w:tc>
-          <w:tcPr>
-            <w:tcW w:type="dxa" w:w="5112"/>
-          </w:tcPr>
-          <w:p>
-            <w:r>
-              <w:t>Observed result</w:t>
-            </w:r>
-          </w:p>
-        </w:tc>
-        <w:tc>
-          <w:tcPr>
-            <w:tcW w:type="dxa" w:w="5112"/>
-          </w:tcPr>
-          <w:p>
-            <w:r/>
-          </w:p>
-        </w:tc>
-      </w:tr>
-      <w:tr>
-        <w:tc>
-          <w:tcPr>
-            <w:tcW w:type="dxa" w:w="5112"/>
-          </w:tcPr>
-          <w:p>
-            <w:r>
-              <w:t>Why the result occurred</w:t>
-            </w:r>
-          </w:p>
-        </w:tc>
-        <w:tc>
-          <w:tcPr>
-            <w:tcW w:type="dxa" w:w="5112"/>
-          </w:tcPr>
-          <w:p>
-            <w:r/>
-          </w:p>
-        </w:tc>
-      </w:tr>
-    </w:tbl>
-    <w:p>
-      <w:pPr>
-        <w:pStyle w:val="Heading1"/>
-      </w:pPr>
-      <w:r>
-        <w:t>09. Project checkpoint</w:t>
-      </w:r>
-    </w:p>
-    <w:p>
-      <w:r>
-        <w:t>Justify what Label Quality adds to Responsible Plant Classifier and keep the evidence.</w:t>
-      </w:r>
-    </w:p>
-    <w:p>
-      <w:pPr>
-        <w:spacing w:line="336" w:lineRule="auto" w:after="180"/>
-      </w:pPr>
-      <w:r>
-        <w:rPr>
-          <w:b w:val="0"/>
-        </w:rPr>
-        <w:t>Write the Plant Classifier label guide with positive, negative, borderline, and not-labelable examples.</w:t>
-      </w:r>
-    </w:p>
-    <w:p>
-      <w:pPr>
-        <w:spacing w:line="336" w:lineRule="auto" w:after="180"/>
-      </w:pPr>
-      <w:r>
-        <w:rPr>
-          <w:b w:val="0"/>
-        </w:rPr>
-        <w:t xml:space="preserve">The project change and </w:t>
-      </w:r>
-      <w:r>
-        <w:rPr>
-          <w:b/>
-        </w:rPr>
-        <w:t>evidence</w:t>
-      </w:r>
-      <w:r>
-        <w:rPr>
-          <w:b w:val="0"/>
-        </w:rPr>
-        <w:t xml:space="preserve"> I will keep</w:t>
-      </w:r>
-    </w:p>
-    <w:p>
-      <w:pPr>
-        <w:pStyle w:val="Heading3"/>
-      </w:pPr>
-      <w:r>
-        <w:t>Write or draw your reasoning and evidence.</w:t>
-      </w:r>
-    </w:p>
-    <w:p>
-      <w:r>
-        <w:t>________________________________________________________________</w:t>
-      </w:r>
-    </w:p>
-    <w:p>
-      <w:r>
-        <w:t>________________________________________________________________</w:t>
-      </w:r>
-    </w:p>
-    <w:p>
-      <w:r>
-        <w:t>________________________________________________________________</w:t>
-      </w:r>
-    </w:p>
-    <w:p>
-      <w:r>
-        <w:t>________________________________________________________________</w:t>
-      </w:r>
-    </w:p>
-    <w:p>
-      <w:r>
-        <w:t>________________________________________________________________</w:t>
-      </w:r>
-    </w:p>
-    <w:p>
-      <w:pPr>
-        <w:pStyle w:val="Heading1"/>
-      </w:pPr>
-      <w:r>
-        <w:t>10. Self check</w:t>
-      </w:r>
-    </w:p>
-    <w:p>
-      <w:r>
-        <w:t>Judge explanation, evidence, transfer and limits separately; attach the work behind your judgement.</w:t>
-      </w:r>
-    </w:p>
-    <w:p>
-      <w:pPr>
-        <w:pStyle w:val="ListBullet"/>
-      </w:pPr>
-      <w:r>
-        <w:t>I can explain the mechanism.</w:t>
-      </w:r>
-    </w:p>
-    <w:p>
-      <w:pPr>
-        <w:pStyle w:val="ListBullet"/>
-      </w:pPr>
-      <w:r>
-        <w:t>I can show evidence.</w:t>
-      </w:r>
-    </w:p>
-    <w:p>
-      <w:pPr>
-        <w:pStyle w:val="ListBullet"/>
-      </w:pPr>
-      <w:r>
-        <w:t>I can handle a changed case.</w:t>
-      </w:r>
-    </w:p>
-    <w:p>
-      <w:pPr>
-        <w:pStyle w:val="ListBullet"/>
-      </w:pPr>
-      <w:r>
-        <w:t>I can name a limit.</w:t>
-      </w:r>
-    </w:p>
-    <w:p>
-      <w:r>
-        <w:t>Mark each as not yet, with help or independently, and attach supporting work.</w:t>
-      </w:r>
-    </w:p>
-    <w:p>
-      <w:pPr>
-        <w:spacing w:line="336" w:lineRule="auto" w:after="180"/>
-      </w:pPr>
-      <w:r>
-        <w:rPr>
-          <w:b w:val="0"/>
-        </w:rPr>
-        <w:t>Teacher review ____________________  Next step ____________________</w:t>
-      </w:r>
-    </w:p>
-    <w:p>
-      <w:pPr>
-        <w:pStyle w:val="Heading1"/>
-      </w:pPr>
-      <w:r>
-        <w:t>11. Transfer practice from the original programme</w:t>
-      </w:r>
-    </w:p>
-    <w:p>
-      <w:r>
-        <w:t>Use this earlier case as transfer practice. A case already discussed with feedback is not fresh assessment evidence.</w:t>
-      </w:r>
-    </w:p>
-    <w:p>
-      <w:pPr>
-        <w:spacing w:line="336" w:lineRule="auto" w:after="180"/>
-      </w:pPr>
-      <w:r>
-        <w:rPr>
-          <w:b w:val="0"/>
-        </w:rPr>
-        <w:t xml:space="preserve">Two labelers agree on 16 of 20 leaves. Both used a rule that mistakenly calls shadows 'spots'. Compute </w:t>
-      </w:r>
-      <w:r>
-        <w:rPr>
-          <w:b/>
-        </w:rPr>
-        <w:t>agreement</w:t>
-      </w:r>
-      <w:r>
-        <w:rPr>
-          <w:b w:val="0"/>
-        </w:rPr>
-        <w:t xml:space="preserve"> and explain why it does not establish correct labels.</w:t>
-      </w:r>
-    </w:p>
-    <w:p>
-      <w:pPr>
-        <w:pStyle w:val="Heading3"/>
-      </w:pPr>
-      <w:r>
-        <w:t>My independently reasoned answer</w:t>
-      </w:r>
-    </w:p>
-    <w:p>
-      <w:r>
-        <w:t>________________________________________________________________</w:t>
-      </w:r>
-    </w:p>
-    <w:p>
-      <w:r>
-        <w:t>________________________________________________________________</w:t>
-      </w:r>
-    </w:p>
-    <w:p>
-      <w:r>
-        <w:t>________________________________________________________________</w:t>
-      </w:r>
-    </w:p>
-    <w:p>
-      <w:r>
-        <w:t>________________________________________________________________</w:t>
-      </w:r>
-    </w:p>
-    <w:p>
-      <w:r>
-        <w:t>________________________________________________________________</w:t>
-      </w:r>
-    </w:p>
-    <w:p>
-      <w:r>
-        <w:t>________________________________________________________________</w:t>
-      </w:r>
-    </w:p>
-    <w:p>
-      <w:r>
-        <w:t>________________________________________________________________</w:t>
-      </w:r>
-    </w:p>
-    <w:p>
-      <w:pPr>
-        <w:spacing w:line="336" w:lineRule="auto" w:after="180"/>
-      </w:pPr>
-      <w:r>
-        <w:rPr>
-          <w:b w:val="0"/>
-        </w:rPr>
-        <w:t>Record support used: none, hint or teacher explanation.</w:t>
-      </w:r>
-    </w:p>
-    <w:p>
-      <w:pPr>
-        <w:pStyle w:val="Heading1"/>
-      </w:pPr>
-      <w:r>
-        <w:t>12. W1 Use the boundary and review rules</w:t>
-      </w:r>
-    </w:p>
-    <w:p>
-      <w:r>
-        <w:t>Use the boundary and review rules. Apply the supplied Label Quality facts and keep your reasoning.</w:t>
-      </w:r>
-    </w:p>
-    <w:p>
-      <w:pPr>
-        <w:spacing w:line="336" w:lineRule="auto" w:after="180"/>
-      </w:pPr>
-      <w:r>
-        <w:rPr>
-          <w:b w:val="0"/>
-        </w:rPr>
-        <w:t xml:space="preserve">Under rule v1, label a wheel touching the boundary, an object entirely outside a fully visible lane, and a partly hidden lane. Explain the </w:t>
-      </w:r>
-      <w:r>
-        <w:rPr>
-          <w:b/>
-        </w:rPr>
-        <w:t>evidence</w:t>
-      </w:r>
-      <w:r>
-        <w:rPr>
-          <w:b w:val="0"/>
-        </w:rPr>
-        <w:t xml:space="preserve"> for each.</w:t>
-      </w:r>
-    </w:p>
-    <w:p>
-      <w:pPr>
-        <w:pStyle w:val="Heading3"/>
-      </w:pPr>
-      <w:r>
-        <w:t>My reasoning and evidence</w:t>
-      </w:r>
-    </w:p>
-    <w:p>
-      <w:r>
-        <w:t>________________________________________________________________</w:t>
-      </w:r>
-    </w:p>
-    <w:p>
-      <w:r>
-        <w:t>________________________________________________________________</w:t>
-      </w:r>
-    </w:p>
-    <w:p>
-      <w:r>
-        <w:t>________________________________________________________________</w:t>
-      </w:r>
-    </w:p>
-    <w:p>
-      <w:r>
-        <w:t>________________________________________________________________</w:t>
-      </w:r>
-    </w:p>
-    <w:p>
-      <w:r>
-        <w:t>________________________________________________________________</w:t>
-      </w:r>
-    </w:p>
-    <w:p>
-      <w:r>
-        <w:t>________________________________________________________________</w:t>
-      </w:r>
-    </w:p>
-    <w:p>
-      <w:pPr>
-        <w:pStyle w:val="Heading1"/>
-      </w:pPr>
-      <w:r>
-        <w:t>13. W2 Interpret agreement</w:t>
-      </w:r>
-    </w:p>
-    <w:p>
-      <w:r>
-        <w:t>Interpret agreement. Apply the supplied Label Quality facts and keep your reasoning.</w:t>
-      </w:r>
-    </w:p>
-    <w:p>
-      <w:pPr>
-        <w:spacing w:line="336" w:lineRule="auto" w:after="180"/>
-      </w:pPr>
-      <w:r>
-        <w:rPr>
-          <w:b w:val="0"/>
-        </w:rPr>
-        <w:t xml:space="preserve">Explain the </w:t>
-      </w:r>
-      <w:r>
-        <w:rPr>
-          <w:b/>
-        </w:rPr>
-        <w:t>output</w:t>
-      </w:r>
-      <w:r>
-        <w:rPr>
-          <w:b w:val="0"/>
-        </w:rPr>
-        <w:t xml:space="preserve"> 2 4 for A through D. State the fraction and percent, whether review is included, and why this is not model accuracy.</w:t>
-      </w:r>
-    </w:p>
-    <w:p>
-      <w:pPr>
-        <w:pStyle w:val="Heading3"/>
-      </w:pPr>
-      <w:r>
-        <w:t>My reasoning and evidence</w:t>
-      </w:r>
-    </w:p>
-    <w:p>
-      <w:r>
-        <w:t>________________________________________________________________</w:t>
-      </w:r>
-    </w:p>
-    <w:p>
-      <w:r>
-        <w:t>________________________________________________________________</w:t>
-      </w:r>
-    </w:p>
-    <w:p>
-      <w:r>
-        <w:t>________________________________________________________________</w:t>
-      </w:r>
-    </w:p>
-    <w:p>
-      <w:r>
-        <w:t>________________________________________________________________</w:t>
-      </w:r>
-    </w:p>
-    <w:p>
-      <w:r>
-        <w:t>________________________________________________________________</w:t>
-      </w:r>
-    </w:p>
-    <w:p>
-      <w:r>
-        <w:t>________________________________________________________________</w:t>
-      </w:r>
-    </w:p>
-    <w:p>
-      <w:pPr>
-        <w:pStyle w:val="Heading1"/>
-      </w:pPr>
-      <w:r>
-        <w:t>14. W3 Write a decision log</w:t>
-      </w:r>
-    </w:p>
-    <w:p>
-      <w:r>
-        <w:t>Write a decision log. Apply the supplied Label Quality facts and keep your reasoning.</w:t>
-      </w:r>
-    </w:p>
-    <w:p>
-      <w:pPr>
-        <w:pStyle w:val="Heading3"/>
-      </w:pPr>
-      <w:r>
-        <w:t>Where to find the supplied example</w:t>
-      </w:r>
-    </w:p>
-    <w:p>
-      <w:pPr>
-        <w:spacing w:line="336" w:lineRule="auto" w:after="180"/>
-        <w:shd w:fill="F1F6F8"/>
-      </w:pPr>
-      <w:r>
-        <w:rPr>
-          <w:b w:val="0"/>
-        </w:rPr>
-        <w:t>Reference for this exercise: open this week’s student lesson, “Label Quality”, at “See how it works” and “Follow a worked example”. Use the original worked values or code named in the question; the later pictorial case is a separate example. Keep this reference beside your workbook while practising.</w:t>
-      </w:r>
-    </w:p>
-    <w:p>
-      <w:pPr>
-        <w:spacing w:line="336" w:lineRule="auto" w:after="180"/>
-      </w:pPr>
-      <w:r>
-        <w:rPr>
-          <w:b w:val="0"/>
-        </w:rPr>
-        <w:t xml:space="preserve">For B and C, record original labels, visible </w:t>
-      </w:r>
-      <w:r>
-        <w:rPr>
-          <w:b/>
-        </w:rPr>
-        <w:t>evidence</w:t>
-      </w:r>
-      <w:r>
-        <w:rPr>
-          <w:b w:val="0"/>
-        </w:rPr>
-        <w:t>, rule version and reviewed decision. Explain why the original labels should remain available.</w:t>
-      </w:r>
-    </w:p>
-    <w:p>
-      <w:pPr>
-        <w:pStyle w:val="Heading3"/>
-      </w:pPr>
-      <w:r>
-        <w:t>My reasoning and evidence</w:t>
-      </w:r>
-    </w:p>
-    <w:p>
-      <w:r>
-        <w:t>________________________________________________________________</w:t>
-      </w:r>
-    </w:p>
-    <w:p>
-      <w:r>
-        <w:t>________________________________________________________________</w:t>
-      </w:r>
-    </w:p>
-    <w:p>
-      <w:r>
-        <w:t>________________________________________________________________</w:t>
-      </w:r>
-    </w:p>
-    <w:p>
-      <w:r>
-        <w:t>________________________________________________________________</w:t>
-      </w:r>
-    </w:p>
-    <w:p>
-      <w:r>
-        <w:t>________________________________________________________________</w:t>
-      </w:r>
-    </w:p>
-    <w:p>
-      <w:r>
-        <w:t>________________________________________________________________</w:t>
-      </w:r>
-    </w:p>
-    <w:p>
-      <w:pPr>
-        <w:pStyle w:val="Heading1"/>
-      </w:pPr>
-      <w:r>
-        <w:t>15. W4 Apply the process independently</w:t>
-      </w:r>
-    </w:p>
-    <w:p>
-      <w:r>
-        <w:t>Attempt before feedback. If this repeats the selected independent case, reuse that first attempt; otherwise keep a separate record. Apply the process independently. Apply the supplied Label Quality facts and keep your reasoning.</w:t>
-      </w:r>
-    </w:p>
-    <w:p>
-      <w:pPr>
-        <w:spacing w:line="336" w:lineRule="auto" w:after="180"/>
-      </w:pPr>
-      <w:r>
-        <w:rPr>
-          <w:b w:val="0"/>
-        </w:rPr>
-        <w:t>New pairs are P blocked/blocked, Q clear/blocked, R review/review, S clear/clear, T blocked/clear.</w:t>
-      </w:r>
-    </w:p>
-    <w:p>
-      <w:pPr>
-        <w:spacing w:line="336" w:lineRule="auto" w:after="180"/>
-      </w:pPr>
-      <w:r>
-        <w:rPr>
-          <w:b w:val="0"/>
-        </w:rPr>
-        <w:t xml:space="preserve">P has an object inside; Q touches the line; R is partly hidden; S has all objects outside a fully visible lane; T has an object inside. Count </w:t>
-      </w:r>
-      <w:r>
-        <w:rPr>
-          <w:b/>
-        </w:rPr>
-        <w:t>agreement</w:t>
-      </w:r>
-      <w:r>
-        <w:rPr>
-          <w:b w:val="0"/>
-        </w:rPr>
-        <w:t xml:space="preserve"> including review. Apply v1 to all five.</w:t>
-      </w:r>
-    </w:p>
-    <w:p>
-      <w:pPr>
-        <w:spacing w:line="336" w:lineRule="auto" w:after="180"/>
-      </w:pPr>
-      <w:r>
-        <w:rPr>
-          <w:b w:val="0"/>
-        </w:rPr>
-        <w:t xml:space="preserve">Then report </w:t>
-      </w:r>
-      <w:r>
-        <w:rPr>
-          <w:b/>
-        </w:rPr>
-        <w:t>agreement</w:t>
-      </w:r>
-      <w:r>
-        <w:rPr>
-          <w:b w:val="0"/>
-        </w:rPr>
-        <w:t xml:space="preserve"> on the original pairs excluding any review status, with its denominator and limitation.</w:t>
-      </w:r>
-    </w:p>
-    <w:p>
-      <w:pPr>
-        <w:pStyle w:val="Heading3"/>
-      </w:pPr>
-      <w:r>
-        <w:t>My reasoning and evidence</w:t>
-      </w:r>
-    </w:p>
-    <w:p>
-      <w:r>
-        <w:t>________________________________________________________________</w:t>
-      </w:r>
-    </w:p>
-    <w:p>
-      <w:r>
-        <w:t>________________________________________________________________</w:t>
-      </w:r>
-    </w:p>
-    <w:p>
-      <w:r>
-        <w:t>________________________________________________________________</w:t>
-      </w:r>
-    </w:p>
-    <w:p>
-      <w:r>
-        <w:t>________________________________________________________________</w:t>
-      </w:r>
-    </w:p>
-    <w:p>
-      <w:r>
-        <w:t>________________________________________________________________</w:t>
-      </w:r>
-    </w:p>
-    <w:p>
-      <w:r>
-        <w:t>________________________________________________________________</w:t>
-      </w:r>
-    </w:p>
-    <w:p>
-      <w:r>
-        <w:t>________________________________________________________________</w:t>
-      </w:r>
-    </w:p>
-    <w:p>
-      <w:r>
-        <w:t>________________________________________________________________</w:t>
-      </w:r>
-    </w:p>
-    <w:p>
-      <w:pPr>
-        <w:pStyle w:val="Heading1"/>
-      </w:pPr>
-      <w:r>
-        <w:t>16. W5 Draft and test a label rule</w:t>
-      </w:r>
-    </w:p>
-    <w:p>
-      <w:r>
-        <w:t>Draft and test a label rule. Apply the supplied Label Quality facts and keep your reasoning.</w:t>
-      </w:r>
-    </w:p>
-    <w:p>
-      <w:pPr>
-        <w:spacing w:line="336" w:lineRule="auto" w:after="180"/>
-      </w:pPr>
-      <w:r>
-        <w:rPr>
-          <w:b w:val="0"/>
-        </w:rPr>
-        <w:t>Write a short v1 labeling instruction covering blocked, clear, the touching boundary and review. Add one boundary example. Explain why three people voting clear cannot settle a hidden lane.</w:t>
-      </w:r>
-    </w:p>
-    <w:p>
-      <w:pPr>
-        <w:pStyle w:val="Heading3"/>
-      </w:pPr>
-      <w:r>
-        <w:t>My reasoning and evidence</w:t>
-      </w:r>
-    </w:p>
-    <w:p>
-      <w:r>
-        <w:t>________________________________________________________________</w:t>
-      </w:r>
-    </w:p>
-    <w:p>
-      <w:r>
-        <w:t>________________________________________________________________</w:t>
-      </w:r>
-    </w:p>
-    <w:p>
-      <w:r>
-        <w:t>________________________________________________________________</w:t>
-      </w:r>
-    </w:p>
-    <w:p>
-      <w:r>
-        <w:t>________________________________________________________________</w:t>
-      </w:r>
-    </w:p>
-    <w:p>
-      <w:r>
-        <w:t>________________________________________________________________</w:t>
-      </w:r>
-    </w:p>
-    <w:p>
-      <w:r>
-        <w:t>________________________________________________________________</w:t>
-      </w:r>
-    </w:p>
-    <w:p>
-      <w:pPr>
-        <w:pStyle w:val="Heading1"/>
-      </w:pPr>
-      <w:r>
-        <w:t>17. Feedback, return check and learning record</w:t>
-      </w:r>
-    </w:p>
-    <w:p>
-      <w:r>
-        <w:t>Record the first repaired step and a different case to revisit after a delay.</w:t>
+        <w:t>17. Feedback · Repair and return</w:t>
+      </w:r>
+    </w:p>
+    <w:p>
+      <w:r>
+        <w:t>Keep this task’s complete inputs, stated rule and support record together.</w:t>
+      </w:r>
+    </w:p>
+    <w:p>
+      <w:pPr>
+        <w:pStyle w:val="Heading2"/>
+      </w:pPr>
+      <w:r>
+        <w:t>Task and evidence record</w:t>
       </w:r>
     </w:p>
     <w:tbl>
@@ -1687,12 +778,9 @@
     </w:tbl>
     <w:p>
       <w:pPr>
-        <w:spacing w:line="336" w:lineRule="auto" w:after="180"/>
-      </w:pPr>
-      <w:r>
-        <w:rPr>
-          <w:b w:val="0"/>
-        </w:rPr>
+        <w:pStyle w:val="ListBullet"/>
+      </w:pPr>
+      <w:r>
         <w:t>Revisit this idea with your teacher after a delay. Familiarity is different from explaining and using it on a changed case.</w:t>
       </w:r>
     </w:p>
@@ -1701,69 +789,777 @@
         <w:pStyle w:val="Heading1"/>
       </w:pPr>
       <w:r>
-        <w:t>18. Pictorial case practice: Label Quality</w:t>
-      </w:r>
-    </w:p>
-    <w:p>
-      <w:r>
-        <w:t>Write a label rule that resolves the visible boundary case. Explain the labelled step before checking the changed condition.</w:t>
-      </w:r>
-    </w:p>
-    <w:p>
-      <w:pPr>
-        <w:spacing w:line="336" w:lineRule="auto" w:after="180"/>
-      </w:pPr>
-      <w:r>
-        <w:rPr>
-          <w:b w:val="0"/>
-        </w:rPr>
-        <w:t xml:space="preserve">Write a </w:t>
-      </w:r>
-      <w:r>
-        <w:rPr>
-          <w:b/>
-        </w:rPr>
-        <w:t>label rule</w:t>
-      </w:r>
-      <w:r>
-        <w:rPr>
-          <w:b w:val="0"/>
-        </w:rPr>
-        <w:t xml:space="preserve"> that resolves the visible boundary case.</w:t>
-      </w:r>
-    </w:p>
-    <w:p>
-      <w:pPr>
-        <w:spacing w:line="336" w:lineRule="auto" w:after="180"/>
-      </w:pPr>
-      <w:r>
-        <w:rPr>
-          <w:b w:val="0"/>
-        </w:rPr>
+        <w:t>10. Finish · Judge your evidence</w:t>
+      </w:r>
+    </w:p>
+    <w:p>
+      <w:r>
+        <w:t>Keep this task’s complete inputs, stated rule and support record together.</w:t>
+      </w:r>
+    </w:p>
+    <w:p>
+      <w:pPr>
+        <w:pStyle w:val="Heading2"/>
+      </w:pPr>
+      <w:r>
+        <w:t>Task and evidence record</w:t>
+      </w:r>
+    </w:p>
+    <w:p>
+      <w:pPr>
+        <w:pStyle w:val="ListBullet"/>
+      </w:pPr>
+      <w:r>
+        <w:t>I can explain the mechanism. I can show evidence. I can handle a changed case. I can name a limit. Mark each as not yet, with help or independently, and attach supporting work.</w:t>
+      </w:r>
+    </w:p>
+    <w:p>
+      <w:pPr>
+        <w:pStyle w:val="ListBullet"/>
+      </w:pPr>
+      <w:r>
+        <w:t>Teacher review ____________________  Next step ____________________</w:t>
+      </w:r>
+    </w:p>
+    <w:p>
+      <w:pPr>
+        <w:pStyle w:val="Heading1"/>
+      </w:pPr>
+      <w:r>
+        <w:t>Reference bank and extra practice</w:t>
+      </w:r>
+    </w:p>
+    <w:p>
+      <w:pPr>
+        <w:pStyle w:val="Heading1"/>
+      </w:pPr>
+      <w:r>
+        <w:t>02. Reference · Supported W2 record</w:t>
+      </w:r>
+    </w:p>
+    <w:p>
+      <w:r>
+        <w:t>Keep this task’s complete inputs, stated rule and support record together.</w:t>
+      </w:r>
+    </w:p>
+    <w:p>
+      <w:pPr>
+        <w:pStyle w:val="Heading2"/>
+      </w:pPr>
+      <w:r>
+        <w:t>Task and evidence record</w:t>
+      </w:r>
+    </w:p>
+    <w:p>
+      <w:pPr>
+        <w:pStyle w:val="ListBullet"/>
+      </w:pPr>
+      <w:r>
+        <w:t>Use W2: Interpret agreement for Label definitions and disagreement. Record the answer once; the lesson and workbook refer to the same attempt.</w:t>
+      </w:r>
+    </w:p>
+    <w:tbl>
+      <w:tblPr>
+        <w:tblStyle w:val="LightShading-Accent1"/>
+        <w:tblW w:type="auto" w:w="0"/>
+        <w:tblLook w:firstColumn="1" w:firstRow="1" w:lastColumn="0" w:lastRow="0" w:noHBand="0" w:noVBand="1" w:val="04A0"/>
+      </w:tblPr>
+      <w:tblGrid>
+        <w:gridCol w:w="2556"/>
+        <w:gridCol w:w="2556"/>
+        <w:gridCol w:w="2556"/>
+        <w:gridCol w:w="2556"/>
+      </w:tblGrid>
+      <w:tr>
+        <w:trPr>
+          <w:tblHeader/>
+        </w:trPr>
+        <w:tc>
+          <w:tcPr>
+            <w:tcW w:type="dxa" w:w="2556"/>
+          </w:tcPr>
+          <w:p>
+            <w:r>
+              <w:t>Given inputs</w:t>
+            </w:r>
+          </w:p>
+        </w:tc>
+        <w:tc>
+          <w:tcPr>
+            <w:tcW w:type="dxa" w:w="2556"/>
+          </w:tcPr>
+          <w:p>
+            <w:r>
+              <w:t>Procedure I chose</w:t>
+            </w:r>
+          </w:p>
+        </w:tc>
+        <w:tc>
+          <w:tcPr>
+            <w:tcW w:type="dxa" w:w="2556"/>
+          </w:tcPr>
+          <w:p>
+            <w:r>
+              <w:t>Middle steps</w:t>
+            </w:r>
+          </w:p>
+        </w:tc>
+        <w:tc>
+          <w:tcPr>
+            <w:tcW w:type="dxa" w:w="2556"/>
+          </w:tcPr>
+          <w:p>
+            <w:r>
+              <w:t>Result and check</w:t>
+            </w:r>
+          </w:p>
+        </w:tc>
+      </w:tr>
+      <w:tr>
+        <w:tc>
+          <w:tcPr>
+            <w:tcW w:type="dxa" w:w="2556"/>
+          </w:tcPr>
+          <w:p>
+            <w:r/>
+          </w:p>
+        </w:tc>
+        <w:tc>
+          <w:tcPr>
+            <w:tcW w:type="dxa" w:w="2556"/>
+          </w:tcPr>
+          <w:p>
+            <w:r/>
+          </w:p>
+        </w:tc>
+        <w:tc>
+          <w:tcPr>
+            <w:tcW w:type="dxa" w:w="2556"/>
+          </w:tcPr>
+          <w:p>
+            <w:r/>
+          </w:p>
+        </w:tc>
+        <w:tc>
+          <w:tcPr>
+            <w:tcW w:type="dxa" w:w="2556"/>
+          </w:tcPr>
+          <w:p>
+            <w:r/>
+          </w:p>
+        </w:tc>
+      </w:tr>
+    </w:tbl>
+    <w:p>
+      <w:pPr>
+        <w:pStyle w:val="Heading3"/>
+      </w:pPr>
+      <w:r>
+        <w:t>The step I completed without help, and the hint I needed</w:t>
+      </w:r>
+    </w:p>
+    <w:p>
+      <w:r>
+        <w:t>________________________________________________________________</w:t>
+      </w:r>
+    </w:p>
+    <w:p>
+      <w:r>
+        <w:t>________________________________________________________________</w:t>
+      </w:r>
+    </w:p>
+    <w:p>
+      <w:r>
+        <w:t>________________________________________________________________</w:t>
+      </w:r>
+    </w:p>
+    <w:p>
+      <w:pPr>
+        <w:pStyle w:val="Heading1"/>
+      </w:pPr>
+      <w:r>
+        <w:t>03. Extra practice · Individual reasoning check</w:t>
+      </w:r>
+    </w:p>
+    <w:p>
+      <w:r>
+        <w:t>Keep this task’s complete inputs, stated rule and support record together.</w:t>
+      </w:r>
+    </w:p>
+    <w:p>
+      <w:pPr>
+        <w:pStyle w:val="Heading2"/>
+      </w:pPr>
+      <w:r>
+        <w:t>Task and evidence record</w:t>
+      </w:r>
+    </w:p>
+    <w:p>
+      <w:pPr>
+        <w:pStyle w:val="ListBullet"/>
+      </w:pPr>
+      <w:r>
+        <w:t>Use the worked case for Label definitions and disagreement. Proposed explanation: “Agreement is accuracy”. Decide whether this explanation is supported. Point to the step or supplied fact that decides; explain your repair if needed.</w:t>
+      </w:r>
+    </w:p>
+    <w:p>
+      <w:pPr>
+        <w:pStyle w:val="Heading3"/>
+      </w:pPr>
+      <w:r>
+        <w:t>My explanation before partner discussion</w:t>
+      </w:r>
+    </w:p>
+    <w:p>
+      <w:r>
+        <w:t>________________________________________________________________</w:t>
+      </w:r>
+    </w:p>
+    <w:p>
+      <w:r>
+        <w:t>________________________________________________________________</w:t>
+      </w:r>
+    </w:p>
+    <w:p>
+      <w:r>
+        <w:t>________________________________________________________________</w:t>
+      </w:r>
+    </w:p>
+    <w:p>
+      <w:r>
+        <w:t>________________________________________________________________</w:t>
+      </w:r>
+    </w:p>
+    <w:p>
+      <w:pPr>
+        <w:pStyle w:val="Heading1"/>
+      </w:pPr>
+      <w:r>
+        <w:t>05. Reference · Earlier learning target</w:t>
+      </w:r>
+    </w:p>
+    <w:p>
+      <w:r>
+        <w:t>Keep this task’s complete inputs, stated rule and support record together.</w:t>
+      </w:r>
+    </w:p>
+    <w:p>
+      <w:pPr>
+        <w:pStyle w:val="Heading2"/>
+      </w:pPr>
+      <w:r>
+        <w:t>Task and evidence record</w:t>
+      </w:r>
+    </w:p>
+    <w:p>
+      <w:pPr>
+        <w:pStyle w:val="ListBullet"/>
+      </w:pPr>
+      <w:r>
+        <w:t>Two labelers agree on 16 of 20 leaves. Both used a rule that mistakenly calls shadows 'spots'. Compute agreement and explain why it does not establish correct labels.</w:t>
+      </w:r>
+    </w:p>
+    <w:p>
+      <w:pPr>
+        <w:pStyle w:val="Heading1"/>
+      </w:pPr>
+      <w:r>
+        <w:t>06. Extra practice · Earlier complete case</w:t>
+      </w:r>
+    </w:p>
+    <w:p>
+      <w:r>
+        <w:t>Keep this task’s complete inputs, stated rule and support record together.</w:t>
+      </w:r>
+    </w:p>
+    <w:p>
+      <w:pPr>
+        <w:pStyle w:val="Heading2"/>
+      </w:pPr>
+      <w:r>
+        <w:t>Task and evidence record</w:t>
+      </w:r>
+    </w:p>
+    <w:p>
+      <w:pPr>
+        <w:pStyle w:val="ListBullet"/>
+      </w:pPr>
+      <w:r>
+        <w:t>Two annotators disagree on three of ten leaves, especially mild spotting.</w:t>
+      </w:r>
+    </w:p>
+    <w:p>
+      <w:pPr>
+        <w:pStyle w:val="ListBullet"/>
+      </w:pPr>
+      <w:r>
+        <w:t>Improve label quality.</w:t>
+      </w:r>
+    </w:p>
+    <w:p>
+      <w:pPr>
+        <w:pStyle w:val="ListBullet"/>
+      </w:pPr>
+      <w:r>
+        <w:t>Show your trace, calculation or evidence</w:t>
+      </w:r>
+    </w:p>
+    <w:p>
+      <w:pPr>
+        <w:pStyle w:val="Heading3"/>
+      </w:pPr>
+      <w:r>
+        <w:t>Write or draw your reasoning and evidence.</w:t>
+      </w:r>
+    </w:p>
+    <w:p>
+      <w:r>
+        <w:t>________________________________________________________________</w:t>
+      </w:r>
+    </w:p>
+    <w:p>
+      <w:r>
+        <w:t>________________________________________________________________</w:t>
+      </w:r>
+    </w:p>
+    <w:p>
+      <w:r>
+        <w:t>________________________________________________________________</w:t>
+      </w:r>
+    </w:p>
+    <w:p>
+      <w:r>
+        <w:t>________________________________________________________________</w:t>
+      </w:r>
+    </w:p>
+    <w:p>
+      <w:r>
+        <w:t>________________________________________________________________</w:t>
+      </w:r>
+    </w:p>
+    <w:p>
+      <w:pPr>
+        <w:pStyle w:val="Heading1"/>
+      </w:pPr>
+      <w:r>
+        <w:t>07. Extra practice · Changed case</w:t>
+      </w:r>
+    </w:p>
+    <w:p>
+      <w:r>
+        <w:t>Keep this task’s complete inputs, stated rule and support record together.</w:t>
+      </w:r>
+    </w:p>
+    <w:p>
+      <w:pPr>
+        <w:pStyle w:val="Heading2"/>
+      </w:pPr>
+      <w:r>
+        <w:t>Task and evidence record</w:t>
+      </w:r>
+    </w:p>
+    <w:p>
+      <w:pPr>
+        <w:pStyle w:val="ListBullet"/>
+      </w:pPr>
+      <w:r>
+        <w:t>Two labelers assign different species to the same image. Should you silently pick the label that helps the model score? Describe a better process.</w:t>
+      </w:r>
+    </w:p>
+    <w:p>
+      <w:pPr>
+        <w:pStyle w:val="ListBullet"/>
+      </w:pPr>
+      <w:r>
+        <w:t>My independent answer and reason</w:t>
+      </w:r>
+    </w:p>
+    <w:p>
+      <w:pPr>
+        <w:pStyle w:val="Heading3"/>
+      </w:pPr>
+      <w:r>
+        <w:t>Write or draw your reasoning and evidence.</w:t>
+      </w:r>
+    </w:p>
+    <w:p>
+      <w:r>
+        <w:t>________________________________________________________________</w:t>
+      </w:r>
+    </w:p>
+    <w:p>
+      <w:r>
+        <w:t>________________________________________________________________</w:t>
+      </w:r>
+    </w:p>
+    <w:p>
+      <w:r>
+        <w:t>________________________________________________________________</w:t>
+      </w:r>
+    </w:p>
+    <w:p>
+      <w:r>
+        <w:t>________________________________________________________________</w:t>
+      </w:r>
+    </w:p>
+    <w:p>
+      <w:r>
+        <w:t>________________________________________________________________</w:t>
+      </w:r>
+    </w:p>
+    <w:p>
+      <w:pPr>
+        <w:pStyle w:val="Heading3"/>
+      </w:pPr>
+      <w:r>
+        <w:t>Week 6 Test and reflect</w:t>
+      </w:r>
+    </w:p>
+    <w:p>
+      <w:pPr>
+        <w:pStyle w:val="Heading1"/>
+      </w:pPr>
+      <w:r>
+        <w:t>08. Extra practice · Design a revealing test</w:t>
+      </w:r>
+    </w:p>
+    <w:p>
+      <w:r>
+        <w:t>Keep this task’s complete inputs, stated rule and support record together.</w:t>
+      </w:r>
+    </w:p>
+    <w:p>
+      <w:pPr>
+        <w:pStyle w:val="Heading2"/>
+      </w:pPr>
+      <w:r>
+        <w:t>Task and evidence record</w:t>
+      </w:r>
+    </w:p>
+    <w:p>
+      <w:pPr>
+        <w:pStyle w:val="ListBullet"/>
+      </w:pPr>
+      <w:r>
+        <w:t>Create a changed input, boundary case or missing-information case. Write the expected answer or safe response before testing.</w:t>
+      </w:r>
+    </w:p>
+    <w:tbl>
+      <w:tblPr>
+        <w:tblStyle w:val="LightShading-Accent1"/>
+        <w:tblW w:type="auto" w:w="0"/>
+        <w:tblLook w:firstColumn="1" w:firstRow="1" w:lastColumn="0" w:lastRow="0" w:noHBand="0" w:noVBand="1" w:val="04A0"/>
+      </w:tblPr>
+      <w:tblGrid>
+        <w:gridCol w:w="5112"/>
+        <w:gridCol w:w="5112"/>
+      </w:tblGrid>
+      <w:tr>
+        <w:trPr>
+          <w:tblHeader/>
+        </w:trPr>
+        <w:tc>
+          <w:tcPr>
+            <w:tcW w:type="dxa" w:w="5112"/>
+          </w:tcPr>
+          <w:p>
+            <w:r>
+              <w:t>Test record</w:t>
+            </w:r>
+          </w:p>
+        </w:tc>
+        <w:tc>
+          <w:tcPr>
+            <w:tcW w:type="dxa" w:w="5112"/>
+          </w:tcPr>
+          <w:p>
+            <w:r>
+              <w:t>My evidence</w:t>
+            </w:r>
+          </w:p>
+        </w:tc>
+      </w:tr>
+      <w:tr>
+        <w:tc>
+          <w:tcPr>
+            <w:tcW w:type="dxa" w:w="5112"/>
+          </w:tcPr>
+          <w:p>
+            <w:r>
+              <w:t>Changed input or condition</w:t>
+            </w:r>
+          </w:p>
+        </w:tc>
+        <w:tc>
+          <w:tcPr>
+            <w:tcW w:type="dxa" w:w="5112"/>
+          </w:tcPr>
+          <w:p>
+            <w:r/>
+          </w:p>
+        </w:tc>
+      </w:tr>
+      <w:tr>
+        <w:tc>
+          <w:tcPr>
+            <w:tcW w:type="dxa" w:w="5112"/>
+          </w:tcPr>
+          <w:p>
+            <w:r>
+              <w:t>Expected answer or fallback</w:t>
+            </w:r>
+          </w:p>
+        </w:tc>
+        <w:tc>
+          <w:tcPr>
+            <w:tcW w:type="dxa" w:w="5112"/>
+          </w:tcPr>
+          <w:p>
+            <w:r/>
+          </w:p>
+        </w:tc>
+      </w:tr>
+      <w:tr>
+        <w:tc>
+          <w:tcPr>
+            <w:tcW w:type="dxa" w:w="5112"/>
+          </w:tcPr>
+          <w:p>
+            <w:r>
+              <w:t>Observed result</w:t>
+            </w:r>
+          </w:p>
+        </w:tc>
+        <w:tc>
+          <w:tcPr>
+            <w:tcW w:type="dxa" w:w="5112"/>
+          </w:tcPr>
+          <w:p>
+            <w:r/>
+          </w:p>
+        </w:tc>
+      </w:tr>
+      <w:tr>
+        <w:tc>
+          <w:tcPr>
+            <w:tcW w:type="dxa" w:w="5112"/>
+          </w:tcPr>
+          <w:p>
+            <w:r>
+              <w:t>Why the result occurred</w:t>
+            </w:r>
+          </w:p>
+        </w:tc>
+        <w:tc>
+          <w:tcPr>
+            <w:tcW w:type="dxa" w:w="5112"/>
+          </w:tcPr>
+          <w:p>
+            <w:r/>
+          </w:p>
+        </w:tc>
+      </w:tr>
+    </w:tbl>
+    <w:p>
+      <w:pPr>
+        <w:pStyle w:val="Heading1"/>
+      </w:pPr>
+      <w:r>
+        <w:t>11. Extra practice · Earlier transfer</w:t>
+      </w:r>
+    </w:p>
+    <w:p>
+      <w:r>
+        <w:t>Keep this task’s complete inputs, stated rule and support record together.</w:t>
+      </w:r>
+    </w:p>
+    <w:p>
+      <w:pPr>
+        <w:pStyle w:val="Heading2"/>
+      </w:pPr>
+      <w:r>
+        <w:t>Task and evidence record</w:t>
+      </w:r>
+    </w:p>
+    <w:p>
+      <w:pPr>
+        <w:pStyle w:val="ListBullet"/>
+      </w:pPr>
+      <w:r>
+        <w:t>Two labelers agree on 16 of 20 leaves. Both used a rule that mistakenly calls shadows 'spots'. Compute agreement and explain why it does not establish correct labels.</w:t>
+      </w:r>
+    </w:p>
+    <w:p>
+      <w:pPr>
+        <w:pStyle w:val="Heading3"/>
+      </w:pPr>
+      <w:r>
+        <w:t>My independently reasoned answer</w:t>
+      </w:r>
+    </w:p>
+    <w:p>
+      <w:r>
+        <w:t>________________________________________________________________</w:t>
+      </w:r>
+    </w:p>
+    <w:p>
+      <w:r>
+        <w:t>________________________________________________________________</w:t>
+      </w:r>
+    </w:p>
+    <w:p>
+      <w:r>
+        <w:t>________________________________________________________________</w:t>
+      </w:r>
+    </w:p>
+    <w:p>
+      <w:r>
+        <w:t>________________________________________________________________</w:t>
+      </w:r>
+    </w:p>
+    <w:p>
+      <w:r>
+        <w:t>________________________________________________________________</w:t>
+      </w:r>
+    </w:p>
+    <w:p>
+      <w:r>
+        <w:t>________________________________________________________________</w:t>
+      </w:r>
+    </w:p>
+    <w:p>
+      <w:r>
+        <w:t>________________________________________________________________</w:t>
+      </w:r>
+    </w:p>
+    <w:p>
+      <w:pPr>
+        <w:pStyle w:val="ListBullet"/>
+      </w:pPr>
+      <w:r>
+        <w:t>Record support used: none, hint or teacher explanation.</w:t>
+      </w:r>
+    </w:p>
+    <w:p>
+      <w:pPr>
+        <w:pStyle w:val="Heading1"/>
+      </w:pPr>
+      <w:r>
+        <w:t>15. Reference · Earlier W4 record</w:t>
+      </w:r>
+    </w:p>
+    <w:p>
+      <w:r>
+        <w:t>Keep this task’s complete inputs, stated rule and support record together.</w:t>
+      </w:r>
+    </w:p>
+    <w:p>
+      <w:pPr>
+        <w:pStyle w:val="Heading2"/>
+      </w:pPr>
+      <w:r>
+        <w:t>Task and evidence record</w:t>
+      </w:r>
+    </w:p>
+    <w:p>
+      <w:pPr>
+        <w:pStyle w:val="ListBullet"/>
+      </w:pPr>
+      <w:r>
+        <w:t>New pairs are P blocked/blocked, Q clear/blocked, R review/review, S clear/clear, T blocked/clear. P has an object inside; Q touches the line; R is partly hidden; S has all objects outside a fully visible lane; T has an object inside. Count agreement including review. Apply v1 to all five. Then report agreement on the original pairs excluding any review status, with its denominator and limitation.</w:t>
+      </w:r>
+    </w:p>
+    <w:p>
+      <w:pPr>
+        <w:pStyle w:val="Heading3"/>
+      </w:pPr>
+      <w:r>
+        <w:t>My reasoning and evidence</w:t>
+      </w:r>
+    </w:p>
+    <w:p>
+      <w:r>
+        <w:t>________________________________________________________________</w:t>
+      </w:r>
+    </w:p>
+    <w:p>
+      <w:r>
+        <w:t>________________________________________________________________</w:t>
+      </w:r>
+    </w:p>
+    <w:p>
+      <w:r>
+        <w:t>________________________________________________________________</w:t>
+      </w:r>
+    </w:p>
+    <w:p>
+      <w:r>
+        <w:t>________________________________________________________________</w:t>
+      </w:r>
+    </w:p>
+    <w:p>
+      <w:r>
+        <w:t>________________________________________________________________</w:t>
+      </w:r>
+    </w:p>
+    <w:p>
+      <w:r>
+        <w:t>________________________________________________________________</w:t>
+      </w:r>
+    </w:p>
+    <w:p>
+      <w:r>
+        <w:t>________________________________________________________________</w:t>
+      </w:r>
+    </w:p>
+    <w:p>
+      <w:r>
+        <w:t>________________________________________________________________</w:t>
+      </w:r>
+    </w:p>
+    <w:p>
+      <w:pPr>
+        <w:pStyle w:val="Heading1"/>
+      </w:pPr>
+      <w:r>
+        <w:t>18. Extra practice · Pictured case</w:t>
+      </w:r>
+    </w:p>
+    <w:p>
+      <w:r>
+        <w:t>Keep this task’s complete inputs, stated rule and support record together.</w:t>
+      </w:r>
+    </w:p>
+    <w:p>
+      <w:pPr>
+        <w:pStyle w:val="Heading2"/>
+      </w:pPr>
+      <w:r>
+        <w:t>Task and evidence record</w:t>
+      </w:r>
+    </w:p>
+    <w:p>
+      <w:pPr>
+        <w:pStyle w:val="ListBullet"/>
+      </w:pPr>
+      <w:r>
+        <w:t>Write a label rule that resolves the visible boundary case.</w:t>
+      </w:r>
+    </w:p>
+    <w:p>
+      <w:pPr>
+        <w:pStyle w:val="ListBullet"/>
+      </w:pPr>
+      <w:r>
         <w:t>Toy spotted-leaf rule: at least one fully visible brown spot means spotted; occluded leaves require review. X has one visible spot; Y has none; Z is half hidden.</w:t>
       </w:r>
     </w:p>
     <w:p>
       <w:pPr>
-        <w:spacing w:line="336" w:lineRule="auto" w:after="180"/>
-      </w:pPr>
-      <w:r>
-        <w:rPr>
-          <w:b w:val="0"/>
-        </w:rPr>
-        <w:t xml:space="preserve">All </w:t>
-      </w:r>
-      <w:r>
-        <w:rPr>
-          <w:b/>
-        </w:rPr>
-        <w:t>input</w:t>
-      </w:r>
-      <w:r>
-        <w:rPr>
-          <w:b w:val="0"/>
-        </w:rPr>
-        <w:t>s and outcomes in this worked example are invented classroom data; no real model run is claimed.</w:t>
+        <w:pStyle w:val="ListBullet"/>
+      </w:pPr>
+      <w:r>
+        <w:t>All inputs and outcomes in this worked example are invented classroom data; no real model run is claimed.</w:t>
       </w:r>
     </w:p>
     <w:p>
@@ -1804,49 +1600,10 @@
     </w:p>
     <w:p>
       <w:pPr>
-        <w:spacing w:line="336" w:lineRule="auto" w:after="180"/>
-      </w:pPr>
-      <w:r>
-        <w:rPr>
-          <w:b w:val="0"/>
-        </w:rPr>
-        <w:t xml:space="preserve">Why should two </w:t>
-      </w:r>
-      <w:r>
-        <w:rPr>
-          <w:b/>
-        </w:rPr>
-        <w:t>annotator</w:t>
-      </w:r>
-      <w:r>
-        <w:rPr>
-          <w:b w:val="0"/>
-        </w:rPr>
-        <w:t xml:space="preserve">s not vote away Z’s missing </w:t>
-      </w:r>
-      <w:r>
-        <w:rPr>
-          <w:b/>
-        </w:rPr>
-        <w:t>evidence</w:t>
-      </w:r>
-      <w:r>
-        <w:rPr>
-          <w:b w:val="0"/>
-        </w:rPr>
-        <w:t xml:space="preserve">? Point to the relevant step in the picture, then write the changed result and the rule or </w:t>
-      </w:r>
-      <w:r>
-        <w:rPr>
-          <w:b/>
-        </w:rPr>
-        <w:t>evidence</w:t>
-      </w:r>
-      <w:r>
-        <w:rPr>
-          <w:b w:val="0"/>
-        </w:rPr>
-        <w:t xml:space="preserve"> that supports it.</w:t>
+        <w:pStyle w:val="ListBullet"/>
+      </w:pPr>
+      <w:r>
+        <w:t>Why should two annotators not vote away Z’s missing evidence? Point to the relevant step in the picture, then write the changed result and the rule or evidence that supports it.</w:t>
       </w:r>
     </w:p>
     <w:p>
@@ -1889,68 +1646,18 @@
     </w:p>
     <w:p>
       <w:pPr>
-        <w:pStyle w:val="Heading3"/>
-      </w:pPr>
-      <w:r>
-        <w:t>Record the help used</w:t>
-      </w:r>
-    </w:p>
-    <w:p>
-      <w:pPr>
-        <w:spacing w:line="336" w:lineRule="auto" w:after="180"/>
-        <w:shd w:fill="F1F6F8"/>
-      </w:pPr>
-      <w:r>
-        <w:rPr>
-          <w:b w:val="0"/>
-        </w:rPr>
-        <w:t xml:space="preserve">Support used: alone / hint / worked example. This record is practice </w:t>
-      </w:r>
-      <w:r>
-        <w:rPr>
-          <w:b/>
-        </w:rPr>
-        <w:t>evidence</w:t>
-      </w:r>
-      <w:r>
-        <w:rPr>
-          <w:b w:val="0"/>
-        </w:rPr>
-        <w:t>.</w:t>
-      </w:r>
-    </w:p>
-    <w:p>
-      <w:pPr>
-        <w:spacing w:line="336" w:lineRule="auto" w:after="180"/>
-      </w:pPr>
-      <w:r>
-        <w:rPr>
-          <w:b w:val="0"/>
-        </w:rPr>
-        <w:t xml:space="preserve">Project connection: For your Responsible Plant Classifier, save the </w:t>
-      </w:r>
-      <w:r>
-        <w:rPr>
-          <w:b/>
-        </w:rPr>
-        <w:t>input</w:t>
-      </w:r>
-      <w:r>
-        <w:rPr>
-          <w:b w:val="0"/>
-        </w:rPr>
-        <w:t>, procedure, observed result and limitation of this check.</w:t>
-      </w:r>
-    </w:p>
-    <w:p>
-      <w:pPr>
-        <w:spacing w:line="336" w:lineRule="auto" w:after="180"/>
-      </w:pPr>
-      <w:r>
-        <w:rPr>
-          <w:b w:val="0"/>
-        </w:rPr>
-        <w:t>Label this worked example as practice; use a different, previously unreviewed case when checking independent understanding.</w:t>
+        <w:pStyle w:val="ListBullet"/>
+      </w:pPr>
+      <w:r>
+        <w:t>Support used: alone / hint / worked example. This record is practice evidence.</w:t>
+      </w:r>
+    </w:p>
+    <w:p>
+      <w:pPr>
+        <w:pStyle w:val="ListBullet"/>
+      </w:pPr>
+      <w:r>
+        <w:t>Project connection: For your Responsible Plant Classifier, save the input, procedure, observed result and limitation of this check. Label this worked example as practice; use a different, previously unreviewed case when checking independent understanding.</w:t>
       </w:r>
     </w:p>
     <w:p>
@@ -1958,80 +1665,44 @@
         <w:pStyle w:val="Heading1"/>
       </w:pPr>
       <w:r>
-        <w:t>19. Project portfolio milestone</w:t>
-      </w:r>
-    </w:p>
-    <w:p>
-      <w:r>
-        <w:t>Keep this week’s input, deciding step, result and limit together in the Responsible Plant Classifier record.</w:t>
-      </w:r>
-    </w:p>
-    <w:p>
-      <w:pPr>
-        <w:spacing w:line="336" w:lineRule="auto" w:after="180"/>
-      </w:pPr>
-      <w:r>
-        <w:rPr>
-          <w:b w:val="0"/>
-        </w:rPr>
+        <w:t>19. Reference · Project portfolio milestone</w:t>
+      </w:r>
+    </w:p>
+    <w:p>
+      <w:r>
+        <w:t>Keep this task’s complete inputs, stated rule and support record together.</w:t>
+      </w:r>
+    </w:p>
+    <w:p>
+      <w:pPr>
+        <w:pStyle w:val="Heading2"/>
+      </w:pPr>
+      <w:r>
+        <w:t>Task and evidence record</w:t>
+      </w:r>
+    </w:p>
+    <w:p>
+      <w:pPr>
+        <w:pStyle w:val="ListBullet"/>
+      </w:pPr>
+      <w:r>
         <w:t>Project: Responsible Plant Classifier</w:t>
       </w:r>
     </w:p>
     <w:p>
       <w:pPr>
-        <w:spacing w:line="336" w:lineRule="auto" w:after="180"/>
-      </w:pPr>
-      <w:r>
-        <w:rPr>
-          <w:b w:val="0"/>
-        </w:rPr>
-        <w:t xml:space="preserve">Current milestone: Frame the need. Name the user, the problem, allowed </w:t>
-      </w:r>
-      <w:r>
-        <w:rPr>
-          <w:b/>
-        </w:rPr>
-        <w:t>input</w:t>
-      </w:r>
-      <w:r>
-        <w:rPr>
-          <w:b w:val="0"/>
-        </w:rPr>
-        <w:t>s and a safe simple starting method.</w:t>
-      </w:r>
-    </w:p>
-    <w:p>
-      <w:pPr>
-        <w:spacing w:line="336" w:lineRule="auto" w:after="180"/>
-      </w:pPr>
-      <w:r>
-        <w:rPr>
-          <w:b w:val="0"/>
-        </w:rPr>
-        <w:t xml:space="preserve">For your Responsible Plant Classifier, save the </w:t>
-      </w:r>
-      <w:r>
-        <w:rPr>
-          <w:b/>
-        </w:rPr>
-        <w:t>input</w:t>
-      </w:r>
-      <w:r>
-        <w:rPr>
-          <w:b w:val="0"/>
-        </w:rPr>
-        <w:t>, procedure, observed result and limitation of this check.</w:t>
-      </w:r>
-    </w:p>
-    <w:p>
-      <w:pPr>
-        <w:spacing w:line="336" w:lineRule="auto" w:after="180"/>
-      </w:pPr>
-      <w:r>
-        <w:rPr>
-          <w:b w:val="0"/>
-        </w:rPr>
-        <w:t>Label this worked example as practice; use a different, previously unreviewed case when checking independent understanding.</w:t>
+        <w:pStyle w:val="ListBullet"/>
+      </w:pPr>
+      <w:r>
+        <w:t>Current milestone: Frame the need. Name the user, the problem, allowed inputs and a safe simple starting method.</w:t>
+      </w:r>
+    </w:p>
+    <w:p>
+      <w:pPr>
+        <w:pStyle w:val="ListBullet"/>
+      </w:pPr>
+      <w:r>
+        <w:t>For your Responsible Plant Classifier, save the input, procedure, observed result and limitation of this check. Label this worked example as practice; use a different, previously unreviewed case when checking independent understanding.</w:t>
       </w:r>
     </w:p>
     <w:tbl>
@@ -2188,12 +1859,539 @@
         <w:pStyle w:val="Heading1"/>
       </w:pPr>
       <w:r>
-        <w:t>20. Supported practice and learning evidence</w:t>
-      </w:r>
-    </w:p>
-    <w:p>
-      <w:r>
-        <w:t>Try the supported questions before comparing with hints and feedback. Record what you repaired and the evidence you retained.</w:t>
+        <w:t>20. Extra practice · Predict, check and repair</w:t>
+      </w:r>
+    </w:p>
+    <w:p>
+      <w:r>
+        <w:t>Keep supported feedback separate from the reserved independent case.</w:t>
+      </w:r>
+    </w:p>
+    <w:p>
+      <w:pPr>
+        <w:pStyle w:val="Heading2"/>
+      </w:pPr>
+      <w:r>
+        <w:t>First supported question and hint</w:t>
+      </w:r>
+    </w:p>
+    <w:p>
+      <w:pPr>
+        <w:pStyle w:val="ListBullet"/>
+      </w:pPr>
+      <w:r>
+        <w:t>Write a label rule that resolves the visible boundary case.</w:t>
+      </w:r>
+    </w:p>
+    <w:p>
+      <w:pPr>
+        <w:pStyle w:val="Heading3"/>
+      </w:pPr>
+      <w:r>
+        <w:t>Practice 1: explain the deciding evidence</w:t>
+      </w:r>
+    </w:p>
+    <w:p>
+      <w:pPr>
+        <w:pStyle w:val="ListBullet"/>
+      </w:pPr>
+      <w:r>
+        <w:t>Which labelled step matches this detail? If an annotator labels X healthy, compare the image and declared spot rule before changing the label.</w:t>
+      </w:r>
+    </w:p>
+    <w:p>
+      <w:pPr>
+        <w:pStyle w:val="ListBullet"/>
+      </w:pPr>
+      <w:r>
+        <w:t>1. Apply visible rule</w:t>
+      </w:r>
+    </w:p>
+    <w:p>
+      <w:pPr>
+        <w:pStyle w:val="ListBullet"/>
+      </w:pPr>
+      <w:r>
+        <w:t>2. Review disagreement</w:t>
+      </w:r>
+    </w:p>
+    <w:p>
+      <w:pPr>
+        <w:pStyle w:val="ListBullet"/>
+      </w:pPr>
+      <w:r>
+        <w:t>3. Handle uncertainty</w:t>
+      </w:r>
+    </w:p>
+    <w:p>
+      <w:pPr>
+        <w:pStyle w:val="Heading3"/>
+      </w:pPr>
+      <w:r>
+        <w:t>My selected conclusion, deciding fact and explanation</w:t>
+      </w:r>
+    </w:p>
+    <w:p>
+      <w:r>
+        <w:t>________________________________________________________________</w:t>
+      </w:r>
+    </w:p>
+    <w:p>
+      <w:r>
+        <w:t>________________________________________________________________</w:t>
+      </w:r>
+    </w:p>
+    <w:p>
+      <w:r>
+        <w:t>________________________________________________________________</w:t>
+      </w:r>
+    </w:p>
+    <w:p>
+      <w:r>
+        <w:t>________________________________________________________________</w:t>
+      </w:r>
+    </w:p>
+    <w:p>
+      <w:r>
+        <w:t>________________________________________________________________</w:t>
+      </w:r>
+    </w:p>
+    <w:p>
+      <w:pPr>
+        <w:pStyle w:val="ListBullet"/>
+      </w:pPr>
+      <w:r>
+        <w:t>Hint if needed: Read the steps in the pictorial case. Match the supplied detail to the stage that performs or records it.</w:t>
+      </w:r>
+    </w:p>
+    <w:p>
+      <w:pPr>
+        <w:pStyle w:val="Heading2"/>
+      </w:pPr>
+      <w:r>
+        <w:t>Check the first explanation · reference / check after trying</w:t>
+      </w:r>
+    </w:p>
+    <w:p>
+      <w:pPr>
+        <w:spacing w:line="336" w:lineRule="auto" w:after="180"/>
+      </w:pPr>
+      <w:r>
+        <w:rPr>
+          <w:b w:val="0"/>
+        </w:rPr>
+        <w:t>After your attempt, compare with the supported explanation: Review dis</w:t>
+      </w:r>
+      <w:r>
+        <w:rPr>
+          <w:b/>
+        </w:rPr>
+        <w:t>agreement</w:t>
+      </w:r>
+      <w:r>
+        <w:rPr>
+          <w:b w:val="0"/>
+        </w:rPr>
+        <w:t xml:space="preserve"> If an </w:t>
+      </w:r>
+      <w:r>
+        <w:rPr>
+          <w:b/>
+        </w:rPr>
+        <w:t>annotator</w:t>
+      </w:r>
+      <w:r>
+        <w:rPr>
+          <w:b w:val="0"/>
+        </w:rPr>
+        <w:t xml:space="preserve"> labels X healthy, compare the image and declared spot rule before changing the label. Read the picture in order.</w:t>
+      </w:r>
+    </w:p>
+    <w:p>
+      <w:pPr>
+        <w:spacing w:line="336" w:lineRule="auto" w:after="180"/>
+      </w:pPr>
+      <w:r>
+        <w:rPr>
+          <w:b w:val="0"/>
+        </w:rPr>
+        <w:t xml:space="preserve">If an </w:t>
+      </w:r>
+      <w:r>
+        <w:rPr>
+          <w:b/>
+        </w:rPr>
+        <w:t>annotator</w:t>
+      </w:r>
+      <w:r>
+        <w:rPr>
+          <w:b w:val="0"/>
+        </w:rPr>
+        <w:t xml:space="preserve"> labels X healthy, compare the image and declared spot rule before changing the label. The arrows show which recorded </w:t>
+      </w:r>
+      <w:r>
+        <w:rPr>
+          <w:b/>
+        </w:rPr>
+        <w:t>input</w:t>
+      </w:r>
+      <w:r>
+        <w:rPr>
+          <w:b w:val="0"/>
+        </w:rPr>
+        <w:t xml:space="preserve"> or intermediate result each decision uses.</w:t>
+      </w:r>
+    </w:p>
+    <w:p>
+      <w:pPr>
+        <w:spacing w:line="336" w:lineRule="auto" w:after="180"/>
+      </w:pPr>
+      <w:r>
+        <w:rPr>
+          <w:b w:val="0"/>
+        </w:rPr>
+        <w:t>Explain the deciding step aloud before checking the changed case; pointing to the final answer alone does not show how it follows.</w:t>
+      </w:r>
+    </w:p>
+    <w:p>
+      <w:pPr>
+        <w:pStyle w:val="Heading2"/>
+      </w:pPr>
+      <w:r>
+        <w:t>Changed-case question and hint</w:t>
+      </w:r>
+    </w:p>
+    <w:p>
+      <w:pPr>
+        <w:pStyle w:val="Heading3"/>
+      </w:pPr>
+      <w:r>
+        <w:t>Practice 2: explain the deciding evidence</w:t>
+      </w:r>
+    </w:p>
+    <w:p>
+      <w:pPr>
+        <w:pStyle w:val="ListBullet"/>
+      </w:pPr>
+      <w:r>
+        <w:t>Changed-case practice: Z receives a new fully visible image with no brown spots. Which conclusion is supported by the supplied facts?</w:t>
+      </w:r>
+    </w:p>
+    <w:p>
+      <w:pPr>
+        <w:pStyle w:val="ListBullet"/>
+      </w:pPr>
+      <w:r>
+        <w:t>1. Label the new observation healthy under the toy rule.</w:t>
+      </w:r>
+    </w:p>
+    <w:p>
+      <w:pPr>
+        <w:pStyle w:val="ListBullet"/>
+      </w:pPr>
+      <w:r>
+        <w:t>2. This one example guarantees correct results for every future input.</w:t>
+      </w:r>
+    </w:p>
+    <w:p>
+      <w:pPr>
+        <w:pStyle w:val="ListBullet"/>
+      </w:pPr>
+      <w:r>
+        <w:t>3. We can decide the result without examining the changed input or the procedure.</w:t>
+      </w:r>
+    </w:p>
+    <w:p>
+      <w:pPr>
+        <w:pStyle w:val="Heading3"/>
+      </w:pPr>
+      <w:r>
+        <w:t>My selected conclusion, deciding fact and explanation</w:t>
+      </w:r>
+    </w:p>
+    <w:p>
+      <w:r>
+        <w:t>________________________________________________________________</w:t>
+      </w:r>
+    </w:p>
+    <w:p>
+      <w:r>
+        <w:t>________________________________________________________________</w:t>
+      </w:r>
+    </w:p>
+    <w:p>
+      <w:r>
+        <w:t>________________________________________________________________</w:t>
+      </w:r>
+    </w:p>
+    <w:p>
+      <w:r>
+        <w:t>________________________________________________________________</w:t>
+      </w:r>
+    </w:p>
+    <w:p>
+      <w:r>
+        <w:t>________________________________________________________________</w:t>
+      </w:r>
+    </w:p>
+    <w:p>
+      <w:pPr>
+        <w:pStyle w:val="ListBullet"/>
+      </w:pPr>
+      <w:r>
+        <w:t>Hint if needed: Use the changed condition and the deciding step in the pictorial trace. The answer must say what follows from those facts.</w:t>
+      </w:r>
+    </w:p>
+    <w:p>
+      <w:pPr>
+        <w:pStyle w:val="Heading2"/>
+      </w:pPr>
+      <w:r>
+        <w:t>Check the changed explanation · reference / check after trying</w:t>
+      </w:r>
+    </w:p>
+    <w:p>
+      <w:pPr>
+        <w:spacing w:line="336" w:lineRule="auto" w:after="180"/>
+      </w:pPr>
+      <w:r>
+        <w:rPr>
+          <w:b w:val="0"/>
+        </w:rPr>
+        <w:t xml:space="preserve">After your attempt, compare with the supported explanation: Label the new </w:t>
+      </w:r>
+      <w:r>
+        <w:rPr>
+          <w:b/>
+        </w:rPr>
+        <w:t>observation</w:t>
+      </w:r>
+      <w:r>
+        <w:rPr>
+          <w:b w:val="0"/>
+        </w:rPr>
+        <w:t xml:space="preserve"> healthy under the toy rule. The missing visual </w:t>
+      </w:r>
+      <w:r>
+        <w:rPr>
+          <w:b/>
+        </w:rPr>
+        <w:t>evidence</w:t>
+      </w:r>
+      <w:r>
+        <w:rPr>
+          <w:b w:val="0"/>
+        </w:rPr>
+        <w:t xml:space="preserve"> is now supplied; the earlier uncertain image was not proof of health.</w:t>
+      </w:r>
+    </w:p>
+    <w:p>
+      <w:pPr>
+        <w:pStyle w:val="Heading2"/>
+      </w:pPr>
+      <w:r>
+        <w:t>Repair and keep the record</w:t>
+      </w:r>
+    </w:p>
+    <w:p>
+      <w:pPr>
+        <w:spacing w:line="336" w:lineRule="auto" w:after="180"/>
+      </w:pPr>
+      <w:r>
+        <w:rPr>
+          <w:b w:val="0"/>
+        </w:rPr>
+        <w:t>Review Inspect Before Modeling (ai-4/5). Goal: Inspect row meaning missing values and repeated records. Short practice: Which original information should the inspection log preserve?</w:t>
+      </w:r>
+    </w:p>
+    <w:p>
+      <w:pPr>
+        <w:spacing w:line="336" w:lineRule="auto" w:after="180"/>
+      </w:pPr>
+      <w:r>
+        <w:rPr>
+          <w:b w:val="0"/>
+        </w:rPr>
+        <w:t xml:space="preserve">Point to the relevant step in the picture, then write the changed result and the rule or </w:t>
+      </w:r>
+      <w:r>
+        <w:rPr>
+          <w:b/>
+        </w:rPr>
+        <w:t>evidence</w:t>
+      </w:r>
+      <w:r>
+        <w:rPr>
+          <w:b w:val="0"/>
+        </w:rPr>
+        <w:t xml:space="preserve"> that supports it.. Return to this week and explain what you changed.</w:t>
+      </w:r>
+    </w:p>
+    <w:p>
+      <w:pPr>
+        <w:spacing w:line="336" w:lineRule="auto" w:after="180"/>
+      </w:pPr>
+      <w:r>
+        <w:rPr>
+          <w:b w:val="0"/>
+        </w:rPr>
+        <w:t>Review Classification or Regression? (ai-4/3). Goal: Identify a task from the meaning of its target. Short practice: Did regression MAE improve when the boundary changed?</w:t>
+      </w:r>
+    </w:p>
+    <w:p>
+      <w:pPr>
+        <w:spacing w:line="336" w:lineRule="auto" w:after="180"/>
+      </w:pPr>
+      <w:r>
+        <w:rPr>
+          <w:b w:val="0"/>
+        </w:rPr>
+        <w:t xml:space="preserve">Point to the relevant step in the picture, then write the changed result and the rule or </w:t>
+      </w:r>
+      <w:r>
+        <w:rPr>
+          <w:b/>
+        </w:rPr>
+        <w:t>evidence</w:t>
+      </w:r>
+      <w:r>
+        <w:rPr>
+          <w:b w:val="0"/>
+        </w:rPr>
+        <w:t xml:space="preserve"> that supports it.. Return to this week and explain what you changed.</w:t>
+      </w:r>
+    </w:p>
+    <w:p>
+      <w:pPr>
+        <w:spacing w:line="336" w:lineRule="auto" w:after="180"/>
+      </w:pPr>
+      <w:r>
+        <w:rPr>
+          <w:b w:val="0"/>
+        </w:rPr>
+        <w:t xml:space="preserve">The browser lab lets you edit the supported Python examples already included in this lesson. Predict first, run, inspect the actual </w:t>
+      </w:r>
+      <w:r>
+        <w:rPr>
+          <w:b/>
+        </w:rPr>
+        <w:t>output</w:t>
+      </w:r>
+      <w:r>
+        <w:rPr>
+          <w:b w:val="0"/>
+        </w:rPr>
+        <w:t xml:space="preserve"> or error, change one </w:t>
+      </w:r>
+      <w:r>
+        <w:rPr>
+          <w:b/>
+        </w:rPr>
+        <w:t>input</w:t>
+      </w:r>
+      <w:r>
+        <w:rPr>
+          <w:b w:val="0"/>
+        </w:rPr>
+        <w:t>, then run again.</w:t>
+      </w:r>
+    </w:p>
+    <w:p>
+      <w:pPr>
+        <w:spacing w:line="336" w:lineRule="auto" w:after="180"/>
+      </w:pPr>
+      <w:r>
+        <w:rPr>
+          <w:b w:val="0"/>
+        </w:rPr>
+        <w:t xml:space="preserve">Keep code, </w:t>
+      </w:r>
+      <w:r>
+        <w:rPr>
+          <w:b/>
+        </w:rPr>
+        <w:t>prediction</w:t>
+      </w:r>
+      <w:r>
+        <w:rPr>
+          <w:b w:val="0"/>
+        </w:rPr>
+        <w:t>s, actual results and a reasoned revision together. On paper, label your result as a trace rather than an execution.</w:t>
+      </w:r>
+    </w:p>
+    <w:p>
+      <w:pPr>
+        <w:spacing w:line="336" w:lineRule="auto" w:after="180"/>
+      </w:pPr>
+      <w:r>
+        <w:rPr>
+          <w:b w:val="0"/>
+        </w:rPr>
+        <w:t xml:space="preserve">Use Download completed work in the hosted lesson to export your answers, reflections, practice feedback and code-run </w:t>
+      </w:r>
+      <w:r>
+        <w:rPr>
+          <w:b/>
+        </w:rPr>
+        <w:t>evidence</w:t>
+      </w:r>
+      <w:r>
+        <w:rPr>
+          <w:b w:val="0"/>
+        </w:rPr>
+        <w:t>. Open the HTML copy to read or print it.</w:t>
+      </w:r>
+    </w:p>
+    <w:p>
+      <w:pPr>
+        <w:spacing w:line="336" w:lineRule="auto" w:after="180"/>
+      </w:pPr>
+      <w:r>
+        <w:rPr>
+          <w:b w:val="0"/>
+        </w:rPr>
+        <w:t>Drafts stay in this browser when storage is available; clear drafts on a shared device.</w:t>
+      </w:r>
+    </w:p>
+    <w:p>
+      <w:pPr>
+        <w:pStyle w:val="Heading3"/>
+      </w:pPr>
+      <w:r>
+        <w:t>What I repaired, the evidence I kept and the next test</w:t>
+      </w:r>
+    </w:p>
+    <w:p>
+      <w:r>
+        <w:t>________________________________________________________________</w:t>
+      </w:r>
+    </w:p>
+    <w:p>
+      <w:r>
+        <w:t>________________________________________________________________</w:t>
+      </w:r>
+    </w:p>
+    <w:p>
+      <w:r>
+        <w:t>________________________________________________________________</w:t>
+      </w:r>
+    </w:p>
+    <w:p>
+      <w:r>
+        <w:t>________________________________________________________________</w:t>
+      </w:r>
+    </w:p>
+    <w:p>
+      <w:r>
+        <w:t>________________________________________________________________</w:t>
+      </w:r>
+    </w:p>
+    <w:p>
+      <w:pPr>
+        <w:pStyle w:val="Heading2"/>
+      </w:pPr>
+      <w:r>
+        <w:t>Earlier wording, alternatives and picture transcripts · reference / check after trying</w:t>
       </w:r>
     </w:p>
     <w:p>
@@ -2209,98 +2407,10 @@
     </w:p>
     <w:p>
       <w:pPr>
-        <w:spacing w:line="336" w:lineRule="auto" w:after="180"/>
-      </w:pPr>
-      <w:r>
-        <w:rPr>
-          <w:b w:val="0"/>
-        </w:rPr>
-        <w:t xml:space="preserve">Write a </w:t>
-      </w:r>
-      <w:r>
-        <w:rPr>
-          <w:b/>
-        </w:rPr>
-        <w:t>label rule</w:t>
-      </w:r>
-      <w:r>
-        <w:rPr>
-          <w:b w:val="0"/>
-        </w:rPr>
-        <w:t xml:space="preserve"> that resolves the visible boundary case.</w:t>
-      </w:r>
-    </w:p>
-    <w:p>
-      <w:pPr>
         <w:pStyle w:val="Heading3"/>
       </w:pPr>
       <w:r>
-        <w:t>Practice 1: explain the deciding evidence</w:t>
-      </w:r>
-    </w:p>
-    <w:p>
-      <w:pPr>
-        <w:spacing w:line="336" w:lineRule="auto" w:after="180"/>
-      </w:pPr>
-      <w:r>
-        <w:rPr>
-          <w:b w:val="0"/>
-        </w:rPr>
-        <w:t xml:space="preserve">Which labelled step matches this detail? If an </w:t>
-      </w:r>
-      <w:r>
-        <w:rPr>
-          <w:b/>
-        </w:rPr>
-        <w:t>annotator</w:t>
-      </w:r>
-      <w:r>
-        <w:rPr>
-          <w:b w:val="0"/>
-        </w:rPr>
-        <w:t xml:space="preserve"> labels X healthy, compare the image and declared spot rule before changing the label.</w:t>
-      </w:r>
-    </w:p>
-    <w:p>
-      <w:pPr>
-        <w:spacing w:line="336" w:lineRule="auto" w:after="180"/>
-        <w:shd w:fill="F4F9FC"/>
-      </w:pPr>
-      <w:r>
-        <w:rPr>
-          <w:b w:val="0"/>
-        </w:rPr>
-        <w:t>1. Apply visible rule</w:t>
-      </w:r>
-    </w:p>
-    <w:p>
-      <w:pPr>
-        <w:spacing w:line="336" w:lineRule="auto" w:after="180"/>
-        <w:shd w:fill="F4F9FC"/>
-      </w:pPr>
-      <w:r>
-        <w:rPr>
-          <w:b w:val="0"/>
-        </w:rPr>
-        <w:t>2. Review dis</w:t>
-      </w:r>
-      <w:r>
-        <w:rPr>
-          <w:b/>
-        </w:rPr>
-        <w:t>agreement</w:t>
-      </w:r>
-    </w:p>
-    <w:p>
-      <w:pPr>
-        <w:spacing w:line="336" w:lineRule="auto" w:after="180"/>
-        <w:shd w:fill="F4F9FC"/>
-      </w:pPr>
-      <w:r>
-        <w:rPr>
-          <w:b w:val="0"/>
-        </w:rPr>
-        <w:t>3. Handle uncertainty</w:t>
+        <w:t>Repair a missing building block</w:t>
       </w:r>
     </w:p>
     <w:p>
@@ -2308,32 +2418,7 @@
         <w:pStyle w:val="Heading3"/>
       </w:pPr>
       <w:r>
-        <w:t>My selected conclusion, deciding fact and explanation</w:t>
-      </w:r>
-    </w:p>
-    <w:p>
-      <w:r>
-        <w:t>________________________________________________________________</w:t>
-      </w:r>
-    </w:p>
-    <w:p>
-      <w:r>
-        <w:t>________________________________________________________________</w:t>
-      </w:r>
-    </w:p>
-    <w:p>
-      <w:r>
-        <w:t>________________________________________________________________</w:t>
-      </w:r>
-    </w:p>
-    <w:p>
-      <w:r>
-        <w:t>________________________________________________________________</w:t>
-      </w:r>
-    </w:p>
-    <w:p>
-      <w:r>
-        <w:t>________________________________________________________________</w:t>
+        <w:t>Predict, run and debug</w:t>
       </w:r>
     </w:p>
     <w:p>
@@ -2341,543 +2426,25 @@
         <w:pStyle w:val="Heading3"/>
       </w:pPr>
       <w:r>
-        <w:t>Hint · try first</w:t>
-      </w:r>
-    </w:p>
-    <w:p>
-      <w:pPr>
-        <w:spacing w:line="336" w:lineRule="auto" w:after="180"/>
-        <w:shd w:fill="F1F6F8"/>
-      </w:pPr>
-      <w:r>
-        <w:rPr>
-          <w:b w:val="0"/>
-        </w:rPr>
-        <w:t>Hint if needed: Read the steps in the pictorial case. Match the supplied detail to the stage that performs or records it.</w:t>
-      </w:r>
-    </w:p>
-    <w:p>
-      <w:pPr>
-        <w:pStyle w:val="Heading3"/>
-      </w:pPr>
-      <w:r>
-        <w:t>Feedback · compare after trying</w:t>
-      </w:r>
-    </w:p>
-    <w:p>
-      <w:pPr>
-        <w:spacing w:line="336" w:lineRule="auto" w:after="180"/>
-        <w:shd w:fill="F1F6FC"/>
-      </w:pPr>
-      <w:r>
-        <w:rPr>
-          <w:b w:val="0"/>
-        </w:rPr>
-        <w:t>After your attempt, compare with the supported explanation: Review dis</w:t>
-      </w:r>
-      <w:r>
-        <w:rPr>
-          <w:b/>
-        </w:rPr>
-        <w:t>agreement</w:t>
-      </w:r>
-      <w:r>
-        <w:rPr>
-          <w:b w:val="0"/>
-        </w:rPr>
-        <w:t xml:space="preserve"> If an </w:t>
-      </w:r>
-      <w:r>
-        <w:rPr>
-          <w:b/>
-        </w:rPr>
-        <w:t>annotator</w:t>
-      </w:r>
-      <w:r>
-        <w:rPr>
-          <w:b w:val="0"/>
-        </w:rPr>
-        <w:t xml:space="preserve"> labels X healthy, compare the image and declared spot rule before changing the label. Read the picture in order.</w:t>
-      </w:r>
-    </w:p>
-    <w:p>
-      <w:pPr>
-        <w:spacing w:line="336" w:lineRule="auto" w:after="180"/>
-        <w:shd w:fill="F1F6FC"/>
-      </w:pPr>
-      <w:r>
-        <w:rPr>
-          <w:b w:val="0"/>
-        </w:rPr>
-        <w:t xml:space="preserve">If an </w:t>
-      </w:r>
-      <w:r>
-        <w:rPr>
-          <w:b/>
-        </w:rPr>
-        <w:t>annotator</w:t>
-      </w:r>
-      <w:r>
-        <w:rPr>
-          <w:b w:val="0"/>
-        </w:rPr>
-        <w:t xml:space="preserve"> labels X healthy, compare the image and declared spot rule before changing the label. The arrows show which recorded </w:t>
-      </w:r>
-      <w:r>
-        <w:rPr>
-          <w:b/>
-        </w:rPr>
-        <w:t>input</w:t>
-      </w:r>
-      <w:r>
-        <w:rPr>
-          <w:b w:val="0"/>
-        </w:rPr>
-        <w:t xml:space="preserve"> or intermediate result each decision uses.</w:t>
-      </w:r>
-    </w:p>
-    <w:p>
-      <w:pPr>
-        <w:spacing w:line="336" w:lineRule="auto" w:after="180"/>
-        <w:shd w:fill="F1F6FC"/>
-      </w:pPr>
-      <w:r>
-        <w:rPr>
-          <w:b w:val="0"/>
-        </w:rPr>
-        <w:t>Explain the deciding step aloud before checking the changed case; pointing to the final answer alone does not show how it follows.</w:t>
-      </w:r>
-    </w:p>
-    <w:p>
-      <w:pPr>
-        <w:pStyle w:val="Heading3"/>
-      </w:pPr>
-      <w:r>
-        <w:t>Practice 2: explain the deciding evidence</w:t>
-      </w:r>
-    </w:p>
-    <w:p>
-      <w:pPr>
-        <w:pStyle w:val="Heading3"/>
-      </w:pPr>
-      <w:r>
-        <w:t>Changed case · predict first</w:t>
-      </w:r>
-    </w:p>
-    <w:p>
-      <w:pPr>
-        <w:spacing w:line="336" w:lineRule="auto" w:after="180"/>
-        <w:shd w:fill="F5F1FB"/>
-      </w:pPr>
-      <w:r>
-        <w:rPr>
-          <w:b w:val="0"/>
-        </w:rPr>
-        <w:t>Changed-case practice: Z receives a new fully visible image with no brown spots. Which conclusion is supported by the supplied facts?</w:t>
-      </w:r>
-    </w:p>
-    <w:p>
-      <w:pPr>
-        <w:spacing w:line="336" w:lineRule="auto" w:after="180"/>
-        <w:shd w:fill="F4F9FC"/>
-      </w:pPr>
-      <w:r>
-        <w:rPr>
-          <w:b w:val="0"/>
-        </w:rPr>
-        <w:t xml:space="preserve">1. Label the new </w:t>
-      </w:r>
-      <w:r>
-        <w:rPr>
-          <w:b/>
-        </w:rPr>
-        <w:t>observation</w:t>
-      </w:r>
-      <w:r>
-        <w:rPr>
-          <w:b w:val="0"/>
-        </w:rPr>
-        <w:t xml:space="preserve"> healthy under the toy rule.</w:t>
-      </w:r>
-    </w:p>
-    <w:p>
-      <w:pPr>
-        <w:spacing w:line="336" w:lineRule="auto" w:after="180"/>
-        <w:shd w:fill="F4F9FC"/>
-      </w:pPr>
-      <w:r>
-        <w:rPr>
-          <w:b w:val="0"/>
-        </w:rPr>
-        <w:t xml:space="preserve">2. This one example guarantees correct results for every future </w:t>
-      </w:r>
-      <w:r>
-        <w:rPr>
-          <w:b/>
-        </w:rPr>
-        <w:t>input</w:t>
-      </w:r>
-      <w:r>
-        <w:rPr>
-          <w:b w:val="0"/>
-        </w:rPr>
-        <w:t>.</w:t>
-      </w:r>
-    </w:p>
-    <w:p>
-      <w:pPr>
-        <w:spacing w:line="336" w:lineRule="auto" w:after="180"/>
-        <w:shd w:fill="F4F9FC"/>
-      </w:pPr>
-      <w:r>
-        <w:rPr>
-          <w:b w:val="0"/>
-        </w:rPr>
-        <w:t xml:space="preserve">3. We can decide the result without examining the changed </w:t>
-      </w:r>
-      <w:r>
-        <w:rPr>
-          <w:b/>
-        </w:rPr>
-        <w:t>input</w:t>
-      </w:r>
-      <w:r>
-        <w:rPr>
-          <w:b w:val="0"/>
-        </w:rPr>
-        <w:t xml:space="preserve"> or the procedure.</w:t>
-      </w:r>
-    </w:p>
-    <w:p>
-      <w:pPr>
-        <w:pStyle w:val="Heading3"/>
-      </w:pPr>
-      <w:r>
-        <w:t>My selected conclusion, deciding fact and explanation</w:t>
-      </w:r>
-    </w:p>
-    <w:p>
-      <w:r>
-        <w:t>________________________________________________________________</w:t>
-      </w:r>
-    </w:p>
-    <w:p>
-      <w:r>
-        <w:t>________________________________________________________________</w:t>
-      </w:r>
-    </w:p>
-    <w:p>
-      <w:r>
-        <w:t>________________________________________________________________</w:t>
-      </w:r>
-    </w:p>
-    <w:p>
-      <w:r>
-        <w:t>________________________________________________________________</w:t>
-      </w:r>
-    </w:p>
-    <w:p>
-      <w:r>
-        <w:t>________________________________________________________________</w:t>
-      </w:r>
-    </w:p>
-    <w:p>
-      <w:pPr>
-        <w:pStyle w:val="Heading3"/>
-      </w:pPr>
-      <w:r>
-        <w:t>Hint · try first</w:t>
-      </w:r>
-    </w:p>
-    <w:p>
-      <w:pPr>
-        <w:spacing w:line="336" w:lineRule="auto" w:after="180"/>
-        <w:shd w:fill="F1F6F8"/>
-      </w:pPr>
-      <w:r>
-        <w:rPr>
-          <w:b w:val="0"/>
-        </w:rPr>
-        <w:t>Hint if needed: Use the changed condition and the deciding step in the pictorial trace. The answer must say what follows from those facts.</w:t>
-      </w:r>
-    </w:p>
-    <w:p>
-      <w:pPr>
-        <w:pStyle w:val="Heading3"/>
-      </w:pPr>
-      <w:r>
-        <w:t>Feedback · compare after trying</w:t>
-      </w:r>
-    </w:p>
-    <w:p>
-      <w:pPr>
-        <w:spacing w:line="336" w:lineRule="auto" w:after="180"/>
-        <w:shd w:fill="F1F6FC"/>
-      </w:pPr>
-      <w:r>
-        <w:rPr>
-          <w:b w:val="0"/>
-        </w:rPr>
-        <w:t xml:space="preserve">After your attempt, compare with the supported explanation: Label the new </w:t>
-      </w:r>
-      <w:r>
-        <w:rPr>
-          <w:b/>
-        </w:rPr>
-        <w:t>observation</w:t>
-      </w:r>
-      <w:r>
-        <w:rPr>
-          <w:b w:val="0"/>
-        </w:rPr>
-        <w:t xml:space="preserve"> healthy under the toy rule. The missing visual </w:t>
-      </w:r>
-      <w:r>
-        <w:rPr>
-          <w:b/>
-        </w:rPr>
-        <w:t>evidence</w:t>
-      </w:r>
-      <w:r>
-        <w:rPr>
-          <w:b w:val="0"/>
-        </w:rPr>
-        <w:t xml:space="preserve"> is now supplied; the earlier uncertain image was not proof of health.</w:t>
-      </w:r>
-    </w:p>
-    <w:p>
-      <w:pPr>
-        <w:pStyle w:val="Heading3"/>
-      </w:pPr>
-      <w:r>
-        <w:t>Repair a missing building block</w:t>
-      </w:r>
-    </w:p>
-    <w:p>
-      <w:pPr>
-        <w:spacing w:line="336" w:lineRule="auto" w:after="180"/>
-      </w:pPr>
-      <w:r>
-        <w:rPr>
-          <w:b w:val="0"/>
-        </w:rPr>
-        <w:t>Review Inspect Before Modeling (ai-4/5). Goal: Inspect row meaning missing values and repeated records. Short practice: Which original information should the inspection log preserve?</w:t>
-      </w:r>
-    </w:p>
-    <w:p>
-      <w:pPr>
-        <w:spacing w:line="336" w:lineRule="auto" w:after="180"/>
-      </w:pPr>
-      <w:r>
-        <w:rPr>
-          <w:b w:val="0"/>
-        </w:rPr>
-        <w:t xml:space="preserve">Point to the relevant step in the picture, then write the changed result and the rule or </w:t>
-      </w:r>
-      <w:r>
-        <w:rPr>
-          <w:b/>
-        </w:rPr>
-        <w:t>evidence</w:t>
-      </w:r>
-      <w:r>
-        <w:rPr>
-          <w:b w:val="0"/>
-        </w:rPr>
-        <w:t xml:space="preserve"> that supports it.. Return to this week and explain what you changed.</w:t>
-      </w:r>
-    </w:p>
-    <w:p>
-      <w:pPr>
-        <w:spacing w:line="336" w:lineRule="auto" w:after="180"/>
-      </w:pPr>
-      <w:r>
-        <w:rPr>
-          <w:b w:val="0"/>
-        </w:rPr>
-        <w:t>Review Classification or Regression? (ai-4/3). Goal: Identify a task from the meaning of its target. Short practice: Did regression MAE improve when the boundary changed?</w:t>
-      </w:r>
-    </w:p>
-    <w:p>
-      <w:pPr>
-        <w:spacing w:line="336" w:lineRule="auto" w:after="180"/>
-      </w:pPr>
-      <w:r>
-        <w:rPr>
-          <w:b w:val="0"/>
-        </w:rPr>
-        <w:t xml:space="preserve">Point to the relevant step in the picture, then write the changed result and the rule or </w:t>
-      </w:r>
-      <w:r>
-        <w:rPr>
-          <w:b/>
-        </w:rPr>
-        <w:t>evidence</w:t>
-      </w:r>
-      <w:r>
-        <w:rPr>
-          <w:b w:val="0"/>
-        </w:rPr>
-        <w:t xml:space="preserve"> that supports it.. Return to this week and explain what you changed.</w:t>
-      </w:r>
-    </w:p>
-    <w:p>
-      <w:pPr>
-        <w:pStyle w:val="Heading3"/>
-      </w:pPr>
-      <w:r>
-        <w:t>Predict, run and debug</w:t>
-      </w:r>
-    </w:p>
-    <w:p>
-      <w:pPr>
-        <w:spacing w:line="336" w:lineRule="auto" w:after="180"/>
-      </w:pPr>
-      <w:r>
-        <w:rPr>
-          <w:b w:val="0"/>
-        </w:rPr>
-        <w:t xml:space="preserve">The browser lab lets you edit the supported Python examples already included in this lesson. Predict first, run, inspect the actual </w:t>
-      </w:r>
-      <w:r>
-        <w:rPr>
-          <w:b/>
-        </w:rPr>
-        <w:t>output</w:t>
-      </w:r>
-      <w:r>
-        <w:rPr>
-          <w:b w:val="0"/>
-        </w:rPr>
-        <w:t xml:space="preserve"> or error, change one </w:t>
-      </w:r>
-      <w:r>
-        <w:rPr>
-          <w:b/>
-        </w:rPr>
-        <w:t>input</w:t>
-      </w:r>
-      <w:r>
-        <w:rPr>
-          <w:b w:val="0"/>
-        </w:rPr>
-        <w:t>, then run again.</w:t>
-      </w:r>
-    </w:p>
-    <w:p>
-      <w:pPr>
-        <w:spacing w:line="336" w:lineRule="auto" w:after="180"/>
-      </w:pPr>
-      <w:r>
-        <w:rPr>
-          <w:b w:val="0"/>
-        </w:rPr>
-        <w:t xml:space="preserve">Keep code, </w:t>
-      </w:r>
-      <w:r>
-        <w:rPr>
-          <w:b/>
-        </w:rPr>
-        <w:t>prediction</w:t>
-      </w:r>
-      <w:r>
-        <w:rPr>
-          <w:b w:val="0"/>
-        </w:rPr>
-        <w:t>s, actual results and a reasoned revision together. On paper, label your result as a trace rather than an execution.</w:t>
-      </w:r>
-    </w:p>
-    <w:p>
-      <w:pPr>
-        <w:pStyle w:val="Heading3"/>
-      </w:pPr>
-      <w:r>
         <w:t>Keep your completed work</w:t>
       </w:r>
     </w:p>
     <w:p>
       <w:pPr>
-        <w:spacing w:line="336" w:lineRule="auto" w:after="180"/>
-      </w:pPr>
-      <w:r>
-        <w:rPr>
-          <w:b w:val="0"/>
-        </w:rPr>
-        <w:t xml:space="preserve">Use Download completed work in the hosted lesson to export your answers, reflections, practice feedback and code-run </w:t>
-      </w:r>
-      <w:r>
-        <w:rPr>
-          <w:b/>
-        </w:rPr>
-        <w:t>evidence</w:t>
-      </w:r>
-      <w:r>
-        <w:rPr>
-          <w:b w:val="0"/>
-        </w:rPr>
-        <w:t>. Open the HTML copy to read or print it.</w:t>
-      </w:r>
-    </w:p>
-    <w:p>
-      <w:pPr>
-        <w:spacing w:line="336" w:lineRule="auto" w:after="180"/>
-      </w:pPr>
-      <w:r>
-        <w:rPr>
-          <w:b w:val="0"/>
-        </w:rPr>
-        <w:t>Drafts stay in this browser when storage is available; clear drafts on a shared device.</w:t>
-      </w:r>
-    </w:p>
-    <w:p>
-      <w:pPr>
-        <w:pStyle w:val="Heading3"/>
-      </w:pPr>
-      <w:r>
-        <w:t>What I repaired, the evidence I kept and the next test</w:t>
-      </w:r>
-    </w:p>
-    <w:p>
-      <w:r>
-        <w:t>________________________________________________________________</w:t>
-      </w:r>
-    </w:p>
-    <w:p>
-      <w:r>
-        <w:t>________________________________________________________________</w:t>
-      </w:r>
-    </w:p>
-    <w:p>
-      <w:r>
-        <w:t>________________________________________________________________</w:t>
-      </w:r>
-    </w:p>
-    <w:p>
-      <w:r>
-        <w:t>________________________________________________________________</w:t>
-      </w:r>
-    </w:p>
-    <w:p>
-      <w:r>
-        <w:t>________________________________________________________________</w:t>
-      </w:r>
-    </w:p>
-    <w:p>
-      <w:pPr>
         <w:pStyle w:val="Heading1"/>
       </w:pPr>
       <w:r>
-        <w:t>21. Visual concept journey</w:t>
-      </w:r>
-    </w:p>
-    <w:p>
-      <w:r>
-        <w:t>Explain each Label Quality picture from its labels, then record a relevant limit.</w:t>
-      </w:r>
-    </w:p>
-    <w:p>
-      <w:pPr>
-        <w:pStyle w:val="Heading3"/>
+        <w:t>21. Reference · Six-picture response sheets</w:t>
+      </w:r>
+    </w:p>
+    <w:p>
+      <w:r>
+        <w:t>Choose the relevant picture instead of repeating every task.</w:t>
+      </w:r>
+    </w:p>
+    <w:p>
+      <w:pPr>
+        <w:pStyle w:val="Heading2"/>
       </w:pPr>
       <w:r>
         <w:t>01. Label Quality: the case</w:t>
@@ -2968,7 +2535,6 @@
     <w:p>
       <w:pPr>
         <w:spacing w:line="336" w:lineRule="auto" w:after="180"/>
-        <w:shd w:fill="F5F1FB"/>
       </w:pPr>
       <w:r>
         <w:rPr>
@@ -3007,7 +2573,7 @@
     </w:p>
     <w:p>
       <w:pPr>
-        <w:pStyle w:val="Heading3"/>
+        <w:pStyle w:val="Heading2"/>
       </w:pPr>
       <w:r>
         <w:t>02. Follow the deciding steps</w:t>
@@ -3087,7 +2653,6 @@
     <w:p>
       <w:pPr>
         <w:spacing w:line="336" w:lineRule="auto" w:after="180"/>
-        <w:shd w:fill="F5F1FB"/>
       </w:pPr>
       <w:r>
         <w:rPr>
@@ -3138,7 +2703,7 @@
     </w:p>
     <w:p>
       <w:pPr>
-        <w:pStyle w:val="Heading3"/>
+        <w:pStyle w:val="Heading2"/>
       </w:pPr>
       <w:r>
         <w:t>03. Follow a disagreement back to evidence</w:t>
@@ -3253,7 +2818,6 @@
     <w:p>
       <w:pPr>
         <w:spacing w:line="336" w:lineRule="auto" w:after="180"/>
-        <w:shd w:fill="F5F1FB"/>
       </w:pPr>
       <w:r>
         <w:rPr>
@@ -3292,7 +2856,7 @@
     </w:p>
     <w:p>
       <w:pPr>
-        <w:pStyle w:val="Heading3"/>
+        <w:pStyle w:val="Heading2"/>
       </w:pPr>
       <w:r>
         <w:t>04. Change one thing. Trace what follows.</w:t>
@@ -3395,7 +2959,6 @@
     <w:p>
       <w:pPr>
         <w:spacing w:line="336" w:lineRule="auto" w:after="180"/>
-        <w:shd w:fill="F5F1FB"/>
       </w:pPr>
       <w:r>
         <w:rPr>
@@ -3434,7 +2997,7 @@
     </w:p>
     <w:p>
       <w:pPr>
-        <w:pStyle w:val="Heading3"/>
+        <w:pStyle w:val="Heading2"/>
       </w:pPr>
       <w:r>
         <w:t>05. Connect the explanation to its limit</w:t>
@@ -3525,7 +3088,6 @@
     <w:p>
       <w:pPr>
         <w:spacing w:line="336" w:lineRule="auto" w:after="180"/>
-        <w:shd w:fill="F5F1FB"/>
       </w:pPr>
       <w:r>
         <w:rPr>
@@ -3564,7 +3126,7 @@
     </w:p>
     <w:p>
       <w:pPr>
-        <w:pStyle w:val="Heading3"/>
+        <w:pStyle w:val="Heading2"/>
       </w:pPr>
       <w:r>
         <w:t>06. Make the idea visible in your project</w:t>
@@ -3702,7 +3264,6 @@
     <w:p>
       <w:pPr>
         <w:spacing w:line="336" w:lineRule="auto" w:after="180"/>
-        <w:shd w:fill="F5F1FB"/>
       </w:pPr>
       <w:r>
         <w:rPr>
@@ -3749,6 +3310,62 @@
     <w:p>
       <w:r>
         <w:t>________________________________________________________________</w:t>
+      </w:r>
+    </w:p>
+    <w:p>
+      <w:pPr>
+        <w:pStyle w:val="Heading2"/>
+      </w:pPr>
+      <w:r>
+        <w:t>Earlier wording, alternatives and picture transcripts · reference / check after trying</w:t>
+      </w:r>
+    </w:p>
+    <w:p>
+      <w:pPr>
+        <w:pStyle w:val="Heading3"/>
+      </w:pPr>
+      <w:r>
+        <w:t>01. Label Quality: the case</w:t>
+      </w:r>
+    </w:p>
+    <w:p>
+      <w:pPr>
+        <w:pStyle w:val="Heading3"/>
+      </w:pPr>
+      <w:r>
+        <w:t>02. Follow the deciding steps</w:t>
+      </w:r>
+    </w:p>
+    <w:p>
+      <w:pPr>
+        <w:pStyle w:val="Heading3"/>
+      </w:pPr>
+      <w:r>
+        <w:t>03. Follow a disagreement back to evidence</w:t>
+      </w:r>
+    </w:p>
+    <w:p>
+      <w:pPr>
+        <w:pStyle w:val="Heading3"/>
+      </w:pPr>
+      <w:r>
+        <w:t>04. Change one thing. Trace what follows.</w:t>
+      </w:r>
+    </w:p>
+    <w:p>
+      <w:pPr>
+        <w:pStyle w:val="Heading3"/>
+      </w:pPr>
+      <w:r>
+        <w:t>05. Connect the explanation to its limit</w:t>
+      </w:r>
+    </w:p>
+    <w:p>
+      <w:pPr>
+        <w:pStyle w:val="Heading3"/>
+      </w:pPr>
+      <w:r>
+        <w:t>06. Make the idea visible in your project</w:t>
       </w:r>
     </w:p>
     <w:sectPr>
